--- a/Main Dashboard Prompts.docx
+++ b/Main Dashboard Prompts.docx
@@ -148,7 +148,7 @@
       <w:pPr>
         <w:numPr>
           <w:ilvl w:val="0"/>
-          <w:numId w:val="1"/>
+          <w:numId w:val="2"/>
         </w:numPr>
         <w:spacing w:after="0" w:afterAutospacing="0" w:lineRule="auto"/>
         <w:ind w:left="720" w:hanging="360"/>
@@ -172,7 +172,7 @@
       <w:pPr>
         <w:numPr>
           <w:ilvl w:val="0"/>
-          <w:numId w:val="1"/>
+          <w:numId w:val="2"/>
         </w:numPr>
         <w:spacing w:after="0" w:afterAutospacing="0" w:lineRule="auto"/>
         <w:ind w:left="720" w:hanging="360"/>
@@ -196,7 +196,7 @@
       <w:pPr>
         <w:numPr>
           <w:ilvl w:val="0"/>
-          <w:numId w:val="1"/>
+          <w:numId w:val="2"/>
         </w:numPr>
         <w:spacing w:after="140" w:lineRule="auto"/>
         <w:ind w:left="720" w:hanging="360"/>
@@ -283,7 +283,7 @@
       <w:pPr>
         <w:numPr>
           <w:ilvl w:val="0"/>
-          <w:numId w:val="10"/>
+          <w:numId w:val="19"/>
         </w:numPr>
         <w:spacing w:after="0" w:afterAutospacing="0" w:lineRule="auto"/>
         <w:ind w:left="720" w:hanging="360"/>
@@ -307,7 +307,7 @@
       <w:pPr>
         <w:numPr>
           <w:ilvl w:val="0"/>
-          <w:numId w:val="10"/>
+          <w:numId w:val="19"/>
         </w:numPr>
         <w:spacing w:after="0" w:afterAutospacing="0" w:lineRule="auto"/>
         <w:ind w:left="720" w:hanging="360"/>
@@ -331,7 +331,7 @@
       <w:pPr>
         <w:numPr>
           <w:ilvl w:val="0"/>
-          <w:numId w:val="10"/>
+          <w:numId w:val="19"/>
         </w:numPr>
         <w:spacing w:after="0" w:afterAutospacing="0" w:lineRule="auto"/>
         <w:ind w:left="720" w:hanging="360"/>
@@ -355,7 +355,7 @@
       <w:pPr>
         <w:numPr>
           <w:ilvl w:val="0"/>
-          <w:numId w:val="10"/>
+          <w:numId w:val="19"/>
         </w:numPr>
         <w:spacing w:after="0" w:afterAutospacing="0" w:lineRule="auto"/>
         <w:ind w:left="720" w:hanging="360"/>
@@ -379,7 +379,7 @@
       <w:pPr>
         <w:numPr>
           <w:ilvl w:val="0"/>
-          <w:numId w:val="10"/>
+          <w:numId w:val="19"/>
         </w:numPr>
         <w:spacing w:after="140" w:lineRule="auto"/>
         <w:ind w:left="720" w:hanging="360"/>
@@ -424,7 +424,7 @@
       <w:pPr>
         <w:numPr>
           <w:ilvl w:val="0"/>
-          <w:numId w:val="6"/>
+          <w:numId w:val="12"/>
         </w:numPr>
         <w:spacing w:after="0" w:afterAutospacing="0" w:lineRule="auto"/>
         <w:ind w:left="720" w:hanging="360"/>
@@ -448,7 +448,7 @@
       <w:pPr>
         <w:numPr>
           <w:ilvl w:val="0"/>
-          <w:numId w:val="6"/>
+          <w:numId w:val="12"/>
         </w:numPr>
         <w:spacing w:after="0" w:afterAutospacing="0" w:lineRule="auto"/>
         <w:ind w:left="720" w:hanging="360"/>
@@ -472,7 +472,7 @@
       <w:pPr>
         <w:numPr>
           <w:ilvl w:val="0"/>
-          <w:numId w:val="6"/>
+          <w:numId w:val="12"/>
         </w:numPr>
         <w:spacing w:after="0" w:afterAutospacing="0" w:lineRule="auto"/>
         <w:ind w:left="720" w:hanging="360"/>
@@ -496,7 +496,7 @@
       <w:pPr>
         <w:numPr>
           <w:ilvl w:val="0"/>
-          <w:numId w:val="6"/>
+          <w:numId w:val="12"/>
         </w:numPr>
         <w:spacing w:after="140" w:lineRule="auto"/>
         <w:ind w:left="720" w:hanging="360"/>
@@ -798,7 +798,7 @@
       <w:pPr>
         <w:numPr>
           <w:ilvl w:val="0"/>
-          <w:numId w:val="2"/>
+          <w:numId w:val="3"/>
         </w:numPr>
         <w:spacing w:after="0" w:afterAutospacing="0" w:lineRule="auto"/>
         <w:ind w:left="720" w:hanging="360"/>
@@ -822,7 +822,7 @@
       <w:pPr>
         <w:numPr>
           <w:ilvl w:val="0"/>
-          <w:numId w:val="2"/>
+          <w:numId w:val="3"/>
         </w:numPr>
         <w:spacing w:after="0" w:afterAutospacing="0" w:lineRule="auto"/>
         <w:ind w:left="720" w:hanging="360"/>
@@ -846,7 +846,7 @@
       <w:pPr>
         <w:numPr>
           <w:ilvl w:val="0"/>
-          <w:numId w:val="2"/>
+          <w:numId w:val="3"/>
         </w:numPr>
         <w:spacing w:after="0" w:afterAutospacing="0" w:lineRule="auto"/>
         <w:ind w:left="720" w:hanging="360"/>
@@ -870,7 +870,7 @@
       <w:pPr>
         <w:numPr>
           <w:ilvl w:val="0"/>
-          <w:numId w:val="2"/>
+          <w:numId w:val="3"/>
         </w:numPr>
         <w:spacing w:after="0" w:afterAutospacing="0" w:lineRule="auto"/>
         <w:ind w:left="720" w:hanging="360"/>
@@ -894,7 +894,7 @@
       <w:pPr>
         <w:numPr>
           <w:ilvl w:val="0"/>
-          <w:numId w:val="2"/>
+          <w:numId w:val="3"/>
         </w:numPr>
         <w:spacing w:after="0" w:afterAutospacing="0" w:lineRule="auto"/>
         <w:ind w:left="720" w:hanging="360"/>
@@ -918,7 +918,7 @@
       <w:pPr>
         <w:numPr>
           <w:ilvl w:val="0"/>
-          <w:numId w:val="2"/>
+          <w:numId w:val="3"/>
         </w:numPr>
         <w:spacing w:after="140" w:lineRule="auto"/>
         <w:ind w:left="720" w:hanging="360"/>
@@ -963,7 +963,7 @@
       <w:pPr>
         <w:numPr>
           <w:ilvl w:val="0"/>
-          <w:numId w:val="12"/>
+          <w:numId w:val="22"/>
         </w:numPr>
         <w:spacing w:after="0" w:afterAutospacing="0" w:lineRule="auto"/>
         <w:ind w:left="720" w:hanging="360"/>
@@ -987,7 +987,7 @@
       <w:pPr>
         <w:numPr>
           <w:ilvl w:val="0"/>
-          <w:numId w:val="12"/>
+          <w:numId w:val="22"/>
         </w:numPr>
         <w:spacing w:after="0" w:afterAutospacing="0" w:lineRule="auto"/>
         <w:ind w:left="720" w:hanging="360"/>
@@ -1011,7 +1011,7 @@
       <w:pPr>
         <w:numPr>
           <w:ilvl w:val="0"/>
-          <w:numId w:val="12"/>
+          <w:numId w:val="22"/>
         </w:numPr>
         <w:spacing w:after="0" w:afterAutospacing="0" w:lineRule="auto"/>
         <w:ind w:left="720" w:hanging="360"/>
@@ -1035,7 +1035,7 @@
       <w:pPr>
         <w:numPr>
           <w:ilvl w:val="0"/>
-          <w:numId w:val="12"/>
+          <w:numId w:val="22"/>
         </w:numPr>
         <w:spacing w:after="140" w:lineRule="auto"/>
         <w:ind w:left="720" w:hanging="360"/>
@@ -1101,7 +1101,7 @@
       <w:pPr>
         <w:numPr>
           <w:ilvl w:val="0"/>
-          <w:numId w:val="3"/>
+          <w:numId w:val="6"/>
         </w:numPr>
         <w:spacing w:after="0" w:afterAutospacing="0" w:lineRule="auto"/>
         <w:ind w:left="720" w:hanging="360"/>
@@ -1125,7 +1125,7 @@
       <w:pPr>
         <w:numPr>
           <w:ilvl w:val="0"/>
-          <w:numId w:val="3"/>
+          <w:numId w:val="6"/>
         </w:numPr>
         <w:spacing w:after="0" w:afterAutospacing="0" w:lineRule="auto"/>
         <w:ind w:left="720" w:hanging="360"/>
@@ -1149,7 +1149,7 @@
       <w:pPr>
         <w:numPr>
           <w:ilvl w:val="0"/>
-          <w:numId w:val="3"/>
+          <w:numId w:val="6"/>
         </w:numPr>
         <w:spacing w:after="0" w:afterAutospacing="0" w:lineRule="auto"/>
         <w:ind w:left="720" w:hanging="360"/>
@@ -1173,7 +1173,7 @@
       <w:pPr>
         <w:numPr>
           <w:ilvl w:val="0"/>
-          <w:numId w:val="3"/>
+          <w:numId w:val="6"/>
         </w:numPr>
         <w:spacing w:after="0" w:afterAutospacing="0" w:lineRule="auto"/>
         <w:ind w:left="720" w:hanging="360"/>
@@ -1197,7 +1197,7 @@
       <w:pPr>
         <w:numPr>
           <w:ilvl w:val="0"/>
-          <w:numId w:val="3"/>
+          <w:numId w:val="6"/>
         </w:numPr>
         <w:spacing w:after="0" w:afterAutospacing="0" w:lineRule="auto"/>
         <w:ind w:left="720" w:hanging="360"/>
@@ -1221,7 +1221,7 @@
       <w:pPr>
         <w:numPr>
           <w:ilvl w:val="0"/>
-          <w:numId w:val="3"/>
+          <w:numId w:val="6"/>
         </w:numPr>
         <w:spacing w:after="140" w:lineRule="auto"/>
         <w:ind w:left="720" w:hanging="360"/>
@@ -1266,7 +1266,7 @@
       <w:pPr>
         <w:numPr>
           <w:ilvl w:val="0"/>
-          <w:numId w:val="7"/>
+          <w:numId w:val="13"/>
         </w:numPr>
         <w:spacing w:after="0" w:afterAutospacing="0" w:lineRule="auto"/>
         <w:ind w:left="720" w:hanging="360"/>
@@ -1290,7 +1290,7 @@
       <w:pPr>
         <w:numPr>
           <w:ilvl w:val="0"/>
-          <w:numId w:val="7"/>
+          <w:numId w:val="13"/>
         </w:numPr>
         <w:spacing w:after="0" w:afterAutospacing="0" w:lineRule="auto"/>
         <w:ind w:left="720" w:hanging="360"/>
@@ -1314,7 +1314,7 @@
       <w:pPr>
         <w:numPr>
           <w:ilvl w:val="0"/>
-          <w:numId w:val="7"/>
+          <w:numId w:val="13"/>
         </w:numPr>
         <w:spacing w:after="0" w:afterAutospacing="0" w:lineRule="auto"/>
         <w:ind w:left="720" w:hanging="360"/>
@@ -1338,7 +1338,7 @@
       <w:pPr>
         <w:numPr>
           <w:ilvl w:val="0"/>
-          <w:numId w:val="7"/>
+          <w:numId w:val="13"/>
         </w:numPr>
         <w:spacing w:after="0" w:afterAutospacing="0" w:lineRule="auto"/>
         <w:ind w:left="720" w:hanging="360"/>
@@ -1362,7 +1362,7 @@
       <w:pPr>
         <w:numPr>
           <w:ilvl w:val="0"/>
-          <w:numId w:val="7"/>
+          <w:numId w:val="13"/>
         </w:numPr>
         <w:spacing w:after="0" w:afterAutospacing="0" w:lineRule="auto"/>
         <w:ind w:left="720" w:hanging="360"/>
@@ -1386,7 +1386,7 @@
       <w:pPr>
         <w:numPr>
           <w:ilvl w:val="0"/>
-          <w:numId w:val="7"/>
+          <w:numId w:val="13"/>
         </w:numPr>
         <w:spacing w:after="0" w:afterAutospacing="0" w:lineRule="auto"/>
         <w:ind w:left="720" w:hanging="360"/>
@@ -1410,7 +1410,7 @@
       <w:pPr>
         <w:numPr>
           <w:ilvl w:val="0"/>
-          <w:numId w:val="7"/>
+          <w:numId w:val="13"/>
         </w:numPr>
         <w:spacing w:after="0" w:afterAutospacing="0" w:lineRule="auto"/>
         <w:ind w:left="720" w:hanging="360"/>
@@ -1434,7 +1434,7 @@
       <w:pPr>
         <w:numPr>
           <w:ilvl w:val="0"/>
-          <w:numId w:val="7"/>
+          <w:numId w:val="13"/>
         </w:numPr>
         <w:spacing w:after="0" w:afterAutospacing="0" w:lineRule="auto"/>
         <w:ind w:left="720" w:hanging="360"/>
@@ -1458,7 +1458,7 @@
       <w:pPr>
         <w:numPr>
           <w:ilvl w:val="0"/>
-          <w:numId w:val="7"/>
+          <w:numId w:val="13"/>
         </w:numPr>
         <w:spacing w:after="0" w:afterAutospacing="0" w:lineRule="auto"/>
         <w:ind w:left="720" w:hanging="360"/>
@@ -1482,7 +1482,7 @@
       <w:pPr>
         <w:numPr>
           <w:ilvl w:val="0"/>
-          <w:numId w:val="7"/>
+          <w:numId w:val="13"/>
         </w:numPr>
         <w:spacing w:after="0" w:afterAutospacing="0" w:lineRule="auto"/>
         <w:ind w:left="720" w:hanging="360"/>
@@ -1506,7 +1506,7 @@
       <w:pPr>
         <w:numPr>
           <w:ilvl w:val="0"/>
-          <w:numId w:val="7"/>
+          <w:numId w:val="13"/>
         </w:numPr>
         <w:spacing w:after="0" w:afterAutospacing="0" w:lineRule="auto"/>
         <w:ind w:left="720" w:hanging="360"/>
@@ -1530,7 +1530,7 @@
       <w:pPr>
         <w:numPr>
           <w:ilvl w:val="0"/>
-          <w:numId w:val="7"/>
+          <w:numId w:val="13"/>
         </w:numPr>
         <w:spacing w:after="0" w:afterAutospacing="0" w:lineRule="auto"/>
         <w:ind w:left="720" w:hanging="360"/>
@@ -1554,7 +1554,7 @@
       <w:pPr>
         <w:numPr>
           <w:ilvl w:val="0"/>
-          <w:numId w:val="7"/>
+          <w:numId w:val="13"/>
         </w:numPr>
         <w:spacing w:after="140" w:lineRule="auto"/>
         <w:ind w:left="720" w:hanging="360"/>
@@ -1599,7 +1599,7 @@
       <w:pPr>
         <w:numPr>
           <w:ilvl w:val="0"/>
-          <w:numId w:val="4"/>
+          <w:numId w:val="8"/>
         </w:numPr>
         <w:spacing w:after="0" w:afterAutospacing="0" w:lineRule="auto"/>
         <w:ind w:left="720" w:hanging="360"/>
@@ -1645,7 +1645,7 @@
       <w:pPr>
         <w:numPr>
           <w:ilvl w:val="0"/>
-          <w:numId w:val="4"/>
+          <w:numId w:val="8"/>
         </w:numPr>
         <w:spacing w:after="0" w:afterAutospacing="0" w:lineRule="auto"/>
         <w:ind w:left="720" w:hanging="360"/>
@@ -1669,7 +1669,7 @@
       <w:pPr>
         <w:numPr>
           <w:ilvl w:val="0"/>
-          <w:numId w:val="4"/>
+          <w:numId w:val="8"/>
         </w:numPr>
         <w:spacing w:after="0" w:afterAutospacing="0" w:lineRule="auto"/>
         <w:ind w:left="720" w:hanging="360"/>
@@ -1693,7 +1693,7 @@
       <w:pPr>
         <w:numPr>
           <w:ilvl w:val="0"/>
-          <w:numId w:val="4"/>
+          <w:numId w:val="8"/>
         </w:numPr>
         <w:spacing w:after="0" w:afterAutospacing="0" w:lineRule="auto"/>
         <w:ind w:left="720" w:hanging="360"/>
@@ -1717,7 +1717,7 @@
       <w:pPr>
         <w:numPr>
           <w:ilvl w:val="0"/>
-          <w:numId w:val="4"/>
+          <w:numId w:val="8"/>
         </w:numPr>
         <w:spacing w:after="0" w:afterAutospacing="0" w:lineRule="auto"/>
         <w:ind w:left="720" w:hanging="360"/>
@@ -1741,7 +1741,7 @@
       <w:pPr>
         <w:numPr>
           <w:ilvl w:val="0"/>
-          <w:numId w:val="4"/>
+          <w:numId w:val="8"/>
         </w:numPr>
         <w:spacing w:after="0" w:afterAutospacing="0" w:lineRule="auto"/>
         <w:ind w:left="720" w:hanging="360"/>
@@ -1765,7 +1765,7 @@
       <w:pPr>
         <w:numPr>
           <w:ilvl w:val="0"/>
-          <w:numId w:val="4"/>
+          <w:numId w:val="8"/>
         </w:numPr>
         <w:spacing w:after="140" w:lineRule="auto"/>
         <w:ind w:left="720" w:hanging="360"/>
@@ -1941,7 +1941,7 @@
       <w:pPr>
         <w:numPr>
           <w:ilvl w:val="0"/>
-          <w:numId w:val="5"/>
+          <w:numId w:val="11"/>
         </w:numPr>
         <w:spacing w:after="0" w:afterAutospacing="0" w:lineRule="auto"/>
         <w:ind w:left="720" w:hanging="360"/>
@@ -1965,7 +1965,7 @@
       <w:pPr>
         <w:numPr>
           <w:ilvl w:val="0"/>
-          <w:numId w:val="5"/>
+          <w:numId w:val="11"/>
         </w:numPr>
         <w:spacing w:after="140" w:lineRule="auto"/>
         <w:ind w:left="720" w:hanging="360"/>
@@ -2010,7 +2010,7 @@
       <w:pPr>
         <w:numPr>
           <w:ilvl w:val="0"/>
-          <w:numId w:val="9"/>
+          <w:numId w:val="18"/>
         </w:numPr>
         <w:spacing w:after="0" w:afterAutospacing="0" w:lineRule="auto"/>
         <w:ind w:left="720" w:hanging="360"/>
@@ -2034,7 +2034,7 @@
       <w:pPr>
         <w:numPr>
           <w:ilvl w:val="0"/>
-          <w:numId w:val="9"/>
+          <w:numId w:val="18"/>
         </w:numPr>
         <w:spacing w:after="0" w:afterAutospacing="0" w:lineRule="auto"/>
         <w:ind w:left="720" w:hanging="360"/>
@@ -2058,7 +2058,7 @@
       <w:pPr>
         <w:numPr>
           <w:ilvl w:val="0"/>
-          <w:numId w:val="9"/>
+          <w:numId w:val="18"/>
         </w:numPr>
         <w:spacing w:after="0" w:afterAutospacing="0" w:lineRule="auto"/>
         <w:ind w:left="720" w:hanging="360"/>
@@ -2082,7 +2082,7 @@
       <w:pPr>
         <w:numPr>
           <w:ilvl w:val="0"/>
-          <w:numId w:val="9"/>
+          <w:numId w:val="18"/>
         </w:numPr>
         <w:spacing w:after="0" w:afterAutospacing="0" w:lineRule="auto"/>
         <w:ind w:left="720" w:hanging="360"/>
@@ -2106,7 +2106,7 @@
       <w:pPr>
         <w:numPr>
           <w:ilvl w:val="0"/>
-          <w:numId w:val="9"/>
+          <w:numId w:val="18"/>
         </w:numPr>
         <w:spacing w:after="140" w:lineRule="auto"/>
         <w:ind w:left="720" w:hanging="360"/>
@@ -2172,7 +2172,7 @@
       <w:pPr>
         <w:numPr>
           <w:ilvl w:val="0"/>
-          <w:numId w:val="11"/>
+          <w:numId w:val="20"/>
         </w:numPr>
         <w:spacing w:after="0" w:afterAutospacing="0" w:lineRule="auto"/>
         <w:ind w:left="720" w:hanging="360"/>
@@ -2196,7 +2196,7 @@
       <w:pPr>
         <w:numPr>
           <w:ilvl w:val="0"/>
-          <w:numId w:val="11"/>
+          <w:numId w:val="20"/>
         </w:numPr>
         <w:spacing w:after="0" w:afterAutospacing="0" w:lineRule="auto"/>
         <w:ind w:left="720" w:hanging="360"/>
@@ -2220,7 +2220,7 @@
       <w:pPr>
         <w:numPr>
           <w:ilvl w:val="0"/>
-          <w:numId w:val="11"/>
+          <w:numId w:val="20"/>
         </w:numPr>
         <w:spacing w:after="0" w:afterAutospacing="0" w:lineRule="auto"/>
         <w:ind w:left="720" w:hanging="360"/>
@@ -2244,7 +2244,7 @@
       <w:pPr>
         <w:numPr>
           <w:ilvl w:val="0"/>
-          <w:numId w:val="11"/>
+          <w:numId w:val="20"/>
         </w:numPr>
         <w:spacing w:after="0" w:afterAutospacing="0" w:lineRule="auto"/>
         <w:ind w:left="720" w:hanging="360"/>
@@ -2268,7 +2268,7 @@
       <w:pPr>
         <w:numPr>
           <w:ilvl w:val="0"/>
-          <w:numId w:val="11"/>
+          <w:numId w:val="20"/>
         </w:numPr>
         <w:spacing w:after="0" w:afterAutospacing="0" w:lineRule="auto"/>
         <w:ind w:left="720" w:hanging="360"/>
@@ -2292,7 +2292,7 @@
       <w:pPr>
         <w:numPr>
           <w:ilvl w:val="0"/>
-          <w:numId w:val="11"/>
+          <w:numId w:val="20"/>
         </w:numPr>
         <w:spacing w:after="0" w:afterAutospacing="0" w:lineRule="auto"/>
         <w:ind w:left="720" w:hanging="360"/>
@@ -2316,7 +2316,7 @@
       <w:pPr>
         <w:numPr>
           <w:ilvl w:val="0"/>
-          <w:numId w:val="11"/>
+          <w:numId w:val="20"/>
         </w:numPr>
         <w:spacing w:after="0" w:afterAutospacing="0" w:lineRule="auto"/>
         <w:ind w:left="720" w:hanging="360"/>
@@ -2340,7 +2340,7 @@
       <w:pPr>
         <w:numPr>
           <w:ilvl w:val="0"/>
-          <w:numId w:val="11"/>
+          <w:numId w:val="20"/>
         </w:numPr>
         <w:spacing w:after="140" w:lineRule="auto"/>
         <w:ind w:left="720" w:hanging="360"/>
@@ -2385,7 +2385,7 @@
       <w:pPr>
         <w:numPr>
           <w:ilvl w:val="0"/>
-          <w:numId w:val="13"/>
+          <w:numId w:val="23"/>
         </w:numPr>
         <w:spacing w:after="0" w:afterAutospacing="0" w:lineRule="auto"/>
         <w:ind w:left="720" w:hanging="360"/>
@@ -2409,7 +2409,7 @@
       <w:pPr>
         <w:numPr>
           <w:ilvl w:val="0"/>
-          <w:numId w:val="13"/>
+          <w:numId w:val="23"/>
         </w:numPr>
         <w:spacing w:after="0" w:afterAutospacing="0" w:lineRule="auto"/>
         <w:ind w:left="720" w:hanging="360"/>
@@ -2433,7 +2433,7 @@
       <w:pPr>
         <w:numPr>
           <w:ilvl w:val="0"/>
-          <w:numId w:val="13"/>
+          <w:numId w:val="23"/>
         </w:numPr>
         <w:spacing w:after="0" w:afterAutospacing="0" w:lineRule="auto"/>
         <w:ind w:left="720" w:hanging="360"/>
@@ -2457,7 +2457,7 @@
       <w:pPr>
         <w:numPr>
           <w:ilvl w:val="0"/>
-          <w:numId w:val="13"/>
+          <w:numId w:val="23"/>
         </w:numPr>
         <w:spacing w:after="140" w:lineRule="auto"/>
         <w:ind w:left="720" w:hanging="360"/>
@@ -2502,7 +2502,7 @@
       <w:pPr>
         <w:numPr>
           <w:ilvl w:val="0"/>
-          <w:numId w:val="8"/>
+          <w:numId w:val="17"/>
         </w:numPr>
         <w:spacing w:after="0" w:afterAutospacing="0" w:lineRule="auto"/>
         <w:ind w:left="720" w:hanging="360"/>
@@ -2526,7 +2526,7 @@
       <w:pPr>
         <w:numPr>
           <w:ilvl w:val="0"/>
-          <w:numId w:val="8"/>
+          <w:numId w:val="17"/>
         </w:numPr>
         <w:spacing w:after="0" w:afterAutospacing="0" w:lineRule="auto"/>
         <w:ind w:left="720" w:hanging="360"/>
@@ -2572,7 +2572,7 @@
       <w:pPr>
         <w:numPr>
           <w:ilvl w:val="0"/>
-          <w:numId w:val="8"/>
+          <w:numId w:val="17"/>
         </w:numPr>
         <w:spacing w:after="0" w:afterAutospacing="0" w:lineRule="auto"/>
         <w:ind w:left="720" w:hanging="360"/>
@@ -2596,7 +2596,7 @@
       <w:pPr>
         <w:numPr>
           <w:ilvl w:val="0"/>
-          <w:numId w:val="8"/>
+          <w:numId w:val="17"/>
         </w:numPr>
         <w:spacing w:after="0" w:afterAutospacing="0" w:lineRule="auto"/>
         <w:ind w:left="720" w:hanging="360"/>
@@ -2620,7 +2620,7 @@
       <w:pPr>
         <w:numPr>
           <w:ilvl w:val="0"/>
-          <w:numId w:val="8"/>
+          <w:numId w:val="17"/>
         </w:numPr>
         <w:spacing w:after="0" w:afterAutospacing="0" w:lineRule="auto"/>
         <w:ind w:left="720" w:hanging="360"/>
@@ -2644,7 +2644,7 @@
       <w:pPr>
         <w:numPr>
           <w:ilvl w:val="0"/>
-          <w:numId w:val="8"/>
+          <w:numId w:val="17"/>
         </w:numPr>
         <w:spacing w:after="0" w:afterAutospacing="0" w:lineRule="auto"/>
         <w:ind w:left="720" w:hanging="360"/>
@@ -2668,7 +2668,7 @@
       <w:pPr>
         <w:numPr>
           <w:ilvl w:val="0"/>
-          <w:numId w:val="8"/>
+          <w:numId w:val="17"/>
         </w:numPr>
         <w:spacing w:after="140" w:lineRule="auto"/>
         <w:ind w:left="720" w:hanging="360"/>
@@ -2707,6 +2707,2675 @@
           <w:rtl w:val="0"/>
         </w:rPr>
         <w:t xml:space="preserve">Keep this tab clearly built on top of SMA Backtest so future optimisation work can test multiple stop-loss/take-profit combinations without rewriting the strategy.</w:t>
+      </w:r>
+    </w:p>
+    <w:p>
+      <w:pPr>
+        <w:pStyle w:val="Heading2"/>
+        <w:keepNext w:val="0"/>
+        <w:keepLines w:val="0"/>
+        <w:pBdr>
+          <w:bottom w:color="auto" w:space="5" w:sz="0" w:val="none"/>
+        </w:pBdr>
+        <w:spacing w:after="240" w:line="300" w:lineRule="auto"/>
+        <w:rPr>
+          <w:rFonts w:ascii="Ubuntu" w:cs="Ubuntu" w:eastAsia="Ubuntu" w:hAnsi="Ubuntu"/>
+          <w:sz w:val="51"/>
+          <w:szCs w:val="51"/>
+          <w:highlight w:val="white"/>
+        </w:rPr>
+      </w:pPr>
+      <w:bookmarkStart w:colFirst="0" w:colLast="0" w:name="_s8q4rsi714kd" w:id="4"/>
+      <w:bookmarkEnd w:id="4"/>
+      <w:r>
+        <w:rPr>
+          <w:rFonts w:ascii="Ubuntu" w:cs="Ubuntu" w:eastAsia="Ubuntu" w:hAnsi="Ubuntu"/>
+          <w:sz w:val="51"/>
+          <w:szCs w:val="51"/>
+          <w:highlight w:val="white"/>
+          <w:rtl w:val="0"/>
+        </w:rPr>
+        <w:t xml:space="preserve">Prompt 4 — Futures Screener Tab</w:t>
+      </w:r>
+    </w:p>
+    <w:p>
+      <w:pPr>
+        <w:spacing w:after="240" w:lineRule="auto"/>
+        <w:rPr>
+          <w:rFonts w:ascii="Ubuntu" w:cs="Ubuntu" w:eastAsia="Ubuntu" w:hAnsi="Ubuntu"/>
+          <w:sz w:val="21"/>
+          <w:szCs w:val="21"/>
+          <w:highlight w:val="white"/>
+        </w:rPr>
+      </w:pPr>
+      <w:r>
+        <w:rPr>
+          <w:rFonts w:ascii="Ubuntu" w:cs="Ubuntu" w:eastAsia="Ubuntu" w:hAnsi="Ubuntu"/>
+          <w:sz w:val="21"/>
+          <w:szCs w:val="21"/>
+          <w:highlight w:val="white"/>
+          <w:rtl w:val="0"/>
+        </w:rPr>
+        <w:t xml:space="preserve">Read this chapter and use it as context for the application being built.</w:t>
+      </w:r>
+    </w:p>
+    <w:p>
+      <w:pPr>
+        <w:spacing w:after="240" w:lineRule="auto"/>
+        <w:rPr>
+          <w:rFonts w:ascii="Ubuntu" w:cs="Ubuntu" w:eastAsia="Ubuntu" w:hAnsi="Ubuntu"/>
+          <w:sz w:val="21"/>
+          <w:szCs w:val="21"/>
+          <w:highlight w:val="white"/>
+        </w:rPr>
+      </w:pPr>
+      <w:r>
+        <w:rPr>
+          <w:rFonts w:ascii="Ubuntu" w:cs="Ubuntu" w:eastAsia="Ubuntu" w:hAnsi="Ubuntu"/>
+          <w:sz w:val="21"/>
+          <w:szCs w:val="21"/>
+          <w:highlight w:val="white"/>
+          <w:rtl w:val="0"/>
+        </w:rPr>
+        <w:t xml:space="preserve">Add a new </w:t>
+      </w:r>
+      <w:r>
+        <w:rPr>
+          <w:rFonts w:ascii="Ubuntu" w:cs="Ubuntu" w:eastAsia="Ubuntu" w:hAnsi="Ubuntu"/>
+          <w:b w:val="1"/>
+          <w:bCs w:val="1"/>
+          <w:sz w:val="21"/>
+          <w:szCs w:val="21"/>
+          <w:highlight w:val="white"/>
+          <w:rtl w:val="0"/>
+        </w:rPr>
+        <w:t xml:space="preserve">Futures Screener</w:t>
+      </w:r>
+      <w:r>
+        <w:rPr>
+          <w:rFonts w:ascii="Ubuntu" w:cs="Ubuntu" w:eastAsia="Ubuntu" w:hAnsi="Ubuntu"/>
+          <w:sz w:val="21"/>
+          <w:szCs w:val="21"/>
+          <w:highlight w:val="white"/>
+          <w:rtl w:val="0"/>
+        </w:rPr>
+        <w:t xml:space="preserve"> tab to the existing React + Vite frontend and Python FastAPI backend Zerodha Kite Connect dashboard.</w:t>
+      </w:r>
+    </w:p>
+    <w:p>
+      <w:pPr>
+        <w:spacing w:after="240" w:lineRule="auto"/>
+        <w:rPr>
+          <w:rFonts w:ascii="Ubuntu" w:cs="Ubuntu" w:eastAsia="Ubuntu" w:hAnsi="Ubuntu"/>
+          <w:sz w:val="21"/>
+          <w:szCs w:val="21"/>
+          <w:highlight w:val="white"/>
+        </w:rPr>
+      </w:pPr>
+      <w:r>
+        <w:rPr>
+          <w:rFonts w:ascii="Ubuntu" w:cs="Ubuntu" w:eastAsia="Ubuntu" w:hAnsi="Ubuntu"/>
+          <w:sz w:val="21"/>
+          <w:szCs w:val="21"/>
+          <w:highlight w:val="white"/>
+          <w:rtl w:val="0"/>
+        </w:rPr>
+        <w:t xml:space="preserve">Use the saved Kite API key and access token from the existing backend session. Do not ask the user to log in again. Preserve the current dashboard layout, login flow, navigation, styling, and all existing tabs.</w:t>
+      </w:r>
+    </w:p>
+    <w:p>
+      <w:pPr>
+        <w:spacing w:after="240" w:lineRule="auto"/>
+        <w:rPr>
+          <w:rFonts w:ascii="Ubuntu" w:cs="Ubuntu" w:eastAsia="Ubuntu" w:hAnsi="Ubuntu"/>
+          <w:sz w:val="21"/>
+          <w:szCs w:val="21"/>
+          <w:highlight w:val="white"/>
+        </w:rPr>
+      </w:pPr>
+      <w:r>
+        <w:rPr>
+          <w:rFonts w:ascii="Ubuntu" w:cs="Ubuntu" w:eastAsia="Ubuntu" w:hAnsi="Ubuntu"/>
+          <w:sz w:val="21"/>
+          <w:szCs w:val="21"/>
+          <w:highlight w:val="white"/>
+          <w:rtl w:val="0"/>
+        </w:rPr>
+        <w:t xml:space="preserve">Build this as an educational Varsity-style F&amp;O screener. The UI should be clean, responsive, calm light-blue, and beginner-friendly. The user should be able to understand futures positioning, option walls, open interest, price change, and expiry selection without needing to read raw code.</w:t>
+      </w:r>
+    </w:p>
+    <w:p>
+      <w:pPr>
+        <w:spacing w:after="240" w:lineRule="auto"/>
+        <w:rPr>
+          <w:rFonts w:ascii="Ubuntu" w:cs="Ubuntu" w:eastAsia="Ubuntu" w:hAnsi="Ubuntu"/>
+          <w:sz w:val="21"/>
+          <w:szCs w:val="21"/>
+          <w:highlight w:val="white"/>
+        </w:rPr>
+      </w:pPr>
+      <w:r>
+        <w:rPr>
+          <w:rFonts w:ascii="Ubuntu" w:cs="Ubuntu" w:eastAsia="Ubuntu" w:hAnsi="Ubuntu"/>
+          <w:sz w:val="21"/>
+          <w:szCs w:val="21"/>
+          <w:highlight w:val="white"/>
+          <w:rtl w:val="0"/>
+        </w:rPr>
+        <w:t xml:space="preserve">Use the current NSE F&amp;O universe from Kite instruments. Group the UX under NSE, but use NFO instruments internally. Build the tab around the nearest relevant stock futures and option contracts.</w:t>
+      </w:r>
+    </w:p>
+    <w:p>
+      <w:pPr>
+        <w:spacing w:after="240" w:lineRule="auto"/>
+        <w:rPr>
+          <w:rFonts w:ascii="Ubuntu" w:cs="Ubuntu" w:eastAsia="Ubuntu" w:hAnsi="Ubuntu"/>
+          <w:sz w:val="21"/>
+          <w:szCs w:val="21"/>
+          <w:highlight w:val="white"/>
+        </w:rPr>
+      </w:pPr>
+      <w:r>
+        <w:rPr>
+          <w:rFonts w:ascii="Ubuntu" w:cs="Ubuntu" w:eastAsia="Ubuntu" w:hAnsi="Ubuntu"/>
+          <w:sz w:val="21"/>
+          <w:szCs w:val="21"/>
+          <w:highlight w:val="white"/>
+          <w:rtl w:val="0"/>
+        </w:rPr>
+        <w:t xml:space="preserve">Add controls for:</w:t>
+      </w:r>
+    </w:p>
+    <w:p>
+      <w:pPr>
+        <w:numPr>
+          <w:ilvl w:val="0"/>
+          <w:numId w:val="16"/>
+        </w:numPr>
+        <w:spacing w:after="0" w:afterAutospacing="0" w:lineRule="auto"/>
+        <w:ind w:left="720" w:hanging="360"/>
+        <w:rPr>
+          <w:color w:val="000000"/>
+          <w:highlight w:val="white"/>
+        </w:rPr>
+      </w:pPr>
+      <w:r>
+        <w:rPr>
+          <w:rFonts w:ascii="Ubuntu" w:cs="Ubuntu" w:eastAsia="Ubuntu" w:hAnsi="Ubuntu"/>
+          <w:sz w:val="21"/>
+          <w:szCs w:val="21"/>
+          <w:highlight w:val="white"/>
+          <w:rtl w:val="0"/>
+        </w:rPr>
+        <w:t xml:space="preserve">Universe</w:t>
+      </w:r>
+    </w:p>
+    <w:p>
+      <w:pPr>
+        <w:numPr>
+          <w:ilvl w:val="0"/>
+          <w:numId w:val="16"/>
+        </w:numPr>
+        <w:spacing w:after="0" w:afterAutospacing="0" w:lineRule="auto"/>
+        <w:ind w:left="720" w:hanging="360"/>
+        <w:rPr>
+          <w:color w:val="000000"/>
+          <w:highlight w:val="white"/>
+        </w:rPr>
+      </w:pPr>
+      <w:r>
+        <w:rPr>
+          <w:rFonts w:ascii="Ubuntu" w:cs="Ubuntu" w:eastAsia="Ubuntu" w:hAnsi="Ubuntu"/>
+          <w:sz w:val="21"/>
+          <w:szCs w:val="21"/>
+          <w:highlight w:val="white"/>
+          <w:rtl w:val="0"/>
+        </w:rPr>
+        <w:t xml:space="preserve">Options expiry</w:t>
+      </w:r>
+    </w:p>
+    <w:p>
+      <w:pPr>
+        <w:numPr>
+          <w:ilvl w:val="0"/>
+          <w:numId w:val="16"/>
+        </w:numPr>
+        <w:spacing w:after="0" w:afterAutospacing="0" w:lineRule="auto"/>
+        <w:ind w:left="720" w:hanging="360"/>
+        <w:rPr>
+          <w:color w:val="000000"/>
+          <w:highlight w:val="white"/>
+        </w:rPr>
+      </w:pPr>
+      <w:r>
+        <w:rPr>
+          <w:rFonts w:ascii="Ubuntu" w:cs="Ubuntu" w:eastAsia="Ubuntu" w:hAnsi="Ubuntu"/>
+          <w:sz w:val="21"/>
+          <w:szCs w:val="21"/>
+          <w:highlight w:val="white"/>
+          <w:rtl w:val="0"/>
+        </w:rPr>
+        <w:t xml:space="preserve">Futures expiry</w:t>
+      </w:r>
+    </w:p>
+    <w:p>
+      <w:pPr>
+        <w:numPr>
+          <w:ilvl w:val="0"/>
+          <w:numId w:val="16"/>
+        </w:numPr>
+        <w:spacing w:after="0" w:afterAutospacing="0" w:lineRule="auto"/>
+        <w:ind w:left="720" w:hanging="360"/>
+        <w:rPr>
+          <w:color w:val="000000"/>
+          <w:highlight w:val="white"/>
+        </w:rPr>
+      </w:pPr>
+      <w:r>
+        <w:rPr>
+          <w:rFonts w:ascii="Ubuntu" w:cs="Ubuntu" w:eastAsia="Ubuntu" w:hAnsi="Ubuntu"/>
+          <w:sz w:val="21"/>
+          <w:szCs w:val="21"/>
+          <w:highlight w:val="white"/>
+          <w:rtl w:val="0"/>
+        </w:rPr>
+        <w:t xml:space="preserve">Comparison period</w:t>
+      </w:r>
+    </w:p>
+    <w:p>
+      <w:pPr>
+        <w:numPr>
+          <w:ilvl w:val="0"/>
+          <w:numId w:val="16"/>
+        </w:numPr>
+        <w:spacing w:after="0" w:afterAutospacing="0" w:lineRule="auto"/>
+        <w:ind w:left="720" w:hanging="360"/>
+        <w:rPr>
+          <w:color w:val="000000"/>
+          <w:highlight w:val="white"/>
+        </w:rPr>
+      </w:pPr>
+      <w:r>
+        <w:rPr>
+          <w:rFonts w:ascii="Ubuntu" w:cs="Ubuntu" w:eastAsia="Ubuntu" w:hAnsi="Ubuntu"/>
+          <w:sz w:val="21"/>
+          <w:szCs w:val="21"/>
+          <w:highlight w:val="white"/>
+          <w:rtl w:val="0"/>
+        </w:rPr>
+        <w:t xml:space="preserve">Minimum price change %</w:t>
+      </w:r>
+    </w:p>
+    <w:p>
+      <w:pPr>
+        <w:numPr>
+          <w:ilvl w:val="0"/>
+          <w:numId w:val="16"/>
+        </w:numPr>
+        <w:spacing w:after="0" w:afterAutospacing="0" w:lineRule="auto"/>
+        <w:ind w:left="720" w:hanging="360"/>
+        <w:rPr>
+          <w:color w:val="000000"/>
+          <w:highlight w:val="white"/>
+        </w:rPr>
+      </w:pPr>
+      <w:r>
+        <w:rPr>
+          <w:rFonts w:ascii="Ubuntu" w:cs="Ubuntu" w:eastAsia="Ubuntu" w:hAnsi="Ubuntu"/>
+          <w:sz w:val="21"/>
+          <w:szCs w:val="21"/>
+          <w:highlight w:val="white"/>
+          <w:rtl w:val="0"/>
+        </w:rPr>
+        <w:t xml:space="preserve">Minimum OI change %</w:t>
+      </w:r>
+    </w:p>
+    <w:p>
+      <w:pPr>
+        <w:numPr>
+          <w:ilvl w:val="0"/>
+          <w:numId w:val="16"/>
+        </w:numPr>
+        <w:spacing w:after="0" w:afterAutospacing="0" w:lineRule="auto"/>
+        <w:ind w:left="720" w:hanging="360"/>
+        <w:rPr>
+          <w:color w:val="000000"/>
+          <w:highlight w:val="white"/>
+        </w:rPr>
+      </w:pPr>
+      <w:r>
+        <w:rPr>
+          <w:rFonts w:ascii="Ubuntu" w:cs="Ubuntu" w:eastAsia="Ubuntu" w:hAnsi="Ubuntu"/>
+          <w:sz w:val="21"/>
+          <w:szCs w:val="21"/>
+          <w:highlight w:val="white"/>
+          <w:rtl w:val="0"/>
+        </w:rPr>
+        <w:t xml:space="preserve">Maximum results</w:t>
+      </w:r>
+    </w:p>
+    <w:p>
+      <w:pPr>
+        <w:numPr>
+          <w:ilvl w:val="0"/>
+          <w:numId w:val="16"/>
+        </w:numPr>
+        <w:spacing w:after="0" w:afterAutospacing="0" w:lineRule="auto"/>
+        <w:ind w:left="720" w:hanging="360"/>
+        <w:rPr>
+          <w:color w:val="000000"/>
+          <w:highlight w:val="white"/>
+        </w:rPr>
+      </w:pPr>
+      <w:r>
+        <w:rPr>
+          <w:rFonts w:ascii="Ubuntu" w:cs="Ubuntu" w:eastAsia="Ubuntu" w:hAnsi="Ubuntu"/>
+          <w:sz w:val="21"/>
+          <w:szCs w:val="21"/>
+          <w:highlight w:val="white"/>
+          <w:rtl w:val="0"/>
+        </w:rPr>
+        <w:t xml:space="preserve">Search stock</w:t>
+      </w:r>
+    </w:p>
+    <w:p>
+      <w:pPr>
+        <w:numPr>
+          <w:ilvl w:val="0"/>
+          <w:numId w:val="16"/>
+        </w:numPr>
+        <w:spacing w:after="0" w:afterAutospacing="0" w:lineRule="auto"/>
+        <w:ind w:left="720" w:hanging="360"/>
+        <w:rPr>
+          <w:color w:val="000000"/>
+          <w:highlight w:val="white"/>
+        </w:rPr>
+      </w:pPr>
+      <w:r>
+        <w:rPr>
+          <w:rFonts w:ascii="Ubuntu" w:cs="Ubuntu" w:eastAsia="Ubuntu" w:hAnsi="Ubuntu"/>
+          <w:sz w:val="21"/>
+          <w:szCs w:val="21"/>
+          <w:highlight w:val="white"/>
+          <w:rtl w:val="0"/>
+        </w:rPr>
+        <w:t xml:space="preserve">Include crossed walls</w:t>
+      </w:r>
+    </w:p>
+    <w:p>
+      <w:pPr>
+        <w:numPr>
+          <w:ilvl w:val="0"/>
+          <w:numId w:val="16"/>
+        </w:numPr>
+        <w:spacing w:after="140" w:lineRule="auto"/>
+        <w:ind w:left="720" w:hanging="360"/>
+        <w:rPr>
+          <w:color w:val="000000"/>
+          <w:highlight w:val="white"/>
+        </w:rPr>
+      </w:pPr>
+      <w:r>
+        <w:rPr>
+          <w:rFonts w:ascii="Ubuntu" w:cs="Ubuntu" w:eastAsia="Ubuntu" w:hAnsi="Ubuntu"/>
+          <w:sz w:val="21"/>
+          <w:szCs w:val="21"/>
+          <w:highlight w:val="white"/>
+          <w:rtl w:val="0"/>
+        </w:rPr>
+        <w:t xml:space="preserve">Auto-refresh</w:t>
+      </w:r>
+    </w:p>
+    <w:p>
+      <w:pPr>
+        <w:spacing w:after="240" w:lineRule="auto"/>
+        <w:rPr>
+          <w:rFonts w:ascii="Ubuntu" w:cs="Ubuntu" w:eastAsia="Ubuntu" w:hAnsi="Ubuntu"/>
+          <w:sz w:val="21"/>
+          <w:szCs w:val="21"/>
+          <w:highlight w:val="white"/>
+        </w:rPr>
+      </w:pPr>
+      <w:r>
+        <w:rPr>
+          <w:rFonts w:ascii="Ubuntu" w:cs="Ubuntu" w:eastAsia="Ubuntu" w:hAnsi="Ubuntu"/>
+          <w:sz w:val="21"/>
+          <w:szCs w:val="21"/>
+          <w:highlight w:val="white"/>
+          <w:rtl w:val="0"/>
+        </w:rPr>
+        <w:t xml:space="preserve">Add one </w:t>
+      </w:r>
+      <w:r>
+        <w:rPr>
+          <w:rFonts w:ascii="Ubuntu" w:cs="Ubuntu" w:eastAsia="Ubuntu" w:hAnsi="Ubuntu"/>
+          <w:b w:val="1"/>
+          <w:bCs w:val="1"/>
+          <w:sz w:val="21"/>
+          <w:szCs w:val="21"/>
+          <w:highlight w:val="white"/>
+          <w:rtl w:val="0"/>
+        </w:rPr>
+        <w:t xml:space="preserve">Refresh Screeners</w:t>
+      </w:r>
+      <w:r>
+        <w:rPr>
+          <w:rFonts w:ascii="Ubuntu" w:cs="Ubuntu" w:eastAsia="Ubuntu" w:hAnsi="Ubuntu"/>
+          <w:sz w:val="21"/>
+          <w:szCs w:val="21"/>
+          <w:highlight w:val="white"/>
+          <w:rtl w:val="0"/>
+        </w:rPr>
+        <w:t xml:space="preserve"> button, progress indicator, last-updated timestamp, selected expiry metadata, scanned-symbol count, cache status, warnings, skipped symbols, and graceful handling for missing quotes, unavailable OI, expired contracts, or insufficient data.</w:t>
+      </w:r>
+    </w:p>
+    <w:p>
+      <w:pPr>
+        <w:spacing w:after="240" w:lineRule="auto"/>
+        <w:rPr>
+          <w:rFonts w:ascii="Ubuntu" w:cs="Ubuntu" w:eastAsia="Ubuntu" w:hAnsi="Ubuntu"/>
+          <w:sz w:val="21"/>
+          <w:szCs w:val="21"/>
+          <w:highlight w:val="white"/>
+        </w:rPr>
+      </w:pPr>
+      <w:r>
+        <w:rPr>
+          <w:rFonts w:ascii="Ubuntu" w:cs="Ubuntu" w:eastAsia="Ubuntu" w:hAnsi="Ubuntu"/>
+          <w:sz w:val="21"/>
+          <w:szCs w:val="21"/>
+          <w:highlight w:val="white"/>
+          <w:rtl w:val="0"/>
+        </w:rPr>
+        <w:t xml:space="preserve">Create these futures screener cards:</w:t>
+      </w:r>
+    </w:p>
+    <w:p>
+      <w:pPr>
+        <w:numPr>
+          <w:ilvl w:val="0"/>
+          <w:numId w:val="7"/>
+        </w:numPr>
+        <w:spacing w:after="0" w:afterAutospacing="0" w:lineRule="auto"/>
+        <w:ind w:left="720" w:hanging="360"/>
+        <w:rPr>
+          <w:color w:val="000000"/>
+          <w:highlight w:val="white"/>
+        </w:rPr>
+      </w:pPr>
+      <w:r>
+        <w:rPr>
+          <w:rFonts w:ascii="Ubuntu" w:cs="Ubuntu" w:eastAsia="Ubuntu" w:hAnsi="Ubuntu"/>
+          <w:sz w:val="21"/>
+          <w:szCs w:val="21"/>
+          <w:highlight w:val="white"/>
+          <w:rtl w:val="0"/>
+        </w:rPr>
+        <w:t xml:space="preserve">Closest to Call Wall</w:t>
+      </w:r>
+    </w:p>
+    <w:p>
+      <w:pPr>
+        <w:numPr>
+          <w:ilvl w:val="0"/>
+          <w:numId w:val="7"/>
+        </w:numPr>
+        <w:spacing w:after="0" w:afterAutospacing="0" w:lineRule="auto"/>
+        <w:ind w:left="720" w:hanging="360"/>
+        <w:rPr>
+          <w:color w:val="000000"/>
+          <w:highlight w:val="white"/>
+        </w:rPr>
+      </w:pPr>
+      <w:r>
+        <w:rPr>
+          <w:rFonts w:ascii="Ubuntu" w:cs="Ubuntu" w:eastAsia="Ubuntu" w:hAnsi="Ubuntu"/>
+          <w:sz w:val="21"/>
+          <w:szCs w:val="21"/>
+          <w:highlight w:val="white"/>
+          <w:rtl w:val="0"/>
+        </w:rPr>
+        <w:t xml:space="preserve">Closest to Put Wall</w:t>
+      </w:r>
+    </w:p>
+    <w:p>
+      <w:pPr>
+        <w:numPr>
+          <w:ilvl w:val="0"/>
+          <w:numId w:val="7"/>
+        </w:numPr>
+        <w:spacing w:after="0" w:afterAutospacing="0" w:lineRule="auto"/>
+        <w:ind w:left="720" w:hanging="360"/>
+        <w:rPr>
+          <w:color w:val="000000"/>
+          <w:highlight w:val="white"/>
+        </w:rPr>
+      </w:pPr>
+      <w:r>
+        <w:rPr>
+          <w:rFonts w:ascii="Ubuntu" w:cs="Ubuntu" w:eastAsia="Ubuntu" w:hAnsi="Ubuntu"/>
+          <w:sz w:val="21"/>
+          <w:szCs w:val="21"/>
+          <w:highlight w:val="white"/>
+          <w:rtl w:val="0"/>
+        </w:rPr>
+        <w:t xml:space="preserve">Long Buildup</w:t>
+      </w:r>
+    </w:p>
+    <w:p>
+      <w:pPr>
+        <w:numPr>
+          <w:ilvl w:val="0"/>
+          <w:numId w:val="7"/>
+        </w:numPr>
+        <w:spacing w:after="0" w:afterAutospacing="0" w:lineRule="auto"/>
+        <w:ind w:left="720" w:hanging="360"/>
+        <w:rPr>
+          <w:color w:val="000000"/>
+          <w:highlight w:val="white"/>
+        </w:rPr>
+      </w:pPr>
+      <w:r>
+        <w:rPr>
+          <w:rFonts w:ascii="Ubuntu" w:cs="Ubuntu" w:eastAsia="Ubuntu" w:hAnsi="Ubuntu"/>
+          <w:sz w:val="21"/>
+          <w:szCs w:val="21"/>
+          <w:highlight w:val="white"/>
+          <w:rtl w:val="0"/>
+        </w:rPr>
+        <w:t xml:space="preserve">Short Buildup</w:t>
+      </w:r>
+    </w:p>
+    <w:p>
+      <w:pPr>
+        <w:numPr>
+          <w:ilvl w:val="0"/>
+          <w:numId w:val="7"/>
+        </w:numPr>
+        <w:spacing w:after="0" w:afterAutospacing="0" w:lineRule="auto"/>
+        <w:ind w:left="720" w:hanging="360"/>
+        <w:rPr>
+          <w:color w:val="000000"/>
+          <w:highlight w:val="white"/>
+        </w:rPr>
+      </w:pPr>
+      <w:r>
+        <w:rPr>
+          <w:rFonts w:ascii="Ubuntu" w:cs="Ubuntu" w:eastAsia="Ubuntu" w:hAnsi="Ubuntu"/>
+          <w:sz w:val="21"/>
+          <w:szCs w:val="21"/>
+          <w:highlight w:val="white"/>
+          <w:rtl w:val="0"/>
+        </w:rPr>
+        <w:t xml:space="preserve">Long Unwinding</w:t>
+      </w:r>
+    </w:p>
+    <w:p>
+      <w:pPr>
+        <w:numPr>
+          <w:ilvl w:val="0"/>
+          <w:numId w:val="7"/>
+        </w:numPr>
+        <w:spacing w:after="140" w:lineRule="auto"/>
+        <w:ind w:left="720" w:hanging="360"/>
+        <w:rPr>
+          <w:color w:val="000000"/>
+          <w:highlight w:val="white"/>
+        </w:rPr>
+      </w:pPr>
+      <w:r>
+        <w:rPr>
+          <w:rFonts w:ascii="Ubuntu" w:cs="Ubuntu" w:eastAsia="Ubuntu" w:hAnsi="Ubuntu"/>
+          <w:sz w:val="21"/>
+          <w:szCs w:val="21"/>
+          <w:highlight w:val="white"/>
+          <w:rtl w:val="0"/>
+        </w:rPr>
+        <w:t xml:space="preserve">Short Covering</w:t>
+      </w:r>
+    </w:p>
+    <w:p>
+      <w:pPr>
+        <w:spacing w:after="240" w:lineRule="auto"/>
+        <w:rPr>
+          <w:rFonts w:ascii="Ubuntu" w:cs="Ubuntu" w:eastAsia="Ubuntu" w:hAnsi="Ubuntu"/>
+          <w:sz w:val="21"/>
+          <w:szCs w:val="21"/>
+          <w:highlight w:val="white"/>
+        </w:rPr>
+      </w:pPr>
+      <w:r>
+        <w:rPr>
+          <w:rFonts w:ascii="Ubuntu" w:cs="Ubuntu" w:eastAsia="Ubuntu" w:hAnsi="Ubuntu"/>
+          <w:sz w:val="21"/>
+          <w:szCs w:val="21"/>
+          <w:highlight w:val="white"/>
+          <w:rtl w:val="0"/>
+        </w:rPr>
+        <w:t xml:space="preserve">Rules:</w:t>
+      </w:r>
+    </w:p>
+    <w:p>
+      <w:pPr>
+        <w:numPr>
+          <w:ilvl w:val="0"/>
+          <w:numId w:val="15"/>
+        </w:numPr>
+        <w:spacing w:after="0" w:afterAutospacing="0" w:lineRule="auto"/>
+        <w:ind w:left="720" w:hanging="360"/>
+        <w:rPr>
+          <w:color w:val="000000"/>
+          <w:highlight w:val="white"/>
+        </w:rPr>
+      </w:pPr>
+      <w:r>
+        <w:rPr>
+          <w:rFonts w:ascii="Ubuntu" w:cs="Ubuntu" w:eastAsia="Ubuntu" w:hAnsi="Ubuntu"/>
+          <w:sz w:val="21"/>
+          <w:szCs w:val="21"/>
+          <w:highlight w:val="white"/>
+          <w:rtl w:val="0"/>
+        </w:rPr>
+        <w:t xml:space="preserve">Call wall: for each stock options chain, find the call strike with the highest open interest and rank stocks by nearest distance to that call wall.</w:t>
+      </w:r>
+    </w:p>
+    <w:p>
+      <w:pPr>
+        <w:numPr>
+          <w:ilvl w:val="0"/>
+          <w:numId w:val="15"/>
+        </w:numPr>
+        <w:spacing w:after="0" w:afterAutospacing="0" w:lineRule="auto"/>
+        <w:ind w:left="720" w:hanging="360"/>
+        <w:rPr>
+          <w:color w:val="000000"/>
+          <w:highlight w:val="white"/>
+        </w:rPr>
+      </w:pPr>
+      <w:r>
+        <w:rPr>
+          <w:rFonts w:ascii="Ubuntu" w:cs="Ubuntu" w:eastAsia="Ubuntu" w:hAnsi="Ubuntu"/>
+          <w:sz w:val="21"/>
+          <w:szCs w:val="21"/>
+          <w:highlight w:val="white"/>
+          <w:rtl w:val="0"/>
+        </w:rPr>
+        <w:t xml:space="preserve">Put wall: for each stock options chain, find the put strike with the highest open interest and rank stocks by nearest distance to that put wall.</w:t>
+      </w:r>
+    </w:p>
+    <w:p>
+      <w:pPr>
+        <w:numPr>
+          <w:ilvl w:val="0"/>
+          <w:numId w:val="15"/>
+        </w:numPr>
+        <w:spacing w:after="0" w:afterAutospacing="0" w:lineRule="auto"/>
+        <w:ind w:left="720" w:hanging="360"/>
+        <w:rPr>
+          <w:color w:val="000000"/>
+          <w:highlight w:val="white"/>
+        </w:rPr>
+      </w:pPr>
+      <w:r>
+        <w:rPr>
+          <w:rFonts w:ascii="Ubuntu" w:cs="Ubuntu" w:eastAsia="Ubuntu" w:hAnsi="Ubuntu"/>
+          <w:sz w:val="21"/>
+          <w:szCs w:val="21"/>
+          <w:highlight w:val="white"/>
+          <w:rtl w:val="0"/>
+        </w:rPr>
+        <w:t xml:space="preserve">Long buildup: futures price up and OI up.</w:t>
+      </w:r>
+    </w:p>
+    <w:p>
+      <w:pPr>
+        <w:numPr>
+          <w:ilvl w:val="0"/>
+          <w:numId w:val="15"/>
+        </w:numPr>
+        <w:spacing w:after="0" w:afterAutospacing="0" w:lineRule="auto"/>
+        <w:ind w:left="720" w:hanging="360"/>
+        <w:rPr>
+          <w:color w:val="000000"/>
+          <w:highlight w:val="white"/>
+        </w:rPr>
+      </w:pPr>
+      <w:r>
+        <w:rPr>
+          <w:rFonts w:ascii="Ubuntu" w:cs="Ubuntu" w:eastAsia="Ubuntu" w:hAnsi="Ubuntu"/>
+          <w:sz w:val="21"/>
+          <w:szCs w:val="21"/>
+          <w:highlight w:val="white"/>
+          <w:rtl w:val="0"/>
+        </w:rPr>
+        <w:t xml:space="preserve">Short buildup: futures price down and OI up.</w:t>
+      </w:r>
+    </w:p>
+    <w:p>
+      <w:pPr>
+        <w:numPr>
+          <w:ilvl w:val="0"/>
+          <w:numId w:val="15"/>
+        </w:numPr>
+        <w:spacing w:after="0" w:afterAutospacing="0" w:lineRule="auto"/>
+        <w:ind w:left="720" w:hanging="360"/>
+        <w:rPr>
+          <w:color w:val="000000"/>
+          <w:highlight w:val="white"/>
+        </w:rPr>
+      </w:pPr>
+      <w:r>
+        <w:rPr>
+          <w:rFonts w:ascii="Ubuntu" w:cs="Ubuntu" w:eastAsia="Ubuntu" w:hAnsi="Ubuntu"/>
+          <w:sz w:val="21"/>
+          <w:szCs w:val="21"/>
+          <w:highlight w:val="white"/>
+          <w:rtl w:val="0"/>
+        </w:rPr>
+        <w:t xml:space="preserve">Long unwinding: futures price down and OI down.</w:t>
+      </w:r>
+    </w:p>
+    <w:p>
+      <w:pPr>
+        <w:numPr>
+          <w:ilvl w:val="0"/>
+          <w:numId w:val="15"/>
+        </w:numPr>
+        <w:spacing w:after="140" w:lineRule="auto"/>
+        <w:ind w:left="720" w:hanging="360"/>
+        <w:rPr>
+          <w:color w:val="000000"/>
+          <w:highlight w:val="white"/>
+        </w:rPr>
+      </w:pPr>
+      <w:r>
+        <w:rPr>
+          <w:rFonts w:ascii="Ubuntu" w:cs="Ubuntu" w:eastAsia="Ubuntu" w:hAnsi="Ubuntu"/>
+          <w:sz w:val="21"/>
+          <w:szCs w:val="21"/>
+          <w:highlight w:val="white"/>
+          <w:rtl w:val="0"/>
+        </w:rPr>
+        <w:t xml:space="preserve">Short covering: futures price up and OI down.</w:t>
+      </w:r>
+    </w:p>
+    <w:p>
+      <w:pPr>
+        <w:spacing w:after="240" w:lineRule="auto"/>
+        <w:rPr>
+          <w:rFonts w:ascii="Ubuntu" w:cs="Ubuntu" w:eastAsia="Ubuntu" w:hAnsi="Ubuntu"/>
+          <w:sz w:val="21"/>
+          <w:szCs w:val="21"/>
+          <w:highlight w:val="white"/>
+        </w:rPr>
+      </w:pPr>
+      <w:r>
+        <w:rPr>
+          <w:rFonts w:ascii="Ubuntu" w:cs="Ubuntu" w:eastAsia="Ubuntu" w:hAnsi="Ubuntu"/>
+          <w:sz w:val="21"/>
+          <w:szCs w:val="21"/>
+          <w:highlight w:val="white"/>
+          <w:rtl w:val="0"/>
+        </w:rPr>
+        <w:t xml:space="preserve">Each futures card should show a sortable table with the relevant columns for that screener, including stock, futures price or spot price, price change %, current OI, OI change %, wall strike, wall OI, distance %, distance in rupees, expiry, combined score, and rank where applicable.</w:t>
+      </w:r>
+    </w:p>
+    <w:p>
+      <w:pPr>
+        <w:spacing w:after="240" w:lineRule="auto"/>
+        <w:rPr>
+          <w:rFonts w:ascii="Ubuntu" w:cs="Ubuntu" w:eastAsia="Ubuntu" w:hAnsi="Ubuntu"/>
+          <w:sz w:val="21"/>
+          <w:szCs w:val="21"/>
+          <w:highlight w:val="white"/>
+        </w:rPr>
+      </w:pPr>
+      <w:r>
+        <w:rPr>
+          <w:rFonts w:ascii="Ubuntu" w:cs="Ubuntu" w:eastAsia="Ubuntu" w:hAnsi="Ubuntu"/>
+          <w:sz w:val="21"/>
+          <w:szCs w:val="21"/>
+          <w:highlight w:val="white"/>
+          <w:rtl w:val="0"/>
+        </w:rPr>
+        <w:t xml:space="preserve">Backend requirements:</w:t>
+      </w:r>
+    </w:p>
+    <w:p>
+      <w:pPr>
+        <w:numPr>
+          <w:ilvl w:val="0"/>
+          <w:numId w:val="10"/>
+        </w:numPr>
+        <w:spacing w:after="0" w:afterAutospacing="0" w:lineRule="auto"/>
+        <w:ind w:left="720" w:hanging="360"/>
+        <w:rPr>
+          <w:color w:val="000000"/>
+          <w:highlight w:val="white"/>
+        </w:rPr>
+      </w:pPr>
+      <w:r>
+        <w:rPr>
+          <w:rFonts w:ascii="Ubuntu" w:cs="Ubuntu" w:eastAsia="Ubuntu" w:hAnsi="Ubuntu"/>
+          <w:sz w:val="21"/>
+          <w:szCs w:val="21"/>
+          <w:highlight w:val="white"/>
+          <w:rtl w:val="0"/>
+        </w:rPr>
+        <w:t xml:space="preserve">Load and cache Kite instruments.</w:t>
+      </w:r>
+    </w:p>
+    <w:p>
+      <w:pPr>
+        <w:numPr>
+          <w:ilvl w:val="0"/>
+          <w:numId w:val="10"/>
+        </w:numPr>
+        <w:spacing w:after="0" w:afterAutospacing="0" w:lineRule="auto"/>
+        <w:ind w:left="720" w:hanging="360"/>
+        <w:rPr>
+          <w:color w:val="000000"/>
+          <w:highlight w:val="white"/>
+        </w:rPr>
+      </w:pPr>
+      <w:r>
+        <w:rPr>
+          <w:rFonts w:ascii="Ubuntu" w:cs="Ubuntu" w:eastAsia="Ubuntu" w:hAnsi="Ubuntu"/>
+          <w:sz w:val="21"/>
+          <w:szCs w:val="21"/>
+          <w:highlight w:val="white"/>
+          <w:rtl w:val="0"/>
+        </w:rPr>
+        <w:t xml:space="preserve">Identify available futures and options expiries.</w:t>
+      </w:r>
+    </w:p>
+    <w:p>
+      <w:pPr>
+        <w:numPr>
+          <w:ilvl w:val="0"/>
+          <w:numId w:val="10"/>
+        </w:numPr>
+        <w:spacing w:after="0" w:afterAutospacing="0" w:lineRule="auto"/>
+        <w:ind w:left="720" w:hanging="360"/>
+        <w:rPr>
+          <w:color w:val="000000"/>
+          <w:highlight w:val="white"/>
+        </w:rPr>
+      </w:pPr>
+      <w:r>
+        <w:rPr>
+          <w:rFonts w:ascii="Ubuntu" w:cs="Ubuntu" w:eastAsia="Ubuntu" w:hAnsi="Ubuntu"/>
+          <w:sz w:val="21"/>
+          <w:szCs w:val="21"/>
+          <w:highlight w:val="white"/>
+          <w:rtl w:val="0"/>
+        </w:rPr>
+        <w:t xml:space="preserve">Select the correct futures and options contracts for the chosen expiries.</w:t>
+      </w:r>
+    </w:p>
+    <w:p>
+      <w:pPr>
+        <w:numPr>
+          <w:ilvl w:val="0"/>
+          <w:numId w:val="10"/>
+        </w:numPr>
+        <w:spacing w:after="0" w:afterAutospacing="0" w:lineRule="auto"/>
+        <w:ind w:left="720" w:hanging="360"/>
+        <w:rPr>
+          <w:color w:val="000000"/>
+          <w:highlight w:val="white"/>
+        </w:rPr>
+      </w:pPr>
+      <w:r>
+        <w:rPr>
+          <w:rFonts w:ascii="Ubuntu" w:cs="Ubuntu" w:eastAsia="Ubuntu" w:hAnsi="Ubuntu"/>
+          <w:sz w:val="21"/>
+          <w:szCs w:val="21"/>
+          <w:highlight w:val="white"/>
+          <w:rtl w:val="0"/>
+        </w:rPr>
+        <w:t xml:space="preserve">Batch quote requests efficiently.</w:t>
+      </w:r>
+    </w:p>
+    <w:p>
+      <w:pPr>
+        <w:numPr>
+          <w:ilvl w:val="0"/>
+          <w:numId w:val="10"/>
+        </w:numPr>
+        <w:spacing w:after="0" w:afterAutospacing="0" w:lineRule="auto"/>
+        <w:ind w:left="720" w:hanging="360"/>
+        <w:rPr>
+          <w:color w:val="000000"/>
+          <w:highlight w:val="white"/>
+        </w:rPr>
+      </w:pPr>
+      <w:r>
+        <w:rPr>
+          <w:rFonts w:ascii="Ubuntu" w:cs="Ubuntu" w:eastAsia="Ubuntu" w:hAnsi="Ubuntu"/>
+          <w:sz w:val="21"/>
+          <w:szCs w:val="21"/>
+          <w:highlight w:val="white"/>
+          <w:rtl w:val="0"/>
+        </w:rPr>
+        <w:t xml:space="preserve">Respect Kite rate limits with controlled batching, retries, and short pauses.</w:t>
+      </w:r>
+    </w:p>
+    <w:p>
+      <w:pPr>
+        <w:numPr>
+          <w:ilvl w:val="0"/>
+          <w:numId w:val="10"/>
+        </w:numPr>
+        <w:spacing w:after="0" w:afterAutospacing="0" w:lineRule="auto"/>
+        <w:ind w:left="720" w:hanging="360"/>
+        <w:rPr>
+          <w:color w:val="000000"/>
+          <w:highlight w:val="white"/>
+        </w:rPr>
+      </w:pPr>
+      <w:r>
+        <w:rPr>
+          <w:rFonts w:ascii="Ubuntu" w:cs="Ubuntu" w:eastAsia="Ubuntu" w:hAnsi="Ubuntu"/>
+          <w:sz w:val="21"/>
+          <w:szCs w:val="21"/>
+          <w:highlight w:val="white"/>
+          <w:rtl w:val="0"/>
+        </w:rPr>
+        <w:t xml:space="preserve">Cache instruments, screener results, daily candles, and futures snapshots locally.</w:t>
+      </w:r>
+    </w:p>
+    <w:p>
+      <w:pPr>
+        <w:numPr>
+          <w:ilvl w:val="0"/>
+          <w:numId w:val="10"/>
+        </w:numPr>
+        <w:spacing w:after="0" w:afterAutospacing="0" w:lineRule="auto"/>
+        <w:ind w:left="720" w:hanging="360"/>
+        <w:rPr>
+          <w:color w:val="000000"/>
+          <w:highlight w:val="white"/>
+        </w:rPr>
+      </w:pPr>
+      <w:r>
+        <w:rPr>
+          <w:rFonts w:ascii="Ubuntu" w:cs="Ubuntu" w:eastAsia="Ubuntu" w:hAnsi="Ubuntu"/>
+          <w:sz w:val="21"/>
+          <w:szCs w:val="21"/>
+          <w:highlight w:val="white"/>
+          <w:rtl w:val="0"/>
+        </w:rPr>
+        <w:t xml:space="preserve">Return progress/status for long-running scans.</w:t>
+      </w:r>
+    </w:p>
+    <w:p>
+      <w:pPr>
+        <w:numPr>
+          <w:ilvl w:val="0"/>
+          <w:numId w:val="10"/>
+        </w:numPr>
+        <w:spacing w:after="140" w:lineRule="auto"/>
+        <w:ind w:left="720" w:hanging="360"/>
+        <w:rPr>
+          <w:color w:val="000000"/>
+          <w:highlight w:val="white"/>
+        </w:rPr>
+      </w:pPr>
+      <w:r>
+        <w:rPr>
+          <w:rFonts w:ascii="Ubuntu" w:cs="Ubuntu" w:eastAsia="Ubuntu" w:hAnsi="Ubuntu"/>
+          <w:sz w:val="21"/>
+          <w:szCs w:val="21"/>
+          <w:highlight w:val="white"/>
+          <w:rtl w:val="0"/>
+        </w:rPr>
+        <w:t xml:space="preserve">Include warnings and skipped symbols in the API response.</w:t>
+      </w:r>
+    </w:p>
+    <w:p>
+      <w:pPr>
+        <w:spacing w:after="240" w:lineRule="auto"/>
+        <w:rPr>
+          <w:rFonts w:ascii="Ubuntu" w:cs="Ubuntu" w:eastAsia="Ubuntu" w:hAnsi="Ubuntu"/>
+          <w:sz w:val="21"/>
+          <w:szCs w:val="21"/>
+          <w:highlight w:val="white"/>
+        </w:rPr>
+      </w:pPr>
+      <w:r>
+        <w:rPr>
+          <w:rFonts w:ascii="Ubuntu" w:cs="Ubuntu" w:eastAsia="Ubuntu" w:hAnsi="Ubuntu"/>
+          <w:sz w:val="21"/>
+          <w:szCs w:val="21"/>
+          <w:highlight w:val="white"/>
+          <w:rtl w:val="0"/>
+        </w:rPr>
+        <w:t xml:space="preserve">Frontend requirements:</w:t>
+      </w:r>
+    </w:p>
+    <w:p>
+      <w:pPr>
+        <w:numPr>
+          <w:ilvl w:val="0"/>
+          <w:numId w:val="5"/>
+        </w:numPr>
+        <w:spacing w:after="0" w:afterAutospacing="0" w:lineRule="auto"/>
+        <w:ind w:left="720" w:hanging="360"/>
+        <w:rPr>
+          <w:color w:val="000000"/>
+          <w:highlight w:val="white"/>
+        </w:rPr>
+      </w:pPr>
+      <w:r>
+        <w:rPr>
+          <w:rFonts w:ascii="Ubuntu" w:cs="Ubuntu" w:eastAsia="Ubuntu" w:hAnsi="Ubuntu"/>
+          <w:sz w:val="21"/>
+          <w:szCs w:val="21"/>
+          <w:highlight w:val="white"/>
+          <w:rtl w:val="0"/>
+        </w:rPr>
+        <w:t xml:space="preserve">Keep results visible after tab switching once the screener has been run.</w:t>
+      </w:r>
+    </w:p>
+    <w:p>
+      <w:pPr>
+        <w:numPr>
+          <w:ilvl w:val="0"/>
+          <w:numId w:val="5"/>
+        </w:numPr>
+        <w:spacing w:after="0" w:afterAutospacing="0" w:lineRule="auto"/>
+        <w:ind w:left="720" w:hanging="360"/>
+        <w:rPr>
+          <w:color w:val="000000"/>
+          <w:highlight w:val="white"/>
+        </w:rPr>
+      </w:pPr>
+      <w:r>
+        <w:rPr>
+          <w:rFonts w:ascii="Ubuntu" w:cs="Ubuntu" w:eastAsia="Ubuntu" w:hAnsi="Ubuntu"/>
+          <w:sz w:val="21"/>
+          <w:szCs w:val="21"/>
+          <w:highlight w:val="white"/>
+          <w:rtl w:val="0"/>
+        </w:rPr>
+        <w:t xml:space="preserve">Avoid rerunning if parameters have not changed and a fresh cached result exists.</w:t>
+      </w:r>
+    </w:p>
+    <w:p>
+      <w:pPr>
+        <w:numPr>
+          <w:ilvl w:val="0"/>
+          <w:numId w:val="5"/>
+        </w:numPr>
+        <w:spacing w:after="0" w:afterAutospacing="0" w:lineRule="auto"/>
+        <w:ind w:left="720" w:hanging="360"/>
+        <w:rPr>
+          <w:color w:val="000000"/>
+          <w:highlight w:val="white"/>
+        </w:rPr>
+      </w:pPr>
+      <w:r>
+        <w:rPr>
+          <w:rFonts w:ascii="Ubuntu" w:cs="Ubuntu" w:eastAsia="Ubuntu" w:hAnsi="Ubuntu"/>
+          <w:sz w:val="21"/>
+          <w:szCs w:val="21"/>
+          <w:highlight w:val="white"/>
+          <w:rtl w:val="0"/>
+        </w:rPr>
+        <w:t xml:space="preserve">Show loading, empty, error, and completed states clearly.</w:t>
+      </w:r>
+    </w:p>
+    <w:p>
+      <w:pPr>
+        <w:numPr>
+          <w:ilvl w:val="0"/>
+          <w:numId w:val="5"/>
+        </w:numPr>
+        <w:spacing w:after="0" w:afterAutospacing="0" w:lineRule="auto"/>
+        <w:ind w:left="720" w:hanging="360"/>
+        <w:rPr>
+          <w:color w:val="000000"/>
+          <w:highlight w:val="white"/>
+        </w:rPr>
+      </w:pPr>
+      <w:r>
+        <w:rPr>
+          <w:rFonts w:ascii="Ubuntu" w:cs="Ubuntu" w:eastAsia="Ubuntu" w:hAnsi="Ubuntu"/>
+          <w:sz w:val="21"/>
+          <w:szCs w:val="21"/>
+          <w:highlight w:val="white"/>
+          <w:rtl w:val="0"/>
+        </w:rPr>
+        <w:t xml:space="preserve">Support sorting and filtering/searching inside the screener tables.</w:t>
+      </w:r>
+    </w:p>
+    <w:p>
+      <w:pPr>
+        <w:numPr>
+          <w:ilvl w:val="0"/>
+          <w:numId w:val="5"/>
+        </w:numPr>
+        <w:spacing w:after="0" w:afterAutospacing="0" w:lineRule="auto"/>
+        <w:ind w:left="720" w:hanging="360"/>
+        <w:rPr>
+          <w:color w:val="000000"/>
+          <w:highlight w:val="white"/>
+        </w:rPr>
+      </w:pPr>
+      <w:r>
+        <w:rPr>
+          <w:rFonts w:ascii="Ubuntu" w:cs="Ubuntu" w:eastAsia="Ubuntu" w:hAnsi="Ubuntu"/>
+          <w:sz w:val="21"/>
+          <w:szCs w:val="21"/>
+          <w:highlight w:val="white"/>
+          <w:rtl w:val="0"/>
+        </w:rPr>
+        <w:t xml:space="preserve">Show clean results first, with formatted API response available for learning.</w:t>
+      </w:r>
+    </w:p>
+    <w:p>
+      <w:pPr>
+        <w:numPr>
+          <w:ilvl w:val="0"/>
+          <w:numId w:val="5"/>
+        </w:numPr>
+        <w:spacing w:after="140" w:lineRule="auto"/>
+        <w:ind w:left="720" w:hanging="360"/>
+        <w:rPr>
+          <w:color w:val="000000"/>
+          <w:highlight w:val="white"/>
+        </w:rPr>
+      </w:pPr>
+      <w:r>
+        <w:rPr>
+          <w:rFonts w:ascii="Ubuntu" w:cs="Ubuntu" w:eastAsia="Ubuntu" w:hAnsi="Ubuntu"/>
+          <w:sz w:val="21"/>
+          <w:szCs w:val="21"/>
+          <w:highlight w:val="white"/>
+          <w:rtl w:val="0"/>
+        </w:rPr>
+        <w:t xml:space="preserve">Keep the implementation modular so more futures and options screeners can be added later.</w:t>
+      </w:r>
+    </w:p>
+    <w:p>
+      <w:pPr>
+        <w:pStyle w:val="Heading2"/>
+        <w:keepNext w:val="0"/>
+        <w:keepLines w:val="0"/>
+        <w:pBdr>
+          <w:bottom w:color="auto" w:space="5" w:sz="0" w:val="none"/>
+        </w:pBdr>
+        <w:spacing w:after="240" w:line="300" w:lineRule="auto"/>
+        <w:rPr>
+          <w:rFonts w:ascii="Ubuntu" w:cs="Ubuntu" w:eastAsia="Ubuntu" w:hAnsi="Ubuntu"/>
+          <w:sz w:val="51"/>
+          <w:szCs w:val="51"/>
+          <w:highlight w:val="white"/>
+        </w:rPr>
+      </w:pPr>
+      <w:bookmarkStart w:colFirst="0" w:colLast="0" w:name="_5xb5g5fgs0q1" w:id="5"/>
+      <w:bookmarkEnd w:id="5"/>
+      <w:r>
+        <w:rPr>
+          <w:rFonts w:ascii="Ubuntu" w:cs="Ubuntu" w:eastAsia="Ubuntu" w:hAnsi="Ubuntu"/>
+          <w:sz w:val="51"/>
+          <w:szCs w:val="51"/>
+          <w:highlight w:val="white"/>
+          <w:rtl w:val="0"/>
+        </w:rPr>
+        <w:t xml:space="preserve">Prompt 5 — Options Chain Tab</w:t>
+      </w:r>
+    </w:p>
+    <w:p>
+      <w:pPr>
+        <w:spacing w:after="240" w:lineRule="auto"/>
+        <w:rPr>
+          <w:rFonts w:ascii="Ubuntu" w:cs="Ubuntu" w:eastAsia="Ubuntu" w:hAnsi="Ubuntu"/>
+          <w:sz w:val="21"/>
+          <w:szCs w:val="21"/>
+          <w:highlight w:val="white"/>
+        </w:rPr>
+      </w:pPr>
+      <w:r>
+        <w:rPr>
+          <w:rFonts w:ascii="Ubuntu" w:cs="Ubuntu" w:eastAsia="Ubuntu" w:hAnsi="Ubuntu"/>
+          <w:sz w:val="21"/>
+          <w:szCs w:val="21"/>
+          <w:highlight w:val="white"/>
+          <w:rtl w:val="0"/>
+        </w:rPr>
+        <w:t xml:space="preserve">Read this chapter and use it as context for the application being built.</w:t>
+      </w:r>
+    </w:p>
+    <w:p>
+      <w:pPr>
+        <w:spacing w:after="240" w:lineRule="auto"/>
+        <w:rPr>
+          <w:rFonts w:ascii="Ubuntu" w:cs="Ubuntu" w:eastAsia="Ubuntu" w:hAnsi="Ubuntu"/>
+          <w:sz w:val="21"/>
+          <w:szCs w:val="21"/>
+          <w:highlight w:val="white"/>
+        </w:rPr>
+      </w:pPr>
+      <w:r>
+        <w:rPr>
+          <w:rFonts w:ascii="Ubuntu" w:cs="Ubuntu" w:eastAsia="Ubuntu" w:hAnsi="Ubuntu"/>
+          <w:sz w:val="21"/>
+          <w:szCs w:val="21"/>
+          <w:highlight w:val="white"/>
+          <w:rtl w:val="0"/>
+        </w:rPr>
+        <w:t xml:space="preserve">Add a new </w:t>
+      </w:r>
+      <w:r>
+        <w:rPr>
+          <w:rFonts w:ascii="Ubuntu" w:cs="Ubuntu" w:eastAsia="Ubuntu" w:hAnsi="Ubuntu"/>
+          <w:b w:val="1"/>
+          <w:bCs w:val="1"/>
+          <w:sz w:val="21"/>
+          <w:szCs w:val="21"/>
+          <w:highlight w:val="white"/>
+          <w:rtl w:val="0"/>
+        </w:rPr>
+        <w:t xml:space="preserve">Options Chain</w:t>
+      </w:r>
+      <w:r>
+        <w:rPr>
+          <w:rFonts w:ascii="Ubuntu" w:cs="Ubuntu" w:eastAsia="Ubuntu" w:hAnsi="Ubuntu"/>
+          <w:sz w:val="21"/>
+          <w:szCs w:val="21"/>
+          <w:highlight w:val="white"/>
+          <w:rtl w:val="0"/>
+        </w:rPr>
+        <w:t xml:space="preserve"> tab to the existing React + Vite frontend and Python FastAPI backend Zerodha Kite Connect dashboard.</w:t>
+      </w:r>
+    </w:p>
+    <w:p>
+      <w:pPr>
+        <w:spacing w:after="240" w:lineRule="auto"/>
+        <w:rPr>
+          <w:rFonts w:ascii="Ubuntu" w:cs="Ubuntu" w:eastAsia="Ubuntu" w:hAnsi="Ubuntu"/>
+          <w:sz w:val="21"/>
+          <w:szCs w:val="21"/>
+          <w:highlight w:val="white"/>
+        </w:rPr>
+      </w:pPr>
+      <w:r>
+        <w:rPr>
+          <w:rFonts w:ascii="Ubuntu" w:cs="Ubuntu" w:eastAsia="Ubuntu" w:hAnsi="Ubuntu"/>
+          <w:sz w:val="21"/>
+          <w:szCs w:val="21"/>
+          <w:highlight w:val="white"/>
+          <w:rtl w:val="0"/>
+        </w:rPr>
+        <w:t xml:space="preserve">Use the saved Kite API key and access token from the existing backend session. Do not ask the user to log in again. Preserve the current dashboard layout, login flow, navigation, styling, and all existing tabs.</w:t>
+      </w:r>
+    </w:p>
+    <w:p>
+      <w:pPr>
+        <w:spacing w:after="240" w:lineRule="auto"/>
+        <w:rPr>
+          <w:rFonts w:ascii="Ubuntu" w:cs="Ubuntu" w:eastAsia="Ubuntu" w:hAnsi="Ubuntu"/>
+          <w:sz w:val="21"/>
+          <w:szCs w:val="21"/>
+          <w:highlight w:val="white"/>
+        </w:rPr>
+      </w:pPr>
+      <w:r>
+        <w:rPr>
+          <w:rFonts w:ascii="Ubuntu" w:cs="Ubuntu" w:eastAsia="Ubuntu" w:hAnsi="Ubuntu"/>
+          <w:sz w:val="21"/>
+          <w:szCs w:val="21"/>
+          <w:highlight w:val="white"/>
+          <w:rtl w:val="0"/>
+        </w:rPr>
+        <w:t xml:space="preserve">Build this as an educational Varsity-style options chain screen. The UI should be clean, responsive, calm light-blue, and beginner-friendly. It should help a reader understand how option instruments, strikes, expiries, quotes, open interest, Greeks, OHLCV, and payoff diagrams connect together.</w:t>
+      </w:r>
+    </w:p>
+    <w:p>
+      <w:pPr>
+        <w:spacing w:after="240" w:lineRule="auto"/>
+        <w:rPr>
+          <w:rFonts w:ascii="Ubuntu" w:cs="Ubuntu" w:eastAsia="Ubuntu" w:hAnsi="Ubuntu"/>
+          <w:sz w:val="21"/>
+          <w:szCs w:val="21"/>
+          <w:highlight w:val="white"/>
+        </w:rPr>
+      </w:pPr>
+      <w:r>
+        <w:rPr>
+          <w:rFonts w:ascii="Ubuntu" w:cs="Ubuntu" w:eastAsia="Ubuntu" w:hAnsi="Ubuntu"/>
+          <w:sz w:val="21"/>
+          <w:szCs w:val="21"/>
+          <w:highlight w:val="white"/>
+          <w:rtl w:val="0"/>
+        </w:rPr>
+        <w:t xml:space="preserve">Add controls for:</w:t>
+      </w:r>
+    </w:p>
+    <w:p>
+      <w:pPr>
+        <w:numPr>
+          <w:ilvl w:val="0"/>
+          <w:numId w:val="24"/>
+        </w:numPr>
+        <w:spacing w:after="0" w:afterAutospacing="0" w:lineRule="auto"/>
+        <w:ind w:left="720" w:hanging="360"/>
+        <w:rPr>
+          <w:color w:val="000000"/>
+          <w:highlight w:val="white"/>
+        </w:rPr>
+      </w:pPr>
+      <w:r>
+        <w:rPr>
+          <w:rFonts w:ascii="Ubuntu" w:cs="Ubuntu" w:eastAsia="Ubuntu" w:hAnsi="Ubuntu"/>
+          <w:sz w:val="21"/>
+          <w:szCs w:val="21"/>
+          <w:highlight w:val="white"/>
+          <w:rtl w:val="0"/>
+        </w:rPr>
+        <w:t xml:space="preserve">Exchange dropdown: NSE, BSE, MCX</w:t>
+      </w:r>
+    </w:p>
+    <w:p>
+      <w:pPr>
+        <w:numPr>
+          <w:ilvl w:val="0"/>
+          <w:numId w:val="24"/>
+        </w:numPr>
+        <w:spacing w:after="0" w:afterAutospacing="0" w:lineRule="auto"/>
+        <w:ind w:left="720" w:hanging="360"/>
+        <w:rPr>
+          <w:color w:val="000000"/>
+          <w:highlight w:val="white"/>
+        </w:rPr>
+      </w:pPr>
+      <w:r>
+        <w:rPr>
+          <w:rFonts w:ascii="Ubuntu" w:cs="Ubuntu" w:eastAsia="Ubuntu" w:hAnsi="Ubuntu"/>
+          <w:sz w:val="21"/>
+          <w:szCs w:val="21"/>
+          <w:highlight w:val="white"/>
+          <w:rtl w:val="0"/>
+        </w:rPr>
+        <w:t xml:space="preserve">Underlying dropdown populated only with underlyings that have options for the selected exchange</w:t>
+      </w:r>
+    </w:p>
+    <w:p>
+      <w:pPr>
+        <w:numPr>
+          <w:ilvl w:val="0"/>
+          <w:numId w:val="24"/>
+        </w:numPr>
+        <w:spacing w:after="0" w:afterAutospacing="0" w:lineRule="auto"/>
+        <w:ind w:left="720" w:hanging="360"/>
+        <w:rPr>
+          <w:color w:val="000000"/>
+          <w:highlight w:val="white"/>
+        </w:rPr>
+      </w:pPr>
+      <w:r>
+        <w:rPr>
+          <w:rFonts w:ascii="Ubuntu" w:cs="Ubuntu" w:eastAsia="Ubuntu" w:hAnsi="Ubuntu"/>
+          <w:sz w:val="21"/>
+          <w:szCs w:val="21"/>
+          <w:highlight w:val="white"/>
+          <w:rtl w:val="0"/>
+        </w:rPr>
+        <w:t xml:space="preserve">Expiry dropdown populated from available expiries for the selected underlying</w:t>
+      </w:r>
+    </w:p>
+    <w:p>
+      <w:pPr>
+        <w:numPr>
+          <w:ilvl w:val="0"/>
+          <w:numId w:val="24"/>
+        </w:numPr>
+        <w:spacing w:after="0" w:afterAutospacing="0" w:lineRule="auto"/>
+        <w:ind w:left="720" w:hanging="360"/>
+        <w:rPr>
+          <w:color w:val="000000"/>
+          <w:highlight w:val="white"/>
+        </w:rPr>
+      </w:pPr>
+      <w:r>
+        <w:rPr>
+          <w:rFonts w:ascii="Ubuntu" w:cs="Ubuntu" w:eastAsia="Ubuntu" w:hAnsi="Ubuntu"/>
+          <w:sz w:val="21"/>
+          <w:szCs w:val="21"/>
+          <w:highlight w:val="white"/>
+          <w:rtl w:val="0"/>
+        </w:rPr>
+        <w:t xml:space="preserve">Maximum strikes or strike-range control</w:t>
+      </w:r>
+    </w:p>
+    <w:p>
+      <w:pPr>
+        <w:numPr>
+          <w:ilvl w:val="0"/>
+          <w:numId w:val="24"/>
+        </w:numPr>
+        <w:spacing w:after="140" w:lineRule="auto"/>
+        <w:ind w:left="720" w:hanging="360"/>
+        <w:rPr>
+          <w:color w:val="000000"/>
+          <w:highlight w:val="white"/>
+        </w:rPr>
+      </w:pPr>
+      <w:r>
+        <w:rPr>
+          <w:rFonts w:ascii="Ubuntu" w:cs="Ubuntu" w:eastAsia="Ubuntu" w:hAnsi="Ubuntu"/>
+          <w:sz w:val="21"/>
+          <w:szCs w:val="21"/>
+          <w:highlight w:val="white"/>
+          <w:rtl w:val="0"/>
+        </w:rPr>
+        <w:t xml:space="preserve">Strategy payoff dropdown</w:t>
+      </w:r>
+    </w:p>
+    <w:p>
+      <w:pPr>
+        <w:spacing w:after="240" w:lineRule="auto"/>
+        <w:rPr>
+          <w:rFonts w:ascii="Ubuntu" w:cs="Ubuntu" w:eastAsia="Ubuntu" w:hAnsi="Ubuntu"/>
+          <w:sz w:val="21"/>
+          <w:szCs w:val="21"/>
+          <w:highlight w:val="white"/>
+        </w:rPr>
+      </w:pPr>
+      <w:r>
+        <w:rPr>
+          <w:rFonts w:ascii="Ubuntu" w:cs="Ubuntu" w:eastAsia="Ubuntu" w:hAnsi="Ubuntu"/>
+          <w:sz w:val="21"/>
+          <w:szCs w:val="21"/>
+          <w:highlight w:val="white"/>
+          <w:rtl w:val="0"/>
+        </w:rPr>
+        <w:t xml:space="preserve">When the exchange changes, reload the available underlyings. When the underlying changes, load only valid expiries and option contracts for that underlying.</w:t>
+      </w:r>
+    </w:p>
+    <w:p>
+      <w:pPr>
+        <w:spacing w:after="240" w:lineRule="auto"/>
+        <w:rPr>
+          <w:rFonts w:ascii="Ubuntu" w:cs="Ubuntu" w:eastAsia="Ubuntu" w:hAnsi="Ubuntu"/>
+          <w:sz w:val="21"/>
+          <w:szCs w:val="21"/>
+          <w:highlight w:val="white"/>
+        </w:rPr>
+      </w:pPr>
+      <w:r>
+        <w:rPr>
+          <w:rFonts w:ascii="Ubuntu" w:cs="Ubuntu" w:eastAsia="Ubuntu" w:hAnsi="Ubuntu"/>
+          <w:sz w:val="21"/>
+          <w:szCs w:val="21"/>
+          <w:highlight w:val="white"/>
+          <w:rtl w:val="0"/>
+        </w:rPr>
+        <w:t xml:space="preserve">Options chain table:</w:t>
+      </w:r>
+    </w:p>
+    <w:p>
+      <w:pPr>
+        <w:numPr>
+          <w:ilvl w:val="0"/>
+          <w:numId w:val="21"/>
+        </w:numPr>
+        <w:spacing w:after="0" w:afterAutospacing="0" w:lineRule="auto"/>
+        <w:ind w:left="720" w:hanging="360"/>
+        <w:rPr>
+          <w:color w:val="000000"/>
+          <w:highlight w:val="white"/>
+        </w:rPr>
+      </w:pPr>
+      <w:r>
+        <w:rPr>
+          <w:rFonts w:ascii="Ubuntu" w:cs="Ubuntu" w:eastAsia="Ubuntu" w:hAnsi="Ubuntu"/>
+          <w:sz w:val="21"/>
+          <w:szCs w:val="21"/>
+          <w:highlight w:val="white"/>
+          <w:rtl w:val="0"/>
+        </w:rPr>
+        <w:t xml:space="preserve">Put the strike price in the center.</w:t>
+      </w:r>
+    </w:p>
+    <w:p>
+      <w:pPr>
+        <w:numPr>
+          <w:ilvl w:val="0"/>
+          <w:numId w:val="21"/>
+        </w:numPr>
+        <w:spacing w:after="0" w:afterAutospacing="0" w:lineRule="auto"/>
+        <w:ind w:left="720" w:hanging="360"/>
+        <w:rPr>
+          <w:color w:val="000000"/>
+          <w:highlight w:val="white"/>
+        </w:rPr>
+      </w:pPr>
+      <w:r>
+        <w:rPr>
+          <w:rFonts w:ascii="Ubuntu" w:cs="Ubuntu" w:eastAsia="Ubuntu" w:hAnsi="Ubuntu"/>
+          <w:sz w:val="21"/>
+          <w:szCs w:val="21"/>
+          <w:highlight w:val="white"/>
+          <w:rtl w:val="0"/>
+        </w:rPr>
+        <w:t xml:space="preserve">Show call data on the left side and put data on the right side.</w:t>
+      </w:r>
+    </w:p>
+    <w:p>
+      <w:pPr>
+        <w:numPr>
+          <w:ilvl w:val="0"/>
+          <w:numId w:val="21"/>
+        </w:numPr>
+        <w:spacing w:after="0" w:afterAutospacing="0" w:lineRule="auto"/>
+        <w:ind w:left="720" w:hanging="360"/>
+        <w:rPr>
+          <w:color w:val="000000"/>
+          <w:highlight w:val="white"/>
+        </w:rPr>
+      </w:pPr>
+      <w:r>
+        <w:rPr>
+          <w:rFonts w:ascii="Ubuntu" w:cs="Ubuntu" w:eastAsia="Ubuntu" w:hAnsi="Ubuntu"/>
+          <w:sz w:val="21"/>
+          <w:szCs w:val="21"/>
+          <w:highlight w:val="white"/>
+          <w:rtl w:val="0"/>
+        </w:rPr>
+        <w:t xml:space="preserve">For both call and put sides, show:</w:t>
+      </w:r>
+    </w:p>
+    <w:p>
+      <w:pPr>
+        <w:numPr>
+          <w:ilvl w:val="1"/>
+          <w:numId w:val="21"/>
+        </w:numPr>
+        <w:spacing w:after="0" w:afterAutospacing="0" w:lineRule="auto"/>
+        <w:ind w:left="1440" w:hanging="360"/>
+        <w:rPr>
+          <w:color w:val="000000"/>
+          <w:highlight w:val="white"/>
+        </w:rPr>
+      </w:pPr>
+      <w:r>
+        <w:rPr>
+          <w:rFonts w:ascii="Ubuntu" w:cs="Ubuntu" w:eastAsia="Ubuntu" w:hAnsi="Ubuntu"/>
+          <w:sz w:val="21"/>
+          <w:szCs w:val="21"/>
+          <w:highlight w:val="white"/>
+          <w:rtl w:val="0"/>
+        </w:rPr>
+        <w:t xml:space="preserve">LTP</w:t>
+      </w:r>
+    </w:p>
+    <w:p>
+      <w:pPr>
+        <w:numPr>
+          <w:ilvl w:val="1"/>
+          <w:numId w:val="21"/>
+        </w:numPr>
+        <w:spacing w:after="0" w:afterAutospacing="0" w:lineRule="auto"/>
+        <w:ind w:left="1440" w:hanging="360"/>
+        <w:rPr>
+          <w:color w:val="000000"/>
+          <w:highlight w:val="white"/>
+        </w:rPr>
+      </w:pPr>
+      <w:r>
+        <w:rPr>
+          <w:rFonts w:ascii="Ubuntu" w:cs="Ubuntu" w:eastAsia="Ubuntu" w:hAnsi="Ubuntu"/>
+          <w:sz w:val="21"/>
+          <w:szCs w:val="21"/>
+          <w:highlight w:val="white"/>
+          <w:rtl w:val="0"/>
+        </w:rPr>
+        <w:t xml:space="preserve">Volume</w:t>
+      </w:r>
+    </w:p>
+    <w:p>
+      <w:pPr>
+        <w:numPr>
+          <w:ilvl w:val="1"/>
+          <w:numId w:val="21"/>
+        </w:numPr>
+        <w:spacing w:after="0" w:afterAutospacing="0" w:lineRule="auto"/>
+        <w:ind w:left="1440" w:hanging="360"/>
+        <w:rPr>
+          <w:color w:val="000000"/>
+          <w:highlight w:val="white"/>
+        </w:rPr>
+      </w:pPr>
+      <w:r>
+        <w:rPr>
+          <w:rFonts w:ascii="Ubuntu" w:cs="Ubuntu" w:eastAsia="Ubuntu" w:hAnsi="Ubuntu"/>
+          <w:sz w:val="21"/>
+          <w:szCs w:val="21"/>
+          <w:highlight w:val="white"/>
+          <w:rtl w:val="0"/>
+        </w:rPr>
+        <w:t xml:space="preserve">Open interest</w:t>
+      </w:r>
+    </w:p>
+    <w:p>
+      <w:pPr>
+        <w:numPr>
+          <w:ilvl w:val="1"/>
+          <w:numId w:val="21"/>
+        </w:numPr>
+        <w:spacing w:after="0" w:afterAutospacing="0" w:lineRule="auto"/>
+        <w:ind w:left="1440" w:hanging="360"/>
+        <w:rPr>
+          <w:color w:val="000000"/>
+          <w:highlight w:val="white"/>
+        </w:rPr>
+      </w:pPr>
+      <w:r>
+        <w:rPr>
+          <w:rFonts w:ascii="Ubuntu" w:cs="Ubuntu" w:eastAsia="Ubuntu" w:hAnsi="Ubuntu"/>
+          <w:sz w:val="21"/>
+          <w:szCs w:val="21"/>
+          <w:highlight w:val="white"/>
+          <w:rtl w:val="0"/>
+        </w:rPr>
+        <w:t xml:space="preserve">Change in OI where available</w:t>
+      </w:r>
+    </w:p>
+    <w:p>
+      <w:pPr>
+        <w:numPr>
+          <w:ilvl w:val="1"/>
+          <w:numId w:val="21"/>
+        </w:numPr>
+        <w:spacing w:after="0" w:afterAutospacing="0" w:lineRule="auto"/>
+        <w:ind w:left="1440" w:hanging="360"/>
+        <w:rPr>
+          <w:color w:val="000000"/>
+          <w:highlight w:val="white"/>
+        </w:rPr>
+      </w:pPr>
+      <w:r>
+        <w:rPr>
+          <w:rFonts w:ascii="Ubuntu" w:cs="Ubuntu" w:eastAsia="Ubuntu" w:hAnsi="Ubuntu"/>
+          <w:sz w:val="21"/>
+          <w:szCs w:val="21"/>
+          <w:highlight w:val="white"/>
+          <w:rtl w:val="0"/>
+        </w:rPr>
+        <w:t xml:space="preserve">Implied volatility where available or estimated</w:t>
+      </w:r>
+    </w:p>
+    <w:p>
+      <w:pPr>
+        <w:numPr>
+          <w:ilvl w:val="1"/>
+          <w:numId w:val="21"/>
+        </w:numPr>
+        <w:spacing w:after="0" w:afterAutospacing="0" w:lineRule="auto"/>
+        <w:ind w:left="1440" w:hanging="360"/>
+        <w:rPr>
+          <w:color w:val="000000"/>
+          <w:highlight w:val="white"/>
+        </w:rPr>
+      </w:pPr>
+      <w:r>
+        <w:rPr>
+          <w:rFonts w:ascii="Ubuntu" w:cs="Ubuntu" w:eastAsia="Ubuntu" w:hAnsi="Ubuntu"/>
+          <w:sz w:val="21"/>
+          <w:szCs w:val="21"/>
+          <w:highlight w:val="white"/>
+          <w:rtl w:val="0"/>
+        </w:rPr>
+        <w:t xml:space="preserve">Delta</w:t>
+      </w:r>
+    </w:p>
+    <w:p>
+      <w:pPr>
+        <w:numPr>
+          <w:ilvl w:val="1"/>
+          <w:numId w:val="21"/>
+        </w:numPr>
+        <w:spacing w:after="0" w:afterAutospacing="0" w:lineRule="auto"/>
+        <w:ind w:left="1440" w:hanging="360"/>
+        <w:rPr>
+          <w:color w:val="000000"/>
+          <w:highlight w:val="white"/>
+        </w:rPr>
+      </w:pPr>
+      <w:r>
+        <w:rPr>
+          <w:rFonts w:ascii="Ubuntu" w:cs="Ubuntu" w:eastAsia="Ubuntu" w:hAnsi="Ubuntu"/>
+          <w:sz w:val="21"/>
+          <w:szCs w:val="21"/>
+          <w:highlight w:val="white"/>
+          <w:rtl w:val="0"/>
+        </w:rPr>
+        <w:t xml:space="preserve">Gamma</w:t>
+      </w:r>
+    </w:p>
+    <w:p>
+      <w:pPr>
+        <w:numPr>
+          <w:ilvl w:val="1"/>
+          <w:numId w:val="21"/>
+        </w:numPr>
+        <w:spacing w:after="0" w:afterAutospacing="0" w:lineRule="auto"/>
+        <w:ind w:left="1440" w:hanging="360"/>
+        <w:rPr>
+          <w:color w:val="000000"/>
+          <w:highlight w:val="white"/>
+        </w:rPr>
+      </w:pPr>
+      <w:r>
+        <w:rPr>
+          <w:rFonts w:ascii="Ubuntu" w:cs="Ubuntu" w:eastAsia="Ubuntu" w:hAnsi="Ubuntu"/>
+          <w:sz w:val="21"/>
+          <w:szCs w:val="21"/>
+          <w:highlight w:val="white"/>
+          <w:rtl w:val="0"/>
+        </w:rPr>
+        <w:t xml:space="preserve">Theta</w:t>
+      </w:r>
+    </w:p>
+    <w:p>
+      <w:pPr>
+        <w:numPr>
+          <w:ilvl w:val="1"/>
+          <w:numId w:val="21"/>
+        </w:numPr>
+        <w:spacing w:after="140" w:lineRule="auto"/>
+        <w:ind w:left="1440" w:hanging="360"/>
+        <w:rPr>
+          <w:color w:val="000000"/>
+          <w:highlight w:val="white"/>
+        </w:rPr>
+      </w:pPr>
+      <w:r>
+        <w:rPr>
+          <w:rFonts w:ascii="Ubuntu" w:cs="Ubuntu" w:eastAsia="Ubuntu" w:hAnsi="Ubuntu"/>
+          <w:sz w:val="21"/>
+          <w:szCs w:val="21"/>
+          <w:highlight w:val="white"/>
+          <w:rtl w:val="0"/>
+        </w:rPr>
+        <w:t xml:space="preserve">Vega</w:t>
+      </w:r>
+    </w:p>
+    <w:p>
+      <w:pPr>
+        <w:spacing w:after="240" w:lineRule="auto"/>
+        <w:rPr>
+          <w:rFonts w:ascii="Ubuntu" w:cs="Ubuntu" w:eastAsia="Ubuntu" w:hAnsi="Ubuntu"/>
+          <w:sz w:val="21"/>
+          <w:szCs w:val="21"/>
+          <w:highlight w:val="white"/>
+        </w:rPr>
+      </w:pPr>
+      <w:r>
+        <w:rPr>
+          <w:rFonts w:ascii="Ubuntu" w:cs="Ubuntu" w:eastAsia="Ubuntu" w:hAnsi="Ubuntu"/>
+          <w:sz w:val="21"/>
+          <w:szCs w:val="21"/>
+          <w:highlight w:val="white"/>
+          <w:rtl w:val="0"/>
+        </w:rPr>
+        <w:t xml:space="preserve">Use Kite instruments to identify option contracts and Kite quote data to fetch live option values. Batch quote requests efficiently and handle missing contracts, missing quotes, expired instruments, and incomplete OI gracefully.</w:t>
+      </w:r>
+    </w:p>
+    <w:p>
+      <w:pPr>
+        <w:spacing w:after="240" w:lineRule="auto"/>
+        <w:rPr>
+          <w:rFonts w:ascii="Ubuntu" w:cs="Ubuntu" w:eastAsia="Ubuntu" w:hAnsi="Ubuntu"/>
+          <w:sz w:val="21"/>
+          <w:szCs w:val="21"/>
+          <w:highlight w:val="white"/>
+        </w:rPr>
+      </w:pPr>
+      <w:r>
+        <w:rPr>
+          <w:rFonts w:ascii="Ubuntu" w:cs="Ubuntu" w:eastAsia="Ubuntu" w:hAnsi="Ubuntu"/>
+          <w:sz w:val="21"/>
+          <w:szCs w:val="21"/>
+          <w:highlight w:val="white"/>
+          <w:rtl w:val="0"/>
+        </w:rPr>
+        <w:t xml:space="preserve">Greeks:</w:t>
+      </w:r>
+    </w:p>
+    <w:p>
+      <w:pPr>
+        <w:numPr>
+          <w:ilvl w:val="0"/>
+          <w:numId w:val="9"/>
+        </w:numPr>
+        <w:spacing w:after="0" w:afterAutospacing="0" w:lineRule="auto"/>
+        <w:ind w:left="720" w:hanging="360"/>
+        <w:rPr>
+          <w:color w:val="000000"/>
+          <w:highlight w:val="white"/>
+        </w:rPr>
+      </w:pPr>
+      <w:r>
+        <w:rPr>
+          <w:rFonts w:ascii="Ubuntu" w:cs="Ubuntu" w:eastAsia="Ubuntu" w:hAnsi="Ubuntu"/>
+          <w:sz w:val="21"/>
+          <w:szCs w:val="21"/>
+          <w:highlight w:val="white"/>
+          <w:rtl w:val="0"/>
+        </w:rPr>
+        <w:t xml:space="preserve">Calculate Greeks on the backend using a simple Black-Scholes implementation.</w:t>
+      </w:r>
+    </w:p>
+    <w:p>
+      <w:pPr>
+        <w:numPr>
+          <w:ilvl w:val="0"/>
+          <w:numId w:val="9"/>
+        </w:numPr>
+        <w:spacing w:after="0" w:afterAutospacing="0" w:lineRule="auto"/>
+        <w:ind w:left="720" w:hanging="360"/>
+        <w:rPr>
+          <w:color w:val="000000"/>
+          <w:highlight w:val="white"/>
+        </w:rPr>
+      </w:pPr>
+      <w:r>
+        <w:rPr>
+          <w:rFonts w:ascii="Ubuntu" w:cs="Ubuntu" w:eastAsia="Ubuntu" w:hAnsi="Ubuntu"/>
+          <w:sz w:val="21"/>
+          <w:szCs w:val="21"/>
+          <w:highlight w:val="white"/>
+          <w:rtl w:val="0"/>
+        </w:rPr>
+        <w:t xml:space="preserve">Use the underlying/reference price, option strike, expiry date, option type, risk-free rate, and implied volatility where available.</w:t>
+      </w:r>
+    </w:p>
+    <w:p>
+      <w:pPr>
+        <w:numPr>
+          <w:ilvl w:val="0"/>
+          <w:numId w:val="9"/>
+        </w:numPr>
+        <w:spacing w:after="0" w:afterAutospacing="0" w:lineRule="auto"/>
+        <w:ind w:left="720" w:hanging="360"/>
+        <w:rPr>
+          <w:color w:val="000000"/>
+          <w:highlight w:val="white"/>
+        </w:rPr>
+      </w:pPr>
+      <w:r>
+        <w:rPr>
+          <w:rFonts w:ascii="Ubuntu" w:cs="Ubuntu" w:eastAsia="Ubuntu" w:hAnsi="Ubuntu"/>
+          <w:sz w:val="21"/>
+          <w:szCs w:val="21"/>
+          <w:highlight w:val="white"/>
+          <w:rtl w:val="0"/>
+        </w:rPr>
+        <w:t xml:space="preserve">If IV is unavailable, estimate it or return a clear empty value with a warning.</w:t>
+      </w:r>
+    </w:p>
+    <w:p>
+      <w:pPr>
+        <w:numPr>
+          <w:ilvl w:val="0"/>
+          <w:numId w:val="9"/>
+        </w:numPr>
+        <w:spacing w:after="140" w:lineRule="auto"/>
+        <w:ind w:left="720" w:hanging="360"/>
+        <w:rPr>
+          <w:color w:val="000000"/>
+          <w:highlight w:val="white"/>
+        </w:rPr>
+      </w:pPr>
+      <w:r>
+        <w:rPr>
+          <w:rFonts w:ascii="Ubuntu" w:cs="Ubuntu" w:eastAsia="Ubuntu" w:hAnsi="Ubuntu"/>
+          <w:sz w:val="21"/>
+          <w:szCs w:val="21"/>
+          <w:highlight w:val="white"/>
+          <w:rtl w:val="0"/>
+        </w:rPr>
+        <w:t xml:space="preserve">Keep Greeks educational and transparent, not presented as exchange-certified values.</w:t>
+      </w:r>
+    </w:p>
+    <w:p>
+      <w:pPr>
+        <w:spacing w:after="240" w:lineRule="auto"/>
+        <w:rPr>
+          <w:rFonts w:ascii="Ubuntu" w:cs="Ubuntu" w:eastAsia="Ubuntu" w:hAnsi="Ubuntu"/>
+          <w:sz w:val="21"/>
+          <w:szCs w:val="21"/>
+          <w:highlight w:val="white"/>
+        </w:rPr>
+      </w:pPr>
+      <w:r>
+        <w:rPr>
+          <w:rFonts w:ascii="Ubuntu" w:cs="Ubuntu" w:eastAsia="Ubuntu" w:hAnsi="Ubuntu"/>
+          <w:sz w:val="21"/>
+          <w:szCs w:val="21"/>
+          <w:highlight w:val="white"/>
+          <w:rtl w:val="0"/>
+        </w:rPr>
+        <w:t xml:space="preserve">Below the options chain, add two side-by-side sections:</w:t>
+      </w:r>
+    </w:p>
+    <w:p>
+      <w:pPr>
+        <w:numPr>
+          <w:ilvl w:val="0"/>
+          <w:numId w:val="1"/>
+        </w:numPr>
+        <w:spacing w:after="0" w:afterAutospacing="0" w:lineRule="auto"/>
+        <w:ind w:left="720" w:hanging="360"/>
+        <w:rPr>
+          <w:color w:val="000000"/>
+          <w:highlight w:val="white"/>
+        </w:rPr>
+      </w:pPr>
+      <w:r>
+        <w:rPr>
+          <w:rFonts w:ascii="Ubuntu" w:cs="Ubuntu" w:eastAsia="Ubuntu" w:hAnsi="Ubuntu"/>
+          <w:b w:val="1"/>
+          <w:bCs w:val="1"/>
+          <w:sz w:val="21"/>
+          <w:szCs w:val="21"/>
+          <w:highlight w:val="white"/>
+          <w:rtl w:val="0"/>
+        </w:rPr>
+        <w:t xml:space="preserve">Daily OHLCV chart</w:t>
+      </w:r>
+    </w:p>
+    <w:p>
+      <w:pPr>
+        <w:numPr>
+          <w:ilvl w:val="1"/>
+          <w:numId w:val="1"/>
+        </w:numPr>
+        <w:spacing w:after="0" w:afterAutospacing="0" w:lineRule="auto"/>
+        <w:ind w:left="1440" w:hanging="360"/>
+        <w:rPr>
+          <w:color w:val="000000"/>
+          <w:highlight w:val="white"/>
+        </w:rPr>
+      </w:pPr>
+      <w:r>
+        <w:rPr>
+          <w:rFonts w:ascii="Ubuntu" w:cs="Ubuntu" w:eastAsia="Ubuntu" w:hAnsi="Ubuntu"/>
+          <w:sz w:val="21"/>
+          <w:szCs w:val="21"/>
+          <w:highlight w:val="white"/>
+          <w:rtl w:val="0"/>
+        </w:rPr>
+        <w:t xml:space="preserve">Show the selected underlying or reference instrument daily OHLCV.</w:t>
+      </w:r>
+    </w:p>
+    <w:p>
+      <w:pPr>
+        <w:numPr>
+          <w:ilvl w:val="1"/>
+          <w:numId w:val="1"/>
+        </w:numPr>
+        <w:spacing w:after="0" w:afterAutospacing="0" w:lineRule="auto"/>
+        <w:ind w:left="1440" w:hanging="360"/>
+        <w:rPr>
+          <w:color w:val="000000"/>
+          <w:highlight w:val="white"/>
+        </w:rPr>
+      </w:pPr>
+      <w:r>
+        <w:rPr>
+          <w:rFonts w:ascii="Ubuntu" w:cs="Ubuntu" w:eastAsia="Ubuntu" w:hAnsi="Ubuntu"/>
+          <w:sz w:val="21"/>
+          <w:szCs w:val="21"/>
+          <w:highlight w:val="white"/>
+          <w:rtl w:val="0"/>
+        </w:rPr>
+        <w:t xml:space="preserve">Show only the last 22 trading days.</w:t>
+      </w:r>
+    </w:p>
+    <w:p>
+      <w:pPr>
+        <w:numPr>
+          <w:ilvl w:val="1"/>
+          <w:numId w:val="1"/>
+        </w:numPr>
+        <w:spacing w:after="0" w:afterAutospacing="0" w:lineRule="auto"/>
+        <w:ind w:left="1440" w:hanging="360"/>
+        <w:rPr>
+          <w:color w:val="000000"/>
+          <w:highlight w:val="white"/>
+        </w:rPr>
+      </w:pPr>
+      <w:r>
+        <w:rPr>
+          <w:rFonts w:ascii="Ubuntu" w:cs="Ubuntu" w:eastAsia="Ubuntu" w:hAnsi="Ubuntu"/>
+          <w:sz w:val="21"/>
+          <w:szCs w:val="21"/>
+          <w:highlight w:val="white"/>
+          <w:rtl w:val="0"/>
+        </w:rPr>
+        <w:t xml:space="preserve">Use an interactive candlestick chart, not a static image.</w:t>
+      </w:r>
+    </w:p>
+    <w:p>
+      <w:pPr>
+        <w:numPr>
+          <w:ilvl w:val="1"/>
+          <w:numId w:val="1"/>
+        </w:numPr>
+        <w:spacing w:after="0" w:afterAutospacing="0" w:lineRule="auto"/>
+        <w:ind w:left="1440" w:hanging="360"/>
+        <w:rPr>
+          <w:color w:val="000000"/>
+          <w:highlight w:val="white"/>
+        </w:rPr>
+      </w:pPr>
+      <w:r>
+        <w:rPr>
+          <w:rFonts w:ascii="Ubuntu" w:cs="Ubuntu" w:eastAsia="Ubuntu" w:hAnsi="Ubuntu"/>
+          <w:sz w:val="21"/>
+          <w:szCs w:val="21"/>
+          <w:highlight w:val="white"/>
+          <w:rtl w:val="0"/>
+        </w:rPr>
+        <w:t xml:space="preserve">On hover, show date, open, high, low, close, and volume.</w:t>
+      </w:r>
+    </w:p>
+    <w:p>
+      <w:pPr>
+        <w:numPr>
+          <w:ilvl w:val="0"/>
+          <w:numId w:val="1"/>
+        </w:numPr>
+        <w:spacing w:after="0" w:afterAutospacing="0" w:lineRule="auto"/>
+        <w:ind w:left="720" w:hanging="360"/>
+        <w:rPr>
+          <w:color w:val="000000"/>
+          <w:highlight w:val="white"/>
+        </w:rPr>
+      </w:pPr>
+      <w:r>
+        <w:rPr>
+          <w:rFonts w:ascii="Ubuntu" w:cs="Ubuntu" w:eastAsia="Ubuntu" w:hAnsi="Ubuntu"/>
+          <w:b w:val="1"/>
+          <w:bCs w:val="1"/>
+          <w:sz w:val="21"/>
+          <w:szCs w:val="21"/>
+          <w:highlight w:val="white"/>
+          <w:rtl w:val="0"/>
+        </w:rPr>
+        <w:t xml:space="preserve">Strategy payoff</w:t>
+      </w:r>
+    </w:p>
+    <w:p>
+      <w:pPr>
+        <w:numPr>
+          <w:ilvl w:val="1"/>
+          <w:numId w:val="1"/>
+        </w:numPr>
+        <w:spacing w:after="0" w:afterAutospacing="0" w:lineRule="auto"/>
+        <w:ind w:left="1440" w:hanging="360"/>
+        <w:rPr>
+          <w:color w:val="000000"/>
+          <w:highlight w:val="white"/>
+        </w:rPr>
+      </w:pPr>
+      <w:r>
+        <w:rPr>
+          <w:rFonts w:ascii="Ubuntu" w:cs="Ubuntu" w:eastAsia="Ubuntu" w:hAnsi="Ubuntu"/>
+          <w:sz w:val="21"/>
+          <w:szCs w:val="21"/>
+          <w:highlight w:val="white"/>
+          <w:rtl w:val="0"/>
+        </w:rPr>
+        <w:t xml:space="preserve">Add a strategy selector with:</w:t>
+      </w:r>
+    </w:p>
+    <w:p>
+      <w:pPr>
+        <w:numPr>
+          <w:ilvl w:val="2"/>
+          <w:numId w:val="1"/>
+        </w:numPr>
+        <w:spacing w:after="0" w:afterAutospacing="0" w:lineRule="auto"/>
+        <w:ind w:left="2160" w:hanging="360"/>
+        <w:rPr>
+          <w:color w:val="000000"/>
+          <w:highlight w:val="white"/>
+        </w:rPr>
+      </w:pPr>
+      <w:r>
+        <w:rPr>
+          <w:rFonts w:ascii="Ubuntu" w:cs="Ubuntu" w:eastAsia="Ubuntu" w:hAnsi="Ubuntu"/>
+          <w:sz w:val="21"/>
+          <w:szCs w:val="21"/>
+          <w:highlight w:val="white"/>
+          <w:rtl w:val="0"/>
+        </w:rPr>
+        <w:t xml:space="preserve">Long straddle</w:t>
+      </w:r>
+    </w:p>
+    <w:p>
+      <w:pPr>
+        <w:numPr>
+          <w:ilvl w:val="2"/>
+          <w:numId w:val="1"/>
+        </w:numPr>
+        <w:spacing w:after="0" w:afterAutospacing="0" w:lineRule="auto"/>
+        <w:ind w:left="2160" w:hanging="360"/>
+        <w:rPr>
+          <w:color w:val="000000"/>
+          <w:highlight w:val="white"/>
+        </w:rPr>
+      </w:pPr>
+      <w:r>
+        <w:rPr>
+          <w:rFonts w:ascii="Ubuntu" w:cs="Ubuntu" w:eastAsia="Ubuntu" w:hAnsi="Ubuntu"/>
+          <w:sz w:val="21"/>
+          <w:szCs w:val="21"/>
+          <w:highlight w:val="white"/>
+          <w:rtl w:val="0"/>
+        </w:rPr>
+        <w:t xml:space="preserve">Long strangle</w:t>
+      </w:r>
+    </w:p>
+    <w:p>
+      <w:pPr>
+        <w:numPr>
+          <w:ilvl w:val="2"/>
+          <w:numId w:val="1"/>
+        </w:numPr>
+        <w:spacing w:after="0" w:afterAutospacing="0" w:lineRule="auto"/>
+        <w:ind w:left="2160" w:hanging="360"/>
+        <w:rPr>
+          <w:color w:val="000000"/>
+          <w:highlight w:val="white"/>
+        </w:rPr>
+      </w:pPr>
+      <w:r>
+        <w:rPr>
+          <w:rFonts w:ascii="Ubuntu" w:cs="Ubuntu" w:eastAsia="Ubuntu" w:hAnsi="Ubuntu"/>
+          <w:sz w:val="21"/>
+          <w:szCs w:val="21"/>
+          <w:highlight w:val="white"/>
+          <w:rtl w:val="0"/>
+        </w:rPr>
+        <w:t xml:space="preserve">Iron condor</w:t>
+      </w:r>
+    </w:p>
+    <w:p>
+      <w:pPr>
+        <w:numPr>
+          <w:ilvl w:val="2"/>
+          <w:numId w:val="1"/>
+        </w:numPr>
+        <w:spacing w:after="0" w:afterAutospacing="0" w:lineRule="auto"/>
+        <w:ind w:left="2160" w:hanging="360"/>
+        <w:rPr>
+          <w:color w:val="000000"/>
+          <w:highlight w:val="white"/>
+        </w:rPr>
+      </w:pPr>
+      <w:r>
+        <w:rPr>
+          <w:rFonts w:ascii="Ubuntu" w:cs="Ubuntu" w:eastAsia="Ubuntu" w:hAnsi="Ubuntu"/>
+          <w:sz w:val="21"/>
+          <w:szCs w:val="21"/>
+          <w:highlight w:val="white"/>
+          <w:rtl w:val="0"/>
+        </w:rPr>
+        <w:t xml:space="preserve">Iron butterfly</w:t>
+      </w:r>
+    </w:p>
+    <w:p>
+      <w:pPr>
+        <w:numPr>
+          <w:ilvl w:val="1"/>
+          <w:numId w:val="1"/>
+        </w:numPr>
+        <w:spacing w:after="0" w:afterAutospacing="0" w:lineRule="auto"/>
+        <w:ind w:left="1440" w:hanging="360"/>
+        <w:rPr>
+          <w:color w:val="000000"/>
+          <w:highlight w:val="white"/>
+        </w:rPr>
+      </w:pPr>
+      <w:r>
+        <w:rPr>
+          <w:rFonts w:ascii="Ubuntu" w:cs="Ubuntu" w:eastAsia="Ubuntu" w:hAnsi="Ubuntu"/>
+          <w:sz w:val="21"/>
+          <w:szCs w:val="21"/>
+          <w:highlight w:val="white"/>
+          <w:rtl w:val="0"/>
+        </w:rPr>
+        <w:t xml:space="preserve">Build a clean payoff chart based on the selected expiry and available option premiums.</w:t>
+      </w:r>
+    </w:p>
+    <w:p>
+      <w:pPr>
+        <w:numPr>
+          <w:ilvl w:val="1"/>
+          <w:numId w:val="1"/>
+        </w:numPr>
+        <w:spacing w:after="0" w:afterAutospacing="0" w:lineRule="auto"/>
+        <w:ind w:left="1440" w:hanging="360"/>
+        <w:rPr>
+          <w:color w:val="000000"/>
+          <w:highlight w:val="white"/>
+        </w:rPr>
+      </w:pPr>
+      <w:r>
+        <w:rPr>
+          <w:rFonts w:ascii="Ubuntu" w:cs="Ubuntu" w:eastAsia="Ubuntu" w:hAnsi="Ubuntu"/>
+          <w:sz w:val="21"/>
+          <w:szCs w:val="21"/>
+          <w:highlight w:val="white"/>
+          <w:rtl w:val="0"/>
+        </w:rPr>
+        <w:t xml:space="preserve">Use the current option LTPs as premium inputs.</w:t>
+      </w:r>
+    </w:p>
+    <w:p>
+      <w:pPr>
+        <w:numPr>
+          <w:ilvl w:val="1"/>
+          <w:numId w:val="1"/>
+        </w:numPr>
+        <w:spacing w:after="280" w:lineRule="auto"/>
+        <w:ind w:left="1440" w:hanging="360"/>
+        <w:rPr>
+          <w:color w:val="000000"/>
+          <w:highlight w:val="white"/>
+        </w:rPr>
+      </w:pPr>
+      <w:r>
+        <w:rPr>
+          <w:rFonts w:ascii="Ubuntu" w:cs="Ubuntu" w:eastAsia="Ubuntu" w:hAnsi="Ubuntu"/>
+          <w:sz w:val="21"/>
+          <w:szCs w:val="21"/>
+          <w:highlight w:val="white"/>
+          <w:rtl w:val="0"/>
+        </w:rPr>
+        <w:t xml:space="preserve">Show key assumptions such as selected strikes, premiums, expiry, lot size if available, max profit/loss where meaningful, and breakeven levels where available.</w:t>
+      </w:r>
+    </w:p>
+    <w:p>
+      <w:pPr>
+        <w:spacing w:after="240" w:lineRule="auto"/>
+        <w:rPr>
+          <w:rFonts w:ascii="Ubuntu" w:cs="Ubuntu" w:eastAsia="Ubuntu" w:hAnsi="Ubuntu"/>
+          <w:sz w:val="21"/>
+          <w:szCs w:val="21"/>
+          <w:highlight w:val="white"/>
+        </w:rPr>
+      </w:pPr>
+      <w:r>
+        <w:rPr>
+          <w:rFonts w:ascii="Ubuntu" w:cs="Ubuntu" w:eastAsia="Ubuntu" w:hAnsi="Ubuntu"/>
+          <w:sz w:val="21"/>
+          <w:szCs w:val="21"/>
+          <w:highlight w:val="white"/>
+          <w:rtl w:val="0"/>
+        </w:rPr>
+        <w:t xml:space="preserve">Frontend requirements:</w:t>
+      </w:r>
+    </w:p>
+    <w:p>
+      <w:pPr>
+        <w:numPr>
+          <w:ilvl w:val="0"/>
+          <w:numId w:val="4"/>
+        </w:numPr>
+        <w:spacing w:after="0" w:afterAutospacing="0" w:lineRule="auto"/>
+        <w:ind w:left="720" w:hanging="360"/>
+        <w:rPr>
+          <w:color w:val="000000"/>
+          <w:highlight w:val="white"/>
+        </w:rPr>
+      </w:pPr>
+      <w:r>
+        <w:rPr>
+          <w:rFonts w:ascii="Ubuntu" w:cs="Ubuntu" w:eastAsia="Ubuntu" w:hAnsi="Ubuntu"/>
+          <w:sz w:val="21"/>
+          <w:szCs w:val="21"/>
+          <w:highlight w:val="white"/>
+          <w:rtl w:val="0"/>
+        </w:rPr>
+        <w:t xml:space="preserve">Show a polished options-chain table with a clearly centered strike column.</w:t>
+      </w:r>
+    </w:p>
+    <w:p>
+      <w:pPr>
+        <w:numPr>
+          <w:ilvl w:val="0"/>
+          <w:numId w:val="4"/>
+        </w:numPr>
+        <w:spacing w:after="0" w:afterAutospacing="0" w:lineRule="auto"/>
+        <w:ind w:left="720" w:hanging="360"/>
+        <w:rPr>
+          <w:color w:val="000000"/>
+          <w:highlight w:val="white"/>
+        </w:rPr>
+      </w:pPr>
+      <w:r>
+        <w:rPr>
+          <w:rFonts w:ascii="Ubuntu" w:cs="Ubuntu" w:eastAsia="Ubuntu" w:hAnsi="Ubuntu"/>
+          <w:sz w:val="21"/>
+          <w:szCs w:val="21"/>
+          <w:highlight w:val="white"/>
+          <w:rtl w:val="0"/>
+        </w:rPr>
+        <w:t xml:space="preserve">Keep call and put columns visually balanced.</w:t>
+      </w:r>
+    </w:p>
+    <w:p>
+      <w:pPr>
+        <w:numPr>
+          <w:ilvl w:val="0"/>
+          <w:numId w:val="4"/>
+        </w:numPr>
+        <w:spacing w:after="0" w:afterAutospacing="0" w:lineRule="auto"/>
+        <w:ind w:left="720" w:hanging="360"/>
+        <w:rPr>
+          <w:color w:val="000000"/>
+          <w:highlight w:val="white"/>
+        </w:rPr>
+      </w:pPr>
+      <w:r>
+        <w:rPr>
+          <w:rFonts w:ascii="Ubuntu" w:cs="Ubuntu" w:eastAsia="Ubuntu" w:hAnsi="Ubuntu"/>
+          <w:sz w:val="21"/>
+          <w:szCs w:val="21"/>
+          <w:highlight w:val="white"/>
+          <w:rtl w:val="0"/>
+        </w:rPr>
+        <w:t xml:space="preserve">Add clean loading, empty, and error states.</w:t>
+      </w:r>
+    </w:p>
+    <w:p>
+      <w:pPr>
+        <w:numPr>
+          <w:ilvl w:val="0"/>
+          <w:numId w:val="4"/>
+        </w:numPr>
+        <w:spacing w:after="0" w:afterAutospacing="0" w:lineRule="auto"/>
+        <w:ind w:left="720" w:hanging="360"/>
+        <w:rPr>
+          <w:color w:val="000000"/>
+          <w:highlight w:val="white"/>
+        </w:rPr>
+      </w:pPr>
+      <w:r>
+        <w:rPr>
+          <w:rFonts w:ascii="Ubuntu" w:cs="Ubuntu" w:eastAsia="Ubuntu" w:hAnsi="Ubuntu"/>
+          <w:sz w:val="21"/>
+          <w:szCs w:val="21"/>
+          <w:highlight w:val="white"/>
+          <w:rtl w:val="0"/>
+        </w:rPr>
+        <w:t xml:space="preserve">Add clean data and formatted API response views.</w:t>
+      </w:r>
+    </w:p>
+    <w:p>
+      <w:pPr>
+        <w:numPr>
+          <w:ilvl w:val="0"/>
+          <w:numId w:val="4"/>
+        </w:numPr>
+        <w:spacing w:after="0" w:afterAutospacing="0" w:lineRule="auto"/>
+        <w:ind w:left="720" w:hanging="360"/>
+        <w:rPr>
+          <w:color w:val="000000"/>
+          <w:highlight w:val="white"/>
+        </w:rPr>
+      </w:pPr>
+      <w:r>
+        <w:rPr>
+          <w:rFonts w:ascii="Ubuntu" w:cs="Ubuntu" w:eastAsia="Ubuntu" w:hAnsi="Ubuntu"/>
+          <w:sz w:val="21"/>
+          <w:szCs w:val="21"/>
+          <w:highlight w:val="white"/>
+          <w:rtl w:val="0"/>
+        </w:rPr>
+        <w:t xml:space="preserve">Keep the selected exchange, underlying, expiry, and strategy visible.</w:t>
+      </w:r>
+    </w:p>
+    <w:p>
+      <w:pPr>
+        <w:numPr>
+          <w:ilvl w:val="0"/>
+          <w:numId w:val="4"/>
+        </w:numPr>
+        <w:spacing w:after="0" w:afterAutospacing="0" w:lineRule="auto"/>
+        <w:ind w:left="720" w:hanging="360"/>
+        <w:rPr>
+          <w:color w:val="000000"/>
+          <w:highlight w:val="white"/>
+        </w:rPr>
+      </w:pPr>
+      <w:r>
+        <w:rPr>
+          <w:rFonts w:ascii="Ubuntu" w:cs="Ubuntu" w:eastAsia="Ubuntu" w:hAnsi="Ubuntu"/>
+          <w:sz w:val="21"/>
+          <w:szCs w:val="21"/>
+          <w:highlight w:val="white"/>
+          <w:rtl w:val="0"/>
+        </w:rPr>
+        <w:t xml:space="preserve">Keep results visible when switching away from the tab and coming back.</w:t>
+      </w:r>
+    </w:p>
+    <w:p>
+      <w:pPr>
+        <w:numPr>
+          <w:ilvl w:val="0"/>
+          <w:numId w:val="4"/>
+        </w:numPr>
+        <w:spacing w:after="140" w:lineRule="auto"/>
+        <w:ind w:left="720" w:hanging="360"/>
+        <w:rPr>
+          <w:color w:val="000000"/>
+          <w:highlight w:val="white"/>
+        </w:rPr>
+      </w:pPr>
+      <w:r>
+        <w:rPr>
+          <w:rFonts w:ascii="Ubuntu" w:cs="Ubuntu" w:eastAsia="Ubuntu" w:hAnsi="Ubuntu"/>
+          <w:sz w:val="21"/>
+          <w:szCs w:val="21"/>
+          <w:highlight w:val="white"/>
+          <w:rtl w:val="0"/>
+        </w:rPr>
+        <w:t xml:space="preserve">Avoid SVG-only or image-only charts; use interactive chart components or canvas where suitable.</w:t>
+      </w:r>
+    </w:p>
+    <w:p>
+      <w:pPr>
+        <w:spacing w:after="240" w:lineRule="auto"/>
+        <w:rPr>
+          <w:rFonts w:ascii="Ubuntu" w:cs="Ubuntu" w:eastAsia="Ubuntu" w:hAnsi="Ubuntu"/>
+          <w:sz w:val="21"/>
+          <w:szCs w:val="21"/>
+          <w:highlight w:val="white"/>
+        </w:rPr>
+      </w:pPr>
+      <w:r>
+        <w:rPr>
+          <w:rFonts w:ascii="Ubuntu" w:cs="Ubuntu" w:eastAsia="Ubuntu" w:hAnsi="Ubuntu"/>
+          <w:sz w:val="21"/>
+          <w:szCs w:val="21"/>
+          <w:highlight w:val="white"/>
+          <w:rtl w:val="0"/>
+        </w:rPr>
+        <w:t xml:space="preserve">Backend requirements:</w:t>
+      </w:r>
+    </w:p>
+    <w:p>
+      <w:pPr>
+        <w:numPr>
+          <w:ilvl w:val="0"/>
+          <w:numId w:val="14"/>
+        </w:numPr>
+        <w:spacing w:after="0" w:afterAutospacing="0" w:lineRule="auto"/>
+        <w:ind w:left="720" w:hanging="360"/>
+        <w:rPr>
+          <w:color w:val="000000"/>
+          <w:highlight w:val="white"/>
+        </w:rPr>
+      </w:pPr>
+      <w:r>
+        <w:rPr>
+          <w:rFonts w:ascii="Ubuntu" w:cs="Ubuntu" w:eastAsia="Ubuntu" w:hAnsi="Ubuntu"/>
+          <w:sz w:val="21"/>
+          <w:szCs w:val="21"/>
+          <w:highlight w:val="white"/>
+          <w:rtl w:val="0"/>
+        </w:rPr>
+        <w:t xml:space="preserve">Add endpoints for options-chain metadata and options-chain data.</w:t>
+      </w:r>
+    </w:p>
+    <w:p>
+      <w:pPr>
+        <w:numPr>
+          <w:ilvl w:val="0"/>
+          <w:numId w:val="14"/>
+        </w:numPr>
+        <w:spacing w:after="0" w:afterAutospacing="0" w:lineRule="auto"/>
+        <w:ind w:left="720" w:hanging="360"/>
+        <w:rPr>
+          <w:color w:val="000000"/>
+          <w:highlight w:val="white"/>
+        </w:rPr>
+      </w:pPr>
+      <w:r>
+        <w:rPr>
+          <w:rFonts w:ascii="Ubuntu" w:cs="Ubuntu" w:eastAsia="Ubuntu" w:hAnsi="Ubuntu"/>
+          <w:sz w:val="21"/>
+          <w:szCs w:val="21"/>
+          <w:highlight w:val="white"/>
+          <w:rtl w:val="0"/>
+        </w:rPr>
+        <w:t xml:space="preserve">Cache Kite instruments locally.</w:t>
+      </w:r>
+    </w:p>
+    <w:p>
+      <w:pPr>
+        <w:numPr>
+          <w:ilvl w:val="0"/>
+          <w:numId w:val="14"/>
+        </w:numPr>
+        <w:spacing w:after="0" w:afterAutospacing="0" w:lineRule="auto"/>
+        <w:ind w:left="720" w:hanging="360"/>
+        <w:rPr>
+          <w:color w:val="000000"/>
+          <w:highlight w:val="white"/>
+        </w:rPr>
+      </w:pPr>
+      <w:r>
+        <w:rPr>
+          <w:rFonts w:ascii="Ubuntu" w:cs="Ubuntu" w:eastAsia="Ubuntu" w:hAnsi="Ubuntu"/>
+          <w:sz w:val="21"/>
+          <w:szCs w:val="21"/>
+          <w:highlight w:val="white"/>
+          <w:rtl w:val="0"/>
+        </w:rPr>
+        <w:t xml:space="preserve">Filter NSE, BSE, and MCX derivatives correctly.</w:t>
+      </w:r>
+    </w:p>
+    <w:p>
+      <w:pPr>
+        <w:numPr>
+          <w:ilvl w:val="0"/>
+          <w:numId w:val="14"/>
+        </w:numPr>
+        <w:spacing w:after="0" w:afterAutospacing="0" w:lineRule="auto"/>
+        <w:ind w:left="720" w:hanging="360"/>
+        <w:rPr>
+          <w:color w:val="000000"/>
+          <w:highlight w:val="white"/>
+        </w:rPr>
+      </w:pPr>
+      <w:r>
+        <w:rPr>
+          <w:rFonts w:ascii="Ubuntu" w:cs="Ubuntu" w:eastAsia="Ubuntu" w:hAnsi="Ubuntu"/>
+          <w:sz w:val="21"/>
+          <w:szCs w:val="21"/>
+          <w:highlight w:val="white"/>
+          <w:rtl w:val="0"/>
+        </w:rPr>
+        <w:t xml:space="preserve">Map user-facing exchanges cleanly, for example NFO under NSE and BFO under BSE where applicable.</w:t>
+      </w:r>
+    </w:p>
+    <w:p>
+      <w:pPr>
+        <w:numPr>
+          <w:ilvl w:val="0"/>
+          <w:numId w:val="14"/>
+        </w:numPr>
+        <w:spacing w:after="0" w:afterAutospacing="0" w:lineRule="auto"/>
+        <w:ind w:left="720" w:hanging="360"/>
+        <w:rPr>
+          <w:color w:val="000000"/>
+          <w:highlight w:val="white"/>
+        </w:rPr>
+      </w:pPr>
+      <w:r>
+        <w:rPr>
+          <w:rFonts w:ascii="Ubuntu" w:cs="Ubuntu" w:eastAsia="Ubuntu" w:hAnsi="Ubuntu"/>
+          <w:sz w:val="21"/>
+          <w:szCs w:val="21"/>
+          <w:highlight w:val="white"/>
+          <w:rtl w:val="0"/>
+        </w:rPr>
+        <w:t xml:space="preserve">Batch quote requests and respect Kite rate limits.</w:t>
+      </w:r>
+    </w:p>
+    <w:p>
+      <w:pPr>
+        <w:numPr>
+          <w:ilvl w:val="0"/>
+          <w:numId w:val="14"/>
+        </w:numPr>
+        <w:spacing w:after="140" w:lineRule="auto"/>
+        <w:ind w:left="720" w:hanging="360"/>
+        <w:rPr>
+          <w:color w:val="000000"/>
+          <w:highlight w:val="white"/>
+        </w:rPr>
+      </w:pPr>
+      <w:r>
+        <w:rPr>
+          <w:rFonts w:ascii="Ubuntu" w:cs="Ubuntu" w:eastAsia="Ubuntu" w:hAnsi="Ubuntu"/>
+          <w:sz w:val="21"/>
+          <w:szCs w:val="21"/>
+          <w:highlight w:val="white"/>
+          <w:rtl w:val="0"/>
+        </w:rPr>
+        <w:t xml:space="preserve">Return chain rows, selected metadata, underlying/reference quote, expiry, available expiries, daily OHLCV, strategy payoff data, warnings, and raw quote/API response data.</w:t>
+      </w:r>
+    </w:p>
+    <w:p>
+      <w:pPr>
+        <w:spacing w:after="240" w:lineRule="auto"/>
+        <w:rPr>
+          <w:rFonts w:ascii="Ubuntu" w:cs="Ubuntu" w:eastAsia="Ubuntu" w:hAnsi="Ubuntu"/>
+          <w:sz w:val="21"/>
+          <w:szCs w:val="21"/>
+          <w:highlight w:val="white"/>
+        </w:rPr>
+      </w:pPr>
+      <w:r>
+        <w:rPr>
+          <w:rFonts w:ascii="Ubuntu" w:cs="Ubuntu" w:eastAsia="Ubuntu" w:hAnsi="Ubuntu"/>
+          <w:sz w:val="21"/>
+          <w:szCs w:val="21"/>
+          <w:highlight w:val="white"/>
+          <w:rtl w:val="0"/>
+        </w:rPr>
+        <w:t xml:space="preserve">Keep the implementation modular so later chapters can add strategy builders, order simulation, or live option monitoring without rewriting the options-chain foundation.</w:t>
       </w:r>
     </w:p>
     <w:p>
@@ -2735,8 +5404,8 @@
   <w:abstractNum w:abstractNumId="1">
     <w:lvl w:ilvl="0">
       <w:start w:val="1"/>
-      <w:numFmt w:val="bullet"/>
-      <w:lvlText w:val="●"/>
+      <w:numFmt w:val="decimal"/>
+      <w:lvlText w:val="%1."/>
       <w:lvlJc w:val="left"/>
       <w:pPr>
         <w:ind w:left="720" w:hanging="360"/>
@@ -2763,104 +5432,6 @@
         <w:ind w:left="1440" w:hanging="360"/>
       </w:pPr>
       <w:rPr>
-        <w:u w:val="none"/>
-      </w:rPr>
-    </w:lvl>
-    <w:lvl w:ilvl="2">
-      <w:start w:val="1"/>
-      <w:numFmt w:val="bullet"/>
-      <w:lvlText w:val="■"/>
-      <w:lvlJc w:val="left"/>
-      <w:pPr>
-        <w:ind w:left="2160" w:hanging="360"/>
-      </w:pPr>
-      <w:rPr>
-        <w:u w:val="none"/>
-      </w:rPr>
-    </w:lvl>
-    <w:lvl w:ilvl="3">
-      <w:start w:val="1"/>
-      <w:numFmt w:val="bullet"/>
-      <w:lvlText w:val="●"/>
-      <w:lvlJc w:val="left"/>
-      <w:pPr>
-        <w:ind w:left="2880" w:hanging="360"/>
-      </w:pPr>
-      <w:rPr>
-        <w:u w:val="none"/>
-      </w:rPr>
-    </w:lvl>
-    <w:lvl w:ilvl="4">
-      <w:start w:val="1"/>
-      <w:numFmt w:val="bullet"/>
-      <w:lvlText w:val="○"/>
-      <w:lvlJc w:val="left"/>
-      <w:pPr>
-        <w:ind w:left="3600" w:hanging="360"/>
-      </w:pPr>
-      <w:rPr>
-        <w:u w:val="none"/>
-      </w:rPr>
-    </w:lvl>
-    <w:lvl w:ilvl="5">
-      <w:start w:val="1"/>
-      <w:numFmt w:val="bullet"/>
-      <w:lvlText w:val="■"/>
-      <w:lvlJc w:val="left"/>
-      <w:pPr>
-        <w:ind w:left="4320" w:hanging="360"/>
-      </w:pPr>
-      <w:rPr>
-        <w:u w:val="none"/>
-      </w:rPr>
-    </w:lvl>
-    <w:lvl w:ilvl="6">
-      <w:start w:val="1"/>
-      <w:numFmt w:val="bullet"/>
-      <w:lvlText w:val="●"/>
-      <w:lvlJc w:val="left"/>
-      <w:pPr>
-        <w:ind w:left="5040" w:hanging="360"/>
-      </w:pPr>
-      <w:rPr>
-        <w:u w:val="none"/>
-      </w:rPr>
-    </w:lvl>
-    <w:lvl w:ilvl="7">
-      <w:start w:val="1"/>
-      <w:numFmt w:val="bullet"/>
-      <w:lvlText w:val="○"/>
-      <w:lvlJc w:val="left"/>
-      <w:pPr>
-        <w:ind w:left="5760" w:hanging="360"/>
-      </w:pPr>
-      <w:rPr>
-        <w:u w:val="none"/>
-      </w:rPr>
-    </w:lvl>
-    <w:lvl w:ilvl="8">
-      <w:start w:val="1"/>
-      <w:numFmt w:val="bullet"/>
-      <w:lvlText w:val="■"/>
-      <w:lvlJc w:val="left"/>
-      <w:pPr>
-        <w:ind w:left="6480" w:hanging="360"/>
-      </w:pPr>
-      <w:rPr>
-        <w:u w:val="none"/>
-      </w:rPr>
-    </w:lvl>
-  </w:abstractNum>
-  <w:abstractNum w:abstractNumId="2">
-    <w:lvl w:ilvl="0">
-      <w:start w:val="1"/>
-      <w:numFmt w:val="bullet"/>
-      <w:lvlText w:val="●"/>
-      <w:lvlJc w:val="left"/>
-      <w:pPr>
-        <w:ind w:left="720" w:hanging="360"/>
-      </w:pPr>
-      <w:rPr>
         <w:rFonts w:ascii="Ubuntu" w:cs="Ubuntu" w:eastAsia="Ubuntu" w:hAnsi="Ubuntu"/>
         <w:b w:val="0"/>
         <w:bCs w:val="0"/>
@@ -2873,18 +5444,6 @@
         <w:u w:val="none"/>
       </w:rPr>
     </w:lvl>
-    <w:lvl w:ilvl="1">
-      <w:start w:val="1"/>
-      <w:numFmt w:val="bullet"/>
-      <w:lvlText w:val="○"/>
-      <w:lvlJc w:val="left"/>
-      <w:pPr>
-        <w:ind w:left="1440" w:hanging="360"/>
-      </w:pPr>
-      <w:rPr>
-        <w:u w:val="none"/>
-      </w:rPr>
-    </w:lvl>
     <w:lvl w:ilvl="2">
       <w:start w:val="1"/>
       <w:numFmt w:val="bullet"/>
@@ -2892,92 +5451,6 @@
       <w:lvlJc w:val="left"/>
       <w:pPr>
         <w:ind w:left="2160" w:hanging="360"/>
-      </w:pPr>
-      <w:rPr>
-        <w:u w:val="none"/>
-      </w:rPr>
-    </w:lvl>
-    <w:lvl w:ilvl="3">
-      <w:start w:val="1"/>
-      <w:numFmt w:val="bullet"/>
-      <w:lvlText w:val="●"/>
-      <w:lvlJc w:val="left"/>
-      <w:pPr>
-        <w:ind w:left="2880" w:hanging="360"/>
-      </w:pPr>
-      <w:rPr>
-        <w:u w:val="none"/>
-      </w:rPr>
-    </w:lvl>
-    <w:lvl w:ilvl="4">
-      <w:start w:val="1"/>
-      <w:numFmt w:val="bullet"/>
-      <w:lvlText w:val="○"/>
-      <w:lvlJc w:val="left"/>
-      <w:pPr>
-        <w:ind w:left="3600" w:hanging="360"/>
-      </w:pPr>
-      <w:rPr>
-        <w:u w:val="none"/>
-      </w:rPr>
-    </w:lvl>
-    <w:lvl w:ilvl="5">
-      <w:start w:val="1"/>
-      <w:numFmt w:val="bullet"/>
-      <w:lvlText w:val="■"/>
-      <w:lvlJc w:val="left"/>
-      <w:pPr>
-        <w:ind w:left="4320" w:hanging="360"/>
-      </w:pPr>
-      <w:rPr>
-        <w:u w:val="none"/>
-      </w:rPr>
-    </w:lvl>
-    <w:lvl w:ilvl="6">
-      <w:start w:val="1"/>
-      <w:numFmt w:val="bullet"/>
-      <w:lvlText w:val="●"/>
-      <w:lvlJc w:val="left"/>
-      <w:pPr>
-        <w:ind w:left="5040" w:hanging="360"/>
-      </w:pPr>
-      <w:rPr>
-        <w:u w:val="none"/>
-      </w:rPr>
-    </w:lvl>
-    <w:lvl w:ilvl="7">
-      <w:start w:val="1"/>
-      <w:numFmt w:val="bullet"/>
-      <w:lvlText w:val="○"/>
-      <w:lvlJc w:val="left"/>
-      <w:pPr>
-        <w:ind w:left="5760" w:hanging="360"/>
-      </w:pPr>
-      <w:rPr>
-        <w:u w:val="none"/>
-      </w:rPr>
-    </w:lvl>
-    <w:lvl w:ilvl="8">
-      <w:start w:val="1"/>
-      <w:numFmt w:val="bullet"/>
-      <w:lvlText w:val="■"/>
-      <w:lvlJc w:val="left"/>
-      <w:pPr>
-        <w:ind w:left="6480" w:hanging="360"/>
-      </w:pPr>
-      <w:rPr>
-        <w:u w:val="none"/>
-      </w:rPr>
-    </w:lvl>
-  </w:abstractNum>
-  <w:abstractNum w:abstractNumId="3">
-    <w:lvl w:ilvl="0">
-      <w:start w:val="1"/>
-      <w:numFmt w:val="bullet"/>
-      <w:lvlText w:val="●"/>
-      <w:lvlJc w:val="left"/>
-      <w:pPr>
-        <w:ind w:left="720" w:hanging="360"/>
       </w:pPr>
       <w:rPr>
         <w:rFonts w:ascii="Ubuntu" w:cs="Ubuntu" w:eastAsia="Ubuntu" w:hAnsi="Ubuntu"/>
@@ -2992,34 +5465,10 @@
         <w:u w:val="none"/>
       </w:rPr>
     </w:lvl>
-    <w:lvl w:ilvl="1">
-      <w:start w:val="1"/>
-      <w:numFmt w:val="bullet"/>
-      <w:lvlText w:val="○"/>
-      <w:lvlJc w:val="left"/>
-      <w:pPr>
-        <w:ind w:left="1440" w:hanging="360"/>
-      </w:pPr>
-      <w:rPr>
-        <w:u w:val="none"/>
-      </w:rPr>
-    </w:lvl>
-    <w:lvl w:ilvl="2">
-      <w:start w:val="1"/>
-      <w:numFmt w:val="bullet"/>
-      <w:lvlText w:val="■"/>
-      <w:lvlJc w:val="left"/>
-      <w:pPr>
-        <w:ind w:left="2160" w:hanging="360"/>
-      </w:pPr>
-      <w:rPr>
-        <w:u w:val="none"/>
-      </w:rPr>
-    </w:lvl>
     <w:lvl w:ilvl="3">
       <w:start w:val="1"/>
-      <w:numFmt w:val="bullet"/>
-      <w:lvlText w:val="●"/>
+      <w:numFmt w:val="decimal"/>
+      <w:lvlText w:val="%4."/>
       <w:lvlJc w:val="left"/>
       <w:pPr>
         <w:ind w:left="2880" w:hanging="360"/>
@@ -3030,8 +5479,8 @@
     </w:lvl>
     <w:lvl w:ilvl="4">
       <w:start w:val="1"/>
-      <w:numFmt w:val="bullet"/>
-      <w:lvlText w:val="○"/>
+      <w:numFmt w:val="lowerLetter"/>
+      <w:lvlText w:val="%5."/>
       <w:lvlJc w:val="left"/>
       <w:pPr>
         <w:ind w:left="3600" w:hanging="360"/>
@@ -3042,8 +5491,8 @@
     </w:lvl>
     <w:lvl w:ilvl="5">
       <w:start w:val="1"/>
-      <w:numFmt w:val="bullet"/>
-      <w:lvlText w:val="■"/>
+      <w:numFmt w:val="lowerRoman"/>
+      <w:lvlText w:val="%6."/>
       <w:lvlJc w:val="left"/>
       <w:pPr>
         <w:ind w:left="4320" w:hanging="360"/>
@@ -3054,8 +5503,8 @@
     </w:lvl>
     <w:lvl w:ilvl="6">
       <w:start w:val="1"/>
-      <w:numFmt w:val="bullet"/>
-      <w:lvlText w:val="●"/>
+      <w:numFmt w:val="decimal"/>
+      <w:lvlText w:val="%7."/>
       <w:lvlJc w:val="left"/>
       <w:pPr>
         <w:ind w:left="5040" w:hanging="360"/>
@@ -3066,8 +5515,8 @@
     </w:lvl>
     <w:lvl w:ilvl="7">
       <w:start w:val="1"/>
-      <w:numFmt w:val="bullet"/>
-      <w:lvlText w:val="○"/>
+      <w:numFmt w:val="lowerLetter"/>
+      <w:lvlText w:val="%8."/>
       <w:lvlJc w:val="left"/>
       <w:pPr>
         <w:ind w:left="5760" w:hanging="360"/>
@@ -3078,8 +5527,8 @@
     </w:lvl>
     <w:lvl w:ilvl="8">
       <w:start w:val="1"/>
-      <w:numFmt w:val="bullet"/>
-      <w:lvlText w:val="■"/>
+      <w:numFmt w:val="lowerRoman"/>
+      <w:lvlText w:val="%9."/>
       <w:lvlJc w:val="left"/>
       <w:pPr>
         <w:ind w:left="6480" w:hanging="360"/>
@@ -3089,7 +5538,7 @@
       </w:rPr>
     </w:lvl>
   </w:abstractNum>
-  <w:abstractNum w:abstractNumId="4">
+  <w:abstractNum w:abstractNumId="2">
     <w:lvl w:ilvl="0">
       <w:start w:val="1"/>
       <w:numFmt w:val="bullet"/>
@@ -3208,7 +5657,7 @@
       </w:rPr>
     </w:lvl>
   </w:abstractNum>
-  <w:abstractNum w:abstractNumId="5">
+  <w:abstractNum w:abstractNumId="3">
     <w:lvl w:ilvl="0">
       <w:start w:val="1"/>
       <w:numFmt w:val="bullet"/>
@@ -3327,7 +5776,7 @@
       </w:rPr>
     </w:lvl>
   </w:abstractNum>
-  <w:abstractNum w:abstractNumId="6">
+  <w:abstractNum w:abstractNumId="4">
     <w:lvl w:ilvl="0">
       <w:start w:val="1"/>
       <w:numFmt w:val="bullet"/>
@@ -3446,7 +5895,7 @@
       </w:rPr>
     </w:lvl>
   </w:abstractNum>
-  <w:abstractNum w:abstractNumId="7">
+  <w:abstractNum w:abstractNumId="5">
     <w:lvl w:ilvl="0">
       <w:start w:val="1"/>
       <w:numFmt w:val="bullet"/>
@@ -3565,7 +6014,7 @@
       </w:rPr>
     </w:lvl>
   </w:abstractNum>
-  <w:abstractNum w:abstractNumId="8">
+  <w:abstractNum w:abstractNumId="6">
     <w:lvl w:ilvl="0">
       <w:start w:val="1"/>
       <w:numFmt w:val="bullet"/>
@@ -3684,7 +6133,7 @@
       </w:rPr>
     </w:lvl>
   </w:abstractNum>
-  <w:abstractNum w:abstractNumId="9">
+  <w:abstractNum w:abstractNumId="7">
     <w:lvl w:ilvl="0">
       <w:start w:val="1"/>
       <w:numFmt w:val="bullet"/>
@@ -3803,7 +6252,7 @@
       </w:rPr>
     </w:lvl>
   </w:abstractNum>
-  <w:abstractNum w:abstractNumId="10">
+  <w:abstractNum w:abstractNumId="8">
     <w:lvl w:ilvl="0">
       <w:start w:val="1"/>
       <w:numFmt w:val="bullet"/>
@@ -3922,7 +6371,7 @@
       </w:rPr>
     </w:lvl>
   </w:abstractNum>
-  <w:abstractNum w:abstractNumId="11">
+  <w:abstractNum w:abstractNumId="9">
     <w:lvl w:ilvl="0">
       <w:start w:val="1"/>
       <w:numFmt w:val="bullet"/>
@@ -4041,7 +6490,7 @@
       </w:rPr>
     </w:lvl>
   </w:abstractNum>
-  <w:abstractNum w:abstractNumId="12">
+  <w:abstractNum w:abstractNumId="10">
     <w:lvl w:ilvl="0">
       <w:start w:val="1"/>
       <w:numFmt w:val="bullet"/>
@@ -4160,7 +6609,1563 @@
       </w:rPr>
     </w:lvl>
   </w:abstractNum>
+  <w:abstractNum w:abstractNumId="11">
+    <w:lvl w:ilvl="0">
+      <w:start w:val="1"/>
+      <w:numFmt w:val="bullet"/>
+      <w:lvlText w:val="●"/>
+      <w:lvlJc w:val="left"/>
+      <w:pPr>
+        <w:ind w:left="720" w:hanging="360"/>
+      </w:pPr>
+      <w:rPr>
+        <w:rFonts w:ascii="Ubuntu" w:cs="Ubuntu" w:eastAsia="Ubuntu" w:hAnsi="Ubuntu"/>
+        <w:b w:val="0"/>
+        <w:bCs w:val="0"/>
+        <w:i w:val="0"/>
+        <w:iCs w:val="0"/>
+        <w:smallCaps w:val="0"/>
+        <w:color w:val="bbbebf"/>
+        <w:sz w:val="21"/>
+        <w:szCs w:val="21"/>
+        <w:u w:val="none"/>
+      </w:rPr>
+    </w:lvl>
+    <w:lvl w:ilvl="1">
+      <w:start w:val="1"/>
+      <w:numFmt w:val="bullet"/>
+      <w:lvlText w:val="○"/>
+      <w:lvlJc w:val="left"/>
+      <w:pPr>
+        <w:ind w:left="1440" w:hanging="360"/>
+      </w:pPr>
+      <w:rPr>
+        <w:u w:val="none"/>
+      </w:rPr>
+    </w:lvl>
+    <w:lvl w:ilvl="2">
+      <w:start w:val="1"/>
+      <w:numFmt w:val="bullet"/>
+      <w:lvlText w:val="■"/>
+      <w:lvlJc w:val="left"/>
+      <w:pPr>
+        <w:ind w:left="2160" w:hanging="360"/>
+      </w:pPr>
+      <w:rPr>
+        <w:u w:val="none"/>
+      </w:rPr>
+    </w:lvl>
+    <w:lvl w:ilvl="3">
+      <w:start w:val="1"/>
+      <w:numFmt w:val="bullet"/>
+      <w:lvlText w:val="●"/>
+      <w:lvlJc w:val="left"/>
+      <w:pPr>
+        <w:ind w:left="2880" w:hanging="360"/>
+      </w:pPr>
+      <w:rPr>
+        <w:u w:val="none"/>
+      </w:rPr>
+    </w:lvl>
+    <w:lvl w:ilvl="4">
+      <w:start w:val="1"/>
+      <w:numFmt w:val="bullet"/>
+      <w:lvlText w:val="○"/>
+      <w:lvlJc w:val="left"/>
+      <w:pPr>
+        <w:ind w:left="3600" w:hanging="360"/>
+      </w:pPr>
+      <w:rPr>
+        <w:u w:val="none"/>
+      </w:rPr>
+    </w:lvl>
+    <w:lvl w:ilvl="5">
+      <w:start w:val="1"/>
+      <w:numFmt w:val="bullet"/>
+      <w:lvlText w:val="■"/>
+      <w:lvlJc w:val="left"/>
+      <w:pPr>
+        <w:ind w:left="4320" w:hanging="360"/>
+      </w:pPr>
+      <w:rPr>
+        <w:u w:val="none"/>
+      </w:rPr>
+    </w:lvl>
+    <w:lvl w:ilvl="6">
+      <w:start w:val="1"/>
+      <w:numFmt w:val="bullet"/>
+      <w:lvlText w:val="●"/>
+      <w:lvlJc w:val="left"/>
+      <w:pPr>
+        <w:ind w:left="5040" w:hanging="360"/>
+      </w:pPr>
+      <w:rPr>
+        <w:u w:val="none"/>
+      </w:rPr>
+    </w:lvl>
+    <w:lvl w:ilvl="7">
+      <w:start w:val="1"/>
+      <w:numFmt w:val="bullet"/>
+      <w:lvlText w:val="○"/>
+      <w:lvlJc w:val="left"/>
+      <w:pPr>
+        <w:ind w:left="5760" w:hanging="360"/>
+      </w:pPr>
+      <w:rPr>
+        <w:u w:val="none"/>
+      </w:rPr>
+    </w:lvl>
+    <w:lvl w:ilvl="8">
+      <w:start w:val="1"/>
+      <w:numFmt w:val="bullet"/>
+      <w:lvlText w:val="■"/>
+      <w:lvlJc w:val="left"/>
+      <w:pPr>
+        <w:ind w:left="6480" w:hanging="360"/>
+      </w:pPr>
+      <w:rPr>
+        <w:u w:val="none"/>
+      </w:rPr>
+    </w:lvl>
+  </w:abstractNum>
+  <w:abstractNum w:abstractNumId="12">
+    <w:lvl w:ilvl="0">
+      <w:start w:val="1"/>
+      <w:numFmt w:val="bullet"/>
+      <w:lvlText w:val="●"/>
+      <w:lvlJc w:val="left"/>
+      <w:pPr>
+        <w:ind w:left="720" w:hanging="360"/>
+      </w:pPr>
+      <w:rPr>
+        <w:rFonts w:ascii="Ubuntu" w:cs="Ubuntu" w:eastAsia="Ubuntu" w:hAnsi="Ubuntu"/>
+        <w:b w:val="0"/>
+        <w:bCs w:val="0"/>
+        <w:i w:val="0"/>
+        <w:iCs w:val="0"/>
+        <w:smallCaps w:val="0"/>
+        <w:color w:val="bbbebf"/>
+        <w:sz w:val="21"/>
+        <w:szCs w:val="21"/>
+        <w:u w:val="none"/>
+      </w:rPr>
+    </w:lvl>
+    <w:lvl w:ilvl="1">
+      <w:start w:val="1"/>
+      <w:numFmt w:val="bullet"/>
+      <w:lvlText w:val="○"/>
+      <w:lvlJc w:val="left"/>
+      <w:pPr>
+        <w:ind w:left="1440" w:hanging="360"/>
+      </w:pPr>
+      <w:rPr>
+        <w:u w:val="none"/>
+      </w:rPr>
+    </w:lvl>
+    <w:lvl w:ilvl="2">
+      <w:start w:val="1"/>
+      <w:numFmt w:val="bullet"/>
+      <w:lvlText w:val="■"/>
+      <w:lvlJc w:val="left"/>
+      <w:pPr>
+        <w:ind w:left="2160" w:hanging="360"/>
+      </w:pPr>
+      <w:rPr>
+        <w:u w:val="none"/>
+      </w:rPr>
+    </w:lvl>
+    <w:lvl w:ilvl="3">
+      <w:start w:val="1"/>
+      <w:numFmt w:val="bullet"/>
+      <w:lvlText w:val="●"/>
+      <w:lvlJc w:val="left"/>
+      <w:pPr>
+        <w:ind w:left="2880" w:hanging="360"/>
+      </w:pPr>
+      <w:rPr>
+        <w:u w:val="none"/>
+      </w:rPr>
+    </w:lvl>
+    <w:lvl w:ilvl="4">
+      <w:start w:val="1"/>
+      <w:numFmt w:val="bullet"/>
+      <w:lvlText w:val="○"/>
+      <w:lvlJc w:val="left"/>
+      <w:pPr>
+        <w:ind w:left="3600" w:hanging="360"/>
+      </w:pPr>
+      <w:rPr>
+        <w:u w:val="none"/>
+      </w:rPr>
+    </w:lvl>
+    <w:lvl w:ilvl="5">
+      <w:start w:val="1"/>
+      <w:numFmt w:val="bullet"/>
+      <w:lvlText w:val="■"/>
+      <w:lvlJc w:val="left"/>
+      <w:pPr>
+        <w:ind w:left="4320" w:hanging="360"/>
+      </w:pPr>
+      <w:rPr>
+        <w:u w:val="none"/>
+      </w:rPr>
+    </w:lvl>
+    <w:lvl w:ilvl="6">
+      <w:start w:val="1"/>
+      <w:numFmt w:val="bullet"/>
+      <w:lvlText w:val="●"/>
+      <w:lvlJc w:val="left"/>
+      <w:pPr>
+        <w:ind w:left="5040" w:hanging="360"/>
+      </w:pPr>
+      <w:rPr>
+        <w:u w:val="none"/>
+      </w:rPr>
+    </w:lvl>
+    <w:lvl w:ilvl="7">
+      <w:start w:val="1"/>
+      <w:numFmt w:val="bullet"/>
+      <w:lvlText w:val="○"/>
+      <w:lvlJc w:val="left"/>
+      <w:pPr>
+        <w:ind w:left="5760" w:hanging="360"/>
+      </w:pPr>
+      <w:rPr>
+        <w:u w:val="none"/>
+      </w:rPr>
+    </w:lvl>
+    <w:lvl w:ilvl="8">
+      <w:start w:val="1"/>
+      <w:numFmt w:val="bullet"/>
+      <w:lvlText w:val="■"/>
+      <w:lvlJc w:val="left"/>
+      <w:pPr>
+        <w:ind w:left="6480" w:hanging="360"/>
+      </w:pPr>
+      <w:rPr>
+        <w:u w:val="none"/>
+      </w:rPr>
+    </w:lvl>
+  </w:abstractNum>
   <w:abstractNum w:abstractNumId="13">
+    <w:lvl w:ilvl="0">
+      <w:start w:val="1"/>
+      <w:numFmt w:val="bullet"/>
+      <w:lvlText w:val="●"/>
+      <w:lvlJc w:val="left"/>
+      <w:pPr>
+        <w:ind w:left="720" w:hanging="360"/>
+      </w:pPr>
+      <w:rPr>
+        <w:rFonts w:ascii="Ubuntu" w:cs="Ubuntu" w:eastAsia="Ubuntu" w:hAnsi="Ubuntu"/>
+        <w:b w:val="0"/>
+        <w:bCs w:val="0"/>
+        <w:i w:val="0"/>
+        <w:iCs w:val="0"/>
+        <w:smallCaps w:val="0"/>
+        <w:color w:val="bbbebf"/>
+        <w:sz w:val="21"/>
+        <w:szCs w:val="21"/>
+        <w:u w:val="none"/>
+      </w:rPr>
+    </w:lvl>
+    <w:lvl w:ilvl="1">
+      <w:start w:val="1"/>
+      <w:numFmt w:val="bullet"/>
+      <w:lvlText w:val="○"/>
+      <w:lvlJc w:val="left"/>
+      <w:pPr>
+        <w:ind w:left="1440" w:hanging="360"/>
+      </w:pPr>
+      <w:rPr>
+        <w:u w:val="none"/>
+      </w:rPr>
+    </w:lvl>
+    <w:lvl w:ilvl="2">
+      <w:start w:val="1"/>
+      <w:numFmt w:val="bullet"/>
+      <w:lvlText w:val="■"/>
+      <w:lvlJc w:val="left"/>
+      <w:pPr>
+        <w:ind w:left="2160" w:hanging="360"/>
+      </w:pPr>
+      <w:rPr>
+        <w:u w:val="none"/>
+      </w:rPr>
+    </w:lvl>
+    <w:lvl w:ilvl="3">
+      <w:start w:val="1"/>
+      <w:numFmt w:val="bullet"/>
+      <w:lvlText w:val="●"/>
+      <w:lvlJc w:val="left"/>
+      <w:pPr>
+        <w:ind w:left="2880" w:hanging="360"/>
+      </w:pPr>
+      <w:rPr>
+        <w:u w:val="none"/>
+      </w:rPr>
+    </w:lvl>
+    <w:lvl w:ilvl="4">
+      <w:start w:val="1"/>
+      <w:numFmt w:val="bullet"/>
+      <w:lvlText w:val="○"/>
+      <w:lvlJc w:val="left"/>
+      <w:pPr>
+        <w:ind w:left="3600" w:hanging="360"/>
+      </w:pPr>
+      <w:rPr>
+        <w:u w:val="none"/>
+      </w:rPr>
+    </w:lvl>
+    <w:lvl w:ilvl="5">
+      <w:start w:val="1"/>
+      <w:numFmt w:val="bullet"/>
+      <w:lvlText w:val="■"/>
+      <w:lvlJc w:val="left"/>
+      <w:pPr>
+        <w:ind w:left="4320" w:hanging="360"/>
+      </w:pPr>
+      <w:rPr>
+        <w:u w:val="none"/>
+      </w:rPr>
+    </w:lvl>
+    <w:lvl w:ilvl="6">
+      <w:start w:val="1"/>
+      <w:numFmt w:val="bullet"/>
+      <w:lvlText w:val="●"/>
+      <w:lvlJc w:val="left"/>
+      <w:pPr>
+        <w:ind w:left="5040" w:hanging="360"/>
+      </w:pPr>
+      <w:rPr>
+        <w:u w:val="none"/>
+      </w:rPr>
+    </w:lvl>
+    <w:lvl w:ilvl="7">
+      <w:start w:val="1"/>
+      <w:numFmt w:val="bullet"/>
+      <w:lvlText w:val="○"/>
+      <w:lvlJc w:val="left"/>
+      <w:pPr>
+        <w:ind w:left="5760" w:hanging="360"/>
+      </w:pPr>
+      <w:rPr>
+        <w:u w:val="none"/>
+      </w:rPr>
+    </w:lvl>
+    <w:lvl w:ilvl="8">
+      <w:start w:val="1"/>
+      <w:numFmt w:val="bullet"/>
+      <w:lvlText w:val="■"/>
+      <w:lvlJc w:val="left"/>
+      <w:pPr>
+        <w:ind w:left="6480" w:hanging="360"/>
+      </w:pPr>
+      <w:rPr>
+        <w:u w:val="none"/>
+      </w:rPr>
+    </w:lvl>
+  </w:abstractNum>
+  <w:abstractNum w:abstractNumId="14">
+    <w:lvl w:ilvl="0">
+      <w:start w:val="1"/>
+      <w:numFmt w:val="bullet"/>
+      <w:lvlText w:val="●"/>
+      <w:lvlJc w:val="left"/>
+      <w:pPr>
+        <w:ind w:left="720" w:hanging="360"/>
+      </w:pPr>
+      <w:rPr>
+        <w:rFonts w:ascii="Ubuntu" w:cs="Ubuntu" w:eastAsia="Ubuntu" w:hAnsi="Ubuntu"/>
+        <w:b w:val="0"/>
+        <w:bCs w:val="0"/>
+        <w:i w:val="0"/>
+        <w:iCs w:val="0"/>
+        <w:smallCaps w:val="0"/>
+        <w:color w:val="bbbebf"/>
+        <w:sz w:val="21"/>
+        <w:szCs w:val="21"/>
+        <w:u w:val="none"/>
+      </w:rPr>
+    </w:lvl>
+    <w:lvl w:ilvl="1">
+      <w:start w:val="1"/>
+      <w:numFmt w:val="bullet"/>
+      <w:lvlText w:val="○"/>
+      <w:lvlJc w:val="left"/>
+      <w:pPr>
+        <w:ind w:left="1440" w:hanging="360"/>
+      </w:pPr>
+      <w:rPr>
+        <w:u w:val="none"/>
+      </w:rPr>
+    </w:lvl>
+    <w:lvl w:ilvl="2">
+      <w:start w:val="1"/>
+      <w:numFmt w:val="bullet"/>
+      <w:lvlText w:val="■"/>
+      <w:lvlJc w:val="left"/>
+      <w:pPr>
+        <w:ind w:left="2160" w:hanging="360"/>
+      </w:pPr>
+      <w:rPr>
+        <w:u w:val="none"/>
+      </w:rPr>
+    </w:lvl>
+    <w:lvl w:ilvl="3">
+      <w:start w:val="1"/>
+      <w:numFmt w:val="bullet"/>
+      <w:lvlText w:val="●"/>
+      <w:lvlJc w:val="left"/>
+      <w:pPr>
+        <w:ind w:left="2880" w:hanging="360"/>
+      </w:pPr>
+      <w:rPr>
+        <w:u w:val="none"/>
+      </w:rPr>
+    </w:lvl>
+    <w:lvl w:ilvl="4">
+      <w:start w:val="1"/>
+      <w:numFmt w:val="bullet"/>
+      <w:lvlText w:val="○"/>
+      <w:lvlJc w:val="left"/>
+      <w:pPr>
+        <w:ind w:left="3600" w:hanging="360"/>
+      </w:pPr>
+      <w:rPr>
+        <w:u w:val="none"/>
+      </w:rPr>
+    </w:lvl>
+    <w:lvl w:ilvl="5">
+      <w:start w:val="1"/>
+      <w:numFmt w:val="bullet"/>
+      <w:lvlText w:val="■"/>
+      <w:lvlJc w:val="left"/>
+      <w:pPr>
+        <w:ind w:left="4320" w:hanging="360"/>
+      </w:pPr>
+      <w:rPr>
+        <w:u w:val="none"/>
+      </w:rPr>
+    </w:lvl>
+    <w:lvl w:ilvl="6">
+      <w:start w:val="1"/>
+      <w:numFmt w:val="bullet"/>
+      <w:lvlText w:val="●"/>
+      <w:lvlJc w:val="left"/>
+      <w:pPr>
+        <w:ind w:left="5040" w:hanging="360"/>
+      </w:pPr>
+      <w:rPr>
+        <w:u w:val="none"/>
+      </w:rPr>
+    </w:lvl>
+    <w:lvl w:ilvl="7">
+      <w:start w:val="1"/>
+      <w:numFmt w:val="bullet"/>
+      <w:lvlText w:val="○"/>
+      <w:lvlJc w:val="left"/>
+      <w:pPr>
+        <w:ind w:left="5760" w:hanging="360"/>
+      </w:pPr>
+      <w:rPr>
+        <w:u w:val="none"/>
+      </w:rPr>
+    </w:lvl>
+    <w:lvl w:ilvl="8">
+      <w:start w:val="1"/>
+      <w:numFmt w:val="bullet"/>
+      <w:lvlText w:val="■"/>
+      <w:lvlJc w:val="left"/>
+      <w:pPr>
+        <w:ind w:left="6480" w:hanging="360"/>
+      </w:pPr>
+      <w:rPr>
+        <w:u w:val="none"/>
+      </w:rPr>
+    </w:lvl>
+  </w:abstractNum>
+  <w:abstractNum w:abstractNumId="15">
+    <w:lvl w:ilvl="0">
+      <w:start w:val="1"/>
+      <w:numFmt w:val="bullet"/>
+      <w:lvlText w:val="●"/>
+      <w:lvlJc w:val="left"/>
+      <w:pPr>
+        <w:ind w:left="720" w:hanging="360"/>
+      </w:pPr>
+      <w:rPr>
+        <w:rFonts w:ascii="Ubuntu" w:cs="Ubuntu" w:eastAsia="Ubuntu" w:hAnsi="Ubuntu"/>
+        <w:b w:val="0"/>
+        <w:bCs w:val="0"/>
+        <w:i w:val="0"/>
+        <w:iCs w:val="0"/>
+        <w:smallCaps w:val="0"/>
+        <w:color w:val="bbbebf"/>
+        <w:sz w:val="21"/>
+        <w:szCs w:val="21"/>
+        <w:u w:val="none"/>
+      </w:rPr>
+    </w:lvl>
+    <w:lvl w:ilvl="1">
+      <w:start w:val="1"/>
+      <w:numFmt w:val="bullet"/>
+      <w:lvlText w:val="○"/>
+      <w:lvlJc w:val="left"/>
+      <w:pPr>
+        <w:ind w:left="1440" w:hanging="360"/>
+      </w:pPr>
+      <w:rPr>
+        <w:u w:val="none"/>
+      </w:rPr>
+    </w:lvl>
+    <w:lvl w:ilvl="2">
+      <w:start w:val="1"/>
+      <w:numFmt w:val="bullet"/>
+      <w:lvlText w:val="■"/>
+      <w:lvlJc w:val="left"/>
+      <w:pPr>
+        <w:ind w:left="2160" w:hanging="360"/>
+      </w:pPr>
+      <w:rPr>
+        <w:u w:val="none"/>
+      </w:rPr>
+    </w:lvl>
+    <w:lvl w:ilvl="3">
+      <w:start w:val="1"/>
+      <w:numFmt w:val="bullet"/>
+      <w:lvlText w:val="●"/>
+      <w:lvlJc w:val="left"/>
+      <w:pPr>
+        <w:ind w:left="2880" w:hanging="360"/>
+      </w:pPr>
+      <w:rPr>
+        <w:u w:val="none"/>
+      </w:rPr>
+    </w:lvl>
+    <w:lvl w:ilvl="4">
+      <w:start w:val="1"/>
+      <w:numFmt w:val="bullet"/>
+      <w:lvlText w:val="○"/>
+      <w:lvlJc w:val="left"/>
+      <w:pPr>
+        <w:ind w:left="3600" w:hanging="360"/>
+      </w:pPr>
+      <w:rPr>
+        <w:u w:val="none"/>
+      </w:rPr>
+    </w:lvl>
+    <w:lvl w:ilvl="5">
+      <w:start w:val="1"/>
+      <w:numFmt w:val="bullet"/>
+      <w:lvlText w:val="■"/>
+      <w:lvlJc w:val="left"/>
+      <w:pPr>
+        <w:ind w:left="4320" w:hanging="360"/>
+      </w:pPr>
+      <w:rPr>
+        <w:u w:val="none"/>
+      </w:rPr>
+    </w:lvl>
+    <w:lvl w:ilvl="6">
+      <w:start w:val="1"/>
+      <w:numFmt w:val="bullet"/>
+      <w:lvlText w:val="●"/>
+      <w:lvlJc w:val="left"/>
+      <w:pPr>
+        <w:ind w:left="5040" w:hanging="360"/>
+      </w:pPr>
+      <w:rPr>
+        <w:u w:val="none"/>
+      </w:rPr>
+    </w:lvl>
+    <w:lvl w:ilvl="7">
+      <w:start w:val="1"/>
+      <w:numFmt w:val="bullet"/>
+      <w:lvlText w:val="○"/>
+      <w:lvlJc w:val="left"/>
+      <w:pPr>
+        <w:ind w:left="5760" w:hanging="360"/>
+      </w:pPr>
+      <w:rPr>
+        <w:u w:val="none"/>
+      </w:rPr>
+    </w:lvl>
+    <w:lvl w:ilvl="8">
+      <w:start w:val="1"/>
+      <w:numFmt w:val="bullet"/>
+      <w:lvlText w:val="■"/>
+      <w:lvlJc w:val="left"/>
+      <w:pPr>
+        <w:ind w:left="6480" w:hanging="360"/>
+      </w:pPr>
+      <w:rPr>
+        <w:u w:val="none"/>
+      </w:rPr>
+    </w:lvl>
+  </w:abstractNum>
+  <w:abstractNum w:abstractNumId="16">
+    <w:lvl w:ilvl="0">
+      <w:start w:val="1"/>
+      <w:numFmt w:val="bullet"/>
+      <w:lvlText w:val="●"/>
+      <w:lvlJc w:val="left"/>
+      <w:pPr>
+        <w:ind w:left="720" w:hanging="360"/>
+      </w:pPr>
+      <w:rPr>
+        <w:rFonts w:ascii="Ubuntu" w:cs="Ubuntu" w:eastAsia="Ubuntu" w:hAnsi="Ubuntu"/>
+        <w:b w:val="0"/>
+        <w:bCs w:val="0"/>
+        <w:i w:val="0"/>
+        <w:iCs w:val="0"/>
+        <w:smallCaps w:val="0"/>
+        <w:color w:val="bbbebf"/>
+        <w:sz w:val="21"/>
+        <w:szCs w:val="21"/>
+        <w:u w:val="none"/>
+      </w:rPr>
+    </w:lvl>
+    <w:lvl w:ilvl="1">
+      <w:start w:val="1"/>
+      <w:numFmt w:val="bullet"/>
+      <w:lvlText w:val="○"/>
+      <w:lvlJc w:val="left"/>
+      <w:pPr>
+        <w:ind w:left="1440" w:hanging="360"/>
+      </w:pPr>
+      <w:rPr>
+        <w:u w:val="none"/>
+      </w:rPr>
+    </w:lvl>
+    <w:lvl w:ilvl="2">
+      <w:start w:val="1"/>
+      <w:numFmt w:val="bullet"/>
+      <w:lvlText w:val="■"/>
+      <w:lvlJc w:val="left"/>
+      <w:pPr>
+        <w:ind w:left="2160" w:hanging="360"/>
+      </w:pPr>
+      <w:rPr>
+        <w:u w:val="none"/>
+      </w:rPr>
+    </w:lvl>
+    <w:lvl w:ilvl="3">
+      <w:start w:val="1"/>
+      <w:numFmt w:val="bullet"/>
+      <w:lvlText w:val="●"/>
+      <w:lvlJc w:val="left"/>
+      <w:pPr>
+        <w:ind w:left="2880" w:hanging="360"/>
+      </w:pPr>
+      <w:rPr>
+        <w:u w:val="none"/>
+      </w:rPr>
+    </w:lvl>
+    <w:lvl w:ilvl="4">
+      <w:start w:val="1"/>
+      <w:numFmt w:val="bullet"/>
+      <w:lvlText w:val="○"/>
+      <w:lvlJc w:val="left"/>
+      <w:pPr>
+        <w:ind w:left="3600" w:hanging="360"/>
+      </w:pPr>
+      <w:rPr>
+        <w:u w:val="none"/>
+      </w:rPr>
+    </w:lvl>
+    <w:lvl w:ilvl="5">
+      <w:start w:val="1"/>
+      <w:numFmt w:val="bullet"/>
+      <w:lvlText w:val="■"/>
+      <w:lvlJc w:val="left"/>
+      <w:pPr>
+        <w:ind w:left="4320" w:hanging="360"/>
+      </w:pPr>
+      <w:rPr>
+        <w:u w:val="none"/>
+      </w:rPr>
+    </w:lvl>
+    <w:lvl w:ilvl="6">
+      <w:start w:val="1"/>
+      <w:numFmt w:val="bullet"/>
+      <w:lvlText w:val="●"/>
+      <w:lvlJc w:val="left"/>
+      <w:pPr>
+        <w:ind w:left="5040" w:hanging="360"/>
+      </w:pPr>
+      <w:rPr>
+        <w:u w:val="none"/>
+      </w:rPr>
+    </w:lvl>
+    <w:lvl w:ilvl="7">
+      <w:start w:val="1"/>
+      <w:numFmt w:val="bullet"/>
+      <w:lvlText w:val="○"/>
+      <w:lvlJc w:val="left"/>
+      <w:pPr>
+        <w:ind w:left="5760" w:hanging="360"/>
+      </w:pPr>
+      <w:rPr>
+        <w:u w:val="none"/>
+      </w:rPr>
+    </w:lvl>
+    <w:lvl w:ilvl="8">
+      <w:start w:val="1"/>
+      <w:numFmt w:val="bullet"/>
+      <w:lvlText w:val="■"/>
+      <w:lvlJc w:val="left"/>
+      <w:pPr>
+        <w:ind w:left="6480" w:hanging="360"/>
+      </w:pPr>
+      <w:rPr>
+        <w:u w:val="none"/>
+      </w:rPr>
+    </w:lvl>
+  </w:abstractNum>
+  <w:abstractNum w:abstractNumId="17">
+    <w:lvl w:ilvl="0">
+      <w:start w:val="1"/>
+      <w:numFmt w:val="bullet"/>
+      <w:lvlText w:val="●"/>
+      <w:lvlJc w:val="left"/>
+      <w:pPr>
+        <w:ind w:left="720" w:hanging="360"/>
+      </w:pPr>
+      <w:rPr>
+        <w:rFonts w:ascii="Ubuntu" w:cs="Ubuntu" w:eastAsia="Ubuntu" w:hAnsi="Ubuntu"/>
+        <w:b w:val="0"/>
+        <w:bCs w:val="0"/>
+        <w:i w:val="0"/>
+        <w:iCs w:val="0"/>
+        <w:smallCaps w:val="0"/>
+        <w:color w:val="bbbebf"/>
+        <w:sz w:val="21"/>
+        <w:szCs w:val="21"/>
+        <w:u w:val="none"/>
+      </w:rPr>
+    </w:lvl>
+    <w:lvl w:ilvl="1">
+      <w:start w:val="1"/>
+      <w:numFmt w:val="bullet"/>
+      <w:lvlText w:val="○"/>
+      <w:lvlJc w:val="left"/>
+      <w:pPr>
+        <w:ind w:left="1440" w:hanging="360"/>
+      </w:pPr>
+      <w:rPr>
+        <w:u w:val="none"/>
+      </w:rPr>
+    </w:lvl>
+    <w:lvl w:ilvl="2">
+      <w:start w:val="1"/>
+      <w:numFmt w:val="bullet"/>
+      <w:lvlText w:val="■"/>
+      <w:lvlJc w:val="left"/>
+      <w:pPr>
+        <w:ind w:left="2160" w:hanging="360"/>
+      </w:pPr>
+      <w:rPr>
+        <w:u w:val="none"/>
+      </w:rPr>
+    </w:lvl>
+    <w:lvl w:ilvl="3">
+      <w:start w:val="1"/>
+      <w:numFmt w:val="bullet"/>
+      <w:lvlText w:val="●"/>
+      <w:lvlJc w:val="left"/>
+      <w:pPr>
+        <w:ind w:left="2880" w:hanging="360"/>
+      </w:pPr>
+      <w:rPr>
+        <w:u w:val="none"/>
+      </w:rPr>
+    </w:lvl>
+    <w:lvl w:ilvl="4">
+      <w:start w:val="1"/>
+      <w:numFmt w:val="bullet"/>
+      <w:lvlText w:val="○"/>
+      <w:lvlJc w:val="left"/>
+      <w:pPr>
+        <w:ind w:left="3600" w:hanging="360"/>
+      </w:pPr>
+      <w:rPr>
+        <w:u w:val="none"/>
+      </w:rPr>
+    </w:lvl>
+    <w:lvl w:ilvl="5">
+      <w:start w:val="1"/>
+      <w:numFmt w:val="bullet"/>
+      <w:lvlText w:val="■"/>
+      <w:lvlJc w:val="left"/>
+      <w:pPr>
+        <w:ind w:left="4320" w:hanging="360"/>
+      </w:pPr>
+      <w:rPr>
+        <w:u w:val="none"/>
+      </w:rPr>
+    </w:lvl>
+    <w:lvl w:ilvl="6">
+      <w:start w:val="1"/>
+      <w:numFmt w:val="bullet"/>
+      <w:lvlText w:val="●"/>
+      <w:lvlJc w:val="left"/>
+      <w:pPr>
+        <w:ind w:left="5040" w:hanging="360"/>
+      </w:pPr>
+      <w:rPr>
+        <w:u w:val="none"/>
+      </w:rPr>
+    </w:lvl>
+    <w:lvl w:ilvl="7">
+      <w:start w:val="1"/>
+      <w:numFmt w:val="bullet"/>
+      <w:lvlText w:val="○"/>
+      <w:lvlJc w:val="left"/>
+      <w:pPr>
+        <w:ind w:left="5760" w:hanging="360"/>
+      </w:pPr>
+      <w:rPr>
+        <w:u w:val="none"/>
+      </w:rPr>
+    </w:lvl>
+    <w:lvl w:ilvl="8">
+      <w:start w:val="1"/>
+      <w:numFmt w:val="bullet"/>
+      <w:lvlText w:val="■"/>
+      <w:lvlJc w:val="left"/>
+      <w:pPr>
+        <w:ind w:left="6480" w:hanging="360"/>
+      </w:pPr>
+      <w:rPr>
+        <w:u w:val="none"/>
+      </w:rPr>
+    </w:lvl>
+  </w:abstractNum>
+  <w:abstractNum w:abstractNumId="18">
+    <w:lvl w:ilvl="0">
+      <w:start w:val="1"/>
+      <w:numFmt w:val="bullet"/>
+      <w:lvlText w:val="●"/>
+      <w:lvlJc w:val="left"/>
+      <w:pPr>
+        <w:ind w:left="720" w:hanging="360"/>
+      </w:pPr>
+      <w:rPr>
+        <w:rFonts w:ascii="Ubuntu" w:cs="Ubuntu" w:eastAsia="Ubuntu" w:hAnsi="Ubuntu"/>
+        <w:b w:val="0"/>
+        <w:bCs w:val="0"/>
+        <w:i w:val="0"/>
+        <w:iCs w:val="0"/>
+        <w:smallCaps w:val="0"/>
+        <w:color w:val="bbbebf"/>
+        <w:sz w:val="21"/>
+        <w:szCs w:val="21"/>
+        <w:u w:val="none"/>
+      </w:rPr>
+    </w:lvl>
+    <w:lvl w:ilvl="1">
+      <w:start w:val="1"/>
+      <w:numFmt w:val="bullet"/>
+      <w:lvlText w:val="○"/>
+      <w:lvlJc w:val="left"/>
+      <w:pPr>
+        <w:ind w:left="1440" w:hanging="360"/>
+      </w:pPr>
+      <w:rPr>
+        <w:u w:val="none"/>
+      </w:rPr>
+    </w:lvl>
+    <w:lvl w:ilvl="2">
+      <w:start w:val="1"/>
+      <w:numFmt w:val="bullet"/>
+      <w:lvlText w:val="■"/>
+      <w:lvlJc w:val="left"/>
+      <w:pPr>
+        <w:ind w:left="2160" w:hanging="360"/>
+      </w:pPr>
+      <w:rPr>
+        <w:u w:val="none"/>
+      </w:rPr>
+    </w:lvl>
+    <w:lvl w:ilvl="3">
+      <w:start w:val="1"/>
+      <w:numFmt w:val="bullet"/>
+      <w:lvlText w:val="●"/>
+      <w:lvlJc w:val="left"/>
+      <w:pPr>
+        <w:ind w:left="2880" w:hanging="360"/>
+      </w:pPr>
+      <w:rPr>
+        <w:u w:val="none"/>
+      </w:rPr>
+    </w:lvl>
+    <w:lvl w:ilvl="4">
+      <w:start w:val="1"/>
+      <w:numFmt w:val="bullet"/>
+      <w:lvlText w:val="○"/>
+      <w:lvlJc w:val="left"/>
+      <w:pPr>
+        <w:ind w:left="3600" w:hanging="360"/>
+      </w:pPr>
+      <w:rPr>
+        <w:u w:val="none"/>
+      </w:rPr>
+    </w:lvl>
+    <w:lvl w:ilvl="5">
+      <w:start w:val="1"/>
+      <w:numFmt w:val="bullet"/>
+      <w:lvlText w:val="■"/>
+      <w:lvlJc w:val="left"/>
+      <w:pPr>
+        <w:ind w:left="4320" w:hanging="360"/>
+      </w:pPr>
+      <w:rPr>
+        <w:u w:val="none"/>
+      </w:rPr>
+    </w:lvl>
+    <w:lvl w:ilvl="6">
+      <w:start w:val="1"/>
+      <w:numFmt w:val="bullet"/>
+      <w:lvlText w:val="●"/>
+      <w:lvlJc w:val="left"/>
+      <w:pPr>
+        <w:ind w:left="5040" w:hanging="360"/>
+      </w:pPr>
+      <w:rPr>
+        <w:u w:val="none"/>
+      </w:rPr>
+    </w:lvl>
+    <w:lvl w:ilvl="7">
+      <w:start w:val="1"/>
+      <w:numFmt w:val="bullet"/>
+      <w:lvlText w:val="○"/>
+      <w:lvlJc w:val="left"/>
+      <w:pPr>
+        <w:ind w:left="5760" w:hanging="360"/>
+      </w:pPr>
+      <w:rPr>
+        <w:u w:val="none"/>
+      </w:rPr>
+    </w:lvl>
+    <w:lvl w:ilvl="8">
+      <w:start w:val="1"/>
+      <w:numFmt w:val="bullet"/>
+      <w:lvlText w:val="■"/>
+      <w:lvlJc w:val="left"/>
+      <w:pPr>
+        <w:ind w:left="6480" w:hanging="360"/>
+      </w:pPr>
+      <w:rPr>
+        <w:u w:val="none"/>
+      </w:rPr>
+    </w:lvl>
+  </w:abstractNum>
+  <w:abstractNum w:abstractNumId="19">
+    <w:lvl w:ilvl="0">
+      <w:start w:val="1"/>
+      <w:numFmt w:val="bullet"/>
+      <w:lvlText w:val="●"/>
+      <w:lvlJc w:val="left"/>
+      <w:pPr>
+        <w:ind w:left="720" w:hanging="360"/>
+      </w:pPr>
+      <w:rPr>
+        <w:rFonts w:ascii="Ubuntu" w:cs="Ubuntu" w:eastAsia="Ubuntu" w:hAnsi="Ubuntu"/>
+        <w:b w:val="0"/>
+        <w:bCs w:val="0"/>
+        <w:i w:val="0"/>
+        <w:iCs w:val="0"/>
+        <w:smallCaps w:val="0"/>
+        <w:color w:val="bbbebf"/>
+        <w:sz w:val="21"/>
+        <w:szCs w:val="21"/>
+        <w:u w:val="none"/>
+      </w:rPr>
+    </w:lvl>
+    <w:lvl w:ilvl="1">
+      <w:start w:val="1"/>
+      <w:numFmt w:val="bullet"/>
+      <w:lvlText w:val="○"/>
+      <w:lvlJc w:val="left"/>
+      <w:pPr>
+        <w:ind w:left="1440" w:hanging="360"/>
+      </w:pPr>
+      <w:rPr>
+        <w:u w:val="none"/>
+      </w:rPr>
+    </w:lvl>
+    <w:lvl w:ilvl="2">
+      <w:start w:val="1"/>
+      <w:numFmt w:val="bullet"/>
+      <w:lvlText w:val="■"/>
+      <w:lvlJc w:val="left"/>
+      <w:pPr>
+        <w:ind w:left="2160" w:hanging="360"/>
+      </w:pPr>
+      <w:rPr>
+        <w:u w:val="none"/>
+      </w:rPr>
+    </w:lvl>
+    <w:lvl w:ilvl="3">
+      <w:start w:val="1"/>
+      <w:numFmt w:val="bullet"/>
+      <w:lvlText w:val="●"/>
+      <w:lvlJc w:val="left"/>
+      <w:pPr>
+        <w:ind w:left="2880" w:hanging="360"/>
+      </w:pPr>
+      <w:rPr>
+        <w:u w:val="none"/>
+      </w:rPr>
+    </w:lvl>
+    <w:lvl w:ilvl="4">
+      <w:start w:val="1"/>
+      <w:numFmt w:val="bullet"/>
+      <w:lvlText w:val="○"/>
+      <w:lvlJc w:val="left"/>
+      <w:pPr>
+        <w:ind w:left="3600" w:hanging="360"/>
+      </w:pPr>
+      <w:rPr>
+        <w:u w:val="none"/>
+      </w:rPr>
+    </w:lvl>
+    <w:lvl w:ilvl="5">
+      <w:start w:val="1"/>
+      <w:numFmt w:val="bullet"/>
+      <w:lvlText w:val="■"/>
+      <w:lvlJc w:val="left"/>
+      <w:pPr>
+        <w:ind w:left="4320" w:hanging="360"/>
+      </w:pPr>
+      <w:rPr>
+        <w:u w:val="none"/>
+      </w:rPr>
+    </w:lvl>
+    <w:lvl w:ilvl="6">
+      <w:start w:val="1"/>
+      <w:numFmt w:val="bullet"/>
+      <w:lvlText w:val="●"/>
+      <w:lvlJc w:val="left"/>
+      <w:pPr>
+        <w:ind w:left="5040" w:hanging="360"/>
+      </w:pPr>
+      <w:rPr>
+        <w:u w:val="none"/>
+      </w:rPr>
+    </w:lvl>
+    <w:lvl w:ilvl="7">
+      <w:start w:val="1"/>
+      <w:numFmt w:val="bullet"/>
+      <w:lvlText w:val="○"/>
+      <w:lvlJc w:val="left"/>
+      <w:pPr>
+        <w:ind w:left="5760" w:hanging="360"/>
+      </w:pPr>
+      <w:rPr>
+        <w:u w:val="none"/>
+      </w:rPr>
+    </w:lvl>
+    <w:lvl w:ilvl="8">
+      <w:start w:val="1"/>
+      <w:numFmt w:val="bullet"/>
+      <w:lvlText w:val="■"/>
+      <w:lvlJc w:val="left"/>
+      <w:pPr>
+        <w:ind w:left="6480" w:hanging="360"/>
+      </w:pPr>
+      <w:rPr>
+        <w:u w:val="none"/>
+      </w:rPr>
+    </w:lvl>
+  </w:abstractNum>
+  <w:abstractNum w:abstractNumId="20">
+    <w:lvl w:ilvl="0">
+      <w:start w:val="1"/>
+      <w:numFmt w:val="bullet"/>
+      <w:lvlText w:val="●"/>
+      <w:lvlJc w:val="left"/>
+      <w:pPr>
+        <w:ind w:left="720" w:hanging="360"/>
+      </w:pPr>
+      <w:rPr>
+        <w:rFonts w:ascii="Ubuntu" w:cs="Ubuntu" w:eastAsia="Ubuntu" w:hAnsi="Ubuntu"/>
+        <w:b w:val="0"/>
+        <w:bCs w:val="0"/>
+        <w:i w:val="0"/>
+        <w:iCs w:val="0"/>
+        <w:smallCaps w:val="0"/>
+        <w:color w:val="bbbebf"/>
+        <w:sz w:val="21"/>
+        <w:szCs w:val="21"/>
+        <w:u w:val="none"/>
+      </w:rPr>
+    </w:lvl>
+    <w:lvl w:ilvl="1">
+      <w:start w:val="1"/>
+      <w:numFmt w:val="bullet"/>
+      <w:lvlText w:val="○"/>
+      <w:lvlJc w:val="left"/>
+      <w:pPr>
+        <w:ind w:left="1440" w:hanging="360"/>
+      </w:pPr>
+      <w:rPr>
+        <w:u w:val="none"/>
+      </w:rPr>
+    </w:lvl>
+    <w:lvl w:ilvl="2">
+      <w:start w:val="1"/>
+      <w:numFmt w:val="bullet"/>
+      <w:lvlText w:val="■"/>
+      <w:lvlJc w:val="left"/>
+      <w:pPr>
+        <w:ind w:left="2160" w:hanging="360"/>
+      </w:pPr>
+      <w:rPr>
+        <w:u w:val="none"/>
+      </w:rPr>
+    </w:lvl>
+    <w:lvl w:ilvl="3">
+      <w:start w:val="1"/>
+      <w:numFmt w:val="bullet"/>
+      <w:lvlText w:val="●"/>
+      <w:lvlJc w:val="left"/>
+      <w:pPr>
+        <w:ind w:left="2880" w:hanging="360"/>
+      </w:pPr>
+      <w:rPr>
+        <w:u w:val="none"/>
+      </w:rPr>
+    </w:lvl>
+    <w:lvl w:ilvl="4">
+      <w:start w:val="1"/>
+      <w:numFmt w:val="bullet"/>
+      <w:lvlText w:val="○"/>
+      <w:lvlJc w:val="left"/>
+      <w:pPr>
+        <w:ind w:left="3600" w:hanging="360"/>
+      </w:pPr>
+      <w:rPr>
+        <w:u w:val="none"/>
+      </w:rPr>
+    </w:lvl>
+    <w:lvl w:ilvl="5">
+      <w:start w:val="1"/>
+      <w:numFmt w:val="bullet"/>
+      <w:lvlText w:val="■"/>
+      <w:lvlJc w:val="left"/>
+      <w:pPr>
+        <w:ind w:left="4320" w:hanging="360"/>
+      </w:pPr>
+      <w:rPr>
+        <w:u w:val="none"/>
+      </w:rPr>
+    </w:lvl>
+    <w:lvl w:ilvl="6">
+      <w:start w:val="1"/>
+      <w:numFmt w:val="bullet"/>
+      <w:lvlText w:val="●"/>
+      <w:lvlJc w:val="left"/>
+      <w:pPr>
+        <w:ind w:left="5040" w:hanging="360"/>
+      </w:pPr>
+      <w:rPr>
+        <w:u w:val="none"/>
+      </w:rPr>
+    </w:lvl>
+    <w:lvl w:ilvl="7">
+      <w:start w:val="1"/>
+      <w:numFmt w:val="bullet"/>
+      <w:lvlText w:val="○"/>
+      <w:lvlJc w:val="left"/>
+      <w:pPr>
+        <w:ind w:left="5760" w:hanging="360"/>
+      </w:pPr>
+      <w:rPr>
+        <w:u w:val="none"/>
+      </w:rPr>
+    </w:lvl>
+    <w:lvl w:ilvl="8">
+      <w:start w:val="1"/>
+      <w:numFmt w:val="bullet"/>
+      <w:lvlText w:val="■"/>
+      <w:lvlJc w:val="left"/>
+      <w:pPr>
+        <w:ind w:left="6480" w:hanging="360"/>
+      </w:pPr>
+      <w:rPr>
+        <w:u w:val="none"/>
+      </w:rPr>
+    </w:lvl>
+  </w:abstractNum>
+  <w:abstractNum w:abstractNumId="21">
+    <w:lvl w:ilvl="0">
+      <w:start w:val="1"/>
+      <w:numFmt w:val="bullet"/>
+      <w:lvlText w:val="●"/>
+      <w:lvlJc w:val="left"/>
+      <w:pPr>
+        <w:ind w:left="720" w:hanging="360"/>
+      </w:pPr>
+      <w:rPr>
+        <w:rFonts w:ascii="Ubuntu" w:cs="Ubuntu" w:eastAsia="Ubuntu" w:hAnsi="Ubuntu"/>
+        <w:b w:val="0"/>
+        <w:bCs w:val="0"/>
+        <w:i w:val="0"/>
+        <w:iCs w:val="0"/>
+        <w:smallCaps w:val="0"/>
+        <w:color w:val="bbbebf"/>
+        <w:sz w:val="21"/>
+        <w:szCs w:val="21"/>
+        <w:u w:val="none"/>
+      </w:rPr>
+    </w:lvl>
+    <w:lvl w:ilvl="1">
+      <w:start w:val="1"/>
+      <w:numFmt w:val="bullet"/>
+      <w:lvlText w:val="○"/>
+      <w:lvlJc w:val="left"/>
+      <w:pPr>
+        <w:ind w:left="1440" w:hanging="360"/>
+      </w:pPr>
+      <w:rPr>
+        <w:rFonts w:ascii="Ubuntu" w:cs="Ubuntu" w:eastAsia="Ubuntu" w:hAnsi="Ubuntu"/>
+        <w:b w:val="0"/>
+        <w:bCs w:val="0"/>
+        <w:i w:val="0"/>
+        <w:iCs w:val="0"/>
+        <w:smallCaps w:val="0"/>
+        <w:color w:val="bbbebf"/>
+        <w:sz w:val="21"/>
+        <w:szCs w:val="21"/>
+        <w:u w:val="none"/>
+      </w:rPr>
+    </w:lvl>
+    <w:lvl w:ilvl="2">
+      <w:start w:val="1"/>
+      <w:numFmt w:val="bullet"/>
+      <w:lvlText w:val="■"/>
+      <w:lvlJc w:val="left"/>
+      <w:pPr>
+        <w:ind w:left="2160" w:hanging="360"/>
+      </w:pPr>
+      <w:rPr>
+        <w:u w:val="none"/>
+      </w:rPr>
+    </w:lvl>
+    <w:lvl w:ilvl="3">
+      <w:start w:val="1"/>
+      <w:numFmt w:val="bullet"/>
+      <w:lvlText w:val="●"/>
+      <w:lvlJc w:val="left"/>
+      <w:pPr>
+        <w:ind w:left="2880" w:hanging="360"/>
+      </w:pPr>
+      <w:rPr>
+        <w:u w:val="none"/>
+      </w:rPr>
+    </w:lvl>
+    <w:lvl w:ilvl="4">
+      <w:start w:val="1"/>
+      <w:numFmt w:val="bullet"/>
+      <w:lvlText w:val="○"/>
+      <w:lvlJc w:val="left"/>
+      <w:pPr>
+        <w:ind w:left="3600" w:hanging="360"/>
+      </w:pPr>
+      <w:rPr>
+        <w:u w:val="none"/>
+      </w:rPr>
+    </w:lvl>
+    <w:lvl w:ilvl="5">
+      <w:start w:val="1"/>
+      <w:numFmt w:val="bullet"/>
+      <w:lvlText w:val="■"/>
+      <w:lvlJc w:val="left"/>
+      <w:pPr>
+        <w:ind w:left="4320" w:hanging="360"/>
+      </w:pPr>
+      <w:rPr>
+        <w:u w:val="none"/>
+      </w:rPr>
+    </w:lvl>
+    <w:lvl w:ilvl="6">
+      <w:start w:val="1"/>
+      <w:numFmt w:val="bullet"/>
+      <w:lvlText w:val="●"/>
+      <w:lvlJc w:val="left"/>
+      <w:pPr>
+        <w:ind w:left="5040" w:hanging="360"/>
+      </w:pPr>
+      <w:rPr>
+        <w:u w:val="none"/>
+      </w:rPr>
+    </w:lvl>
+    <w:lvl w:ilvl="7">
+      <w:start w:val="1"/>
+      <w:numFmt w:val="bullet"/>
+      <w:lvlText w:val="○"/>
+      <w:lvlJc w:val="left"/>
+      <w:pPr>
+        <w:ind w:left="5760" w:hanging="360"/>
+      </w:pPr>
+      <w:rPr>
+        <w:u w:val="none"/>
+      </w:rPr>
+    </w:lvl>
+    <w:lvl w:ilvl="8">
+      <w:start w:val="1"/>
+      <w:numFmt w:val="bullet"/>
+      <w:lvlText w:val="■"/>
+      <w:lvlJc w:val="left"/>
+      <w:pPr>
+        <w:ind w:left="6480" w:hanging="360"/>
+      </w:pPr>
+      <w:rPr>
+        <w:u w:val="none"/>
+      </w:rPr>
+    </w:lvl>
+  </w:abstractNum>
+  <w:abstractNum w:abstractNumId="22">
+    <w:lvl w:ilvl="0">
+      <w:start w:val="1"/>
+      <w:numFmt w:val="bullet"/>
+      <w:lvlText w:val="●"/>
+      <w:lvlJc w:val="left"/>
+      <w:pPr>
+        <w:ind w:left="720" w:hanging="360"/>
+      </w:pPr>
+      <w:rPr>
+        <w:rFonts w:ascii="Ubuntu" w:cs="Ubuntu" w:eastAsia="Ubuntu" w:hAnsi="Ubuntu"/>
+        <w:b w:val="0"/>
+        <w:bCs w:val="0"/>
+        <w:i w:val="0"/>
+        <w:iCs w:val="0"/>
+        <w:smallCaps w:val="0"/>
+        <w:color w:val="bbbebf"/>
+        <w:sz w:val="21"/>
+        <w:szCs w:val="21"/>
+        <w:u w:val="none"/>
+      </w:rPr>
+    </w:lvl>
+    <w:lvl w:ilvl="1">
+      <w:start w:val="1"/>
+      <w:numFmt w:val="bullet"/>
+      <w:lvlText w:val="○"/>
+      <w:lvlJc w:val="left"/>
+      <w:pPr>
+        <w:ind w:left="1440" w:hanging="360"/>
+      </w:pPr>
+      <w:rPr>
+        <w:u w:val="none"/>
+      </w:rPr>
+    </w:lvl>
+    <w:lvl w:ilvl="2">
+      <w:start w:val="1"/>
+      <w:numFmt w:val="bullet"/>
+      <w:lvlText w:val="■"/>
+      <w:lvlJc w:val="left"/>
+      <w:pPr>
+        <w:ind w:left="2160" w:hanging="360"/>
+      </w:pPr>
+      <w:rPr>
+        <w:u w:val="none"/>
+      </w:rPr>
+    </w:lvl>
+    <w:lvl w:ilvl="3">
+      <w:start w:val="1"/>
+      <w:numFmt w:val="bullet"/>
+      <w:lvlText w:val="●"/>
+      <w:lvlJc w:val="left"/>
+      <w:pPr>
+        <w:ind w:left="2880" w:hanging="360"/>
+      </w:pPr>
+      <w:rPr>
+        <w:u w:val="none"/>
+      </w:rPr>
+    </w:lvl>
+    <w:lvl w:ilvl="4">
+      <w:start w:val="1"/>
+      <w:numFmt w:val="bullet"/>
+      <w:lvlText w:val="○"/>
+      <w:lvlJc w:val="left"/>
+      <w:pPr>
+        <w:ind w:left="3600" w:hanging="360"/>
+      </w:pPr>
+      <w:rPr>
+        <w:u w:val="none"/>
+      </w:rPr>
+    </w:lvl>
+    <w:lvl w:ilvl="5">
+      <w:start w:val="1"/>
+      <w:numFmt w:val="bullet"/>
+      <w:lvlText w:val="■"/>
+      <w:lvlJc w:val="left"/>
+      <w:pPr>
+        <w:ind w:left="4320" w:hanging="360"/>
+      </w:pPr>
+      <w:rPr>
+        <w:u w:val="none"/>
+      </w:rPr>
+    </w:lvl>
+    <w:lvl w:ilvl="6">
+      <w:start w:val="1"/>
+      <w:numFmt w:val="bullet"/>
+      <w:lvlText w:val="●"/>
+      <w:lvlJc w:val="left"/>
+      <w:pPr>
+        <w:ind w:left="5040" w:hanging="360"/>
+      </w:pPr>
+      <w:rPr>
+        <w:u w:val="none"/>
+      </w:rPr>
+    </w:lvl>
+    <w:lvl w:ilvl="7">
+      <w:start w:val="1"/>
+      <w:numFmt w:val="bullet"/>
+      <w:lvlText w:val="○"/>
+      <w:lvlJc w:val="left"/>
+      <w:pPr>
+        <w:ind w:left="5760" w:hanging="360"/>
+      </w:pPr>
+      <w:rPr>
+        <w:u w:val="none"/>
+      </w:rPr>
+    </w:lvl>
+    <w:lvl w:ilvl="8">
+      <w:start w:val="1"/>
+      <w:numFmt w:val="bullet"/>
+      <w:lvlText w:val="■"/>
+      <w:lvlJc w:val="left"/>
+      <w:pPr>
+        <w:ind w:left="6480" w:hanging="360"/>
+      </w:pPr>
+      <w:rPr>
+        <w:u w:val="none"/>
+      </w:rPr>
+    </w:lvl>
+  </w:abstractNum>
+  <w:abstractNum w:abstractNumId="23">
+    <w:lvl w:ilvl="0">
+      <w:start w:val="1"/>
+      <w:numFmt w:val="bullet"/>
+      <w:lvlText w:val="●"/>
+      <w:lvlJc w:val="left"/>
+      <w:pPr>
+        <w:ind w:left="720" w:hanging="360"/>
+      </w:pPr>
+      <w:rPr>
+        <w:rFonts w:ascii="Ubuntu" w:cs="Ubuntu" w:eastAsia="Ubuntu" w:hAnsi="Ubuntu"/>
+        <w:b w:val="0"/>
+        <w:bCs w:val="0"/>
+        <w:i w:val="0"/>
+        <w:iCs w:val="0"/>
+        <w:smallCaps w:val="0"/>
+        <w:color w:val="bbbebf"/>
+        <w:sz w:val="21"/>
+        <w:szCs w:val="21"/>
+        <w:u w:val="none"/>
+      </w:rPr>
+    </w:lvl>
+    <w:lvl w:ilvl="1">
+      <w:start w:val="1"/>
+      <w:numFmt w:val="bullet"/>
+      <w:lvlText w:val="○"/>
+      <w:lvlJc w:val="left"/>
+      <w:pPr>
+        <w:ind w:left="1440" w:hanging="360"/>
+      </w:pPr>
+      <w:rPr>
+        <w:u w:val="none"/>
+      </w:rPr>
+    </w:lvl>
+    <w:lvl w:ilvl="2">
+      <w:start w:val="1"/>
+      <w:numFmt w:val="bullet"/>
+      <w:lvlText w:val="■"/>
+      <w:lvlJc w:val="left"/>
+      <w:pPr>
+        <w:ind w:left="2160" w:hanging="360"/>
+      </w:pPr>
+      <w:rPr>
+        <w:u w:val="none"/>
+      </w:rPr>
+    </w:lvl>
+    <w:lvl w:ilvl="3">
+      <w:start w:val="1"/>
+      <w:numFmt w:val="bullet"/>
+      <w:lvlText w:val="●"/>
+      <w:lvlJc w:val="left"/>
+      <w:pPr>
+        <w:ind w:left="2880" w:hanging="360"/>
+      </w:pPr>
+      <w:rPr>
+        <w:u w:val="none"/>
+      </w:rPr>
+    </w:lvl>
+    <w:lvl w:ilvl="4">
+      <w:start w:val="1"/>
+      <w:numFmt w:val="bullet"/>
+      <w:lvlText w:val="○"/>
+      <w:lvlJc w:val="left"/>
+      <w:pPr>
+        <w:ind w:left="3600" w:hanging="360"/>
+      </w:pPr>
+      <w:rPr>
+        <w:u w:val="none"/>
+      </w:rPr>
+    </w:lvl>
+    <w:lvl w:ilvl="5">
+      <w:start w:val="1"/>
+      <w:numFmt w:val="bullet"/>
+      <w:lvlText w:val="■"/>
+      <w:lvlJc w:val="left"/>
+      <w:pPr>
+        <w:ind w:left="4320" w:hanging="360"/>
+      </w:pPr>
+      <w:rPr>
+        <w:u w:val="none"/>
+      </w:rPr>
+    </w:lvl>
+    <w:lvl w:ilvl="6">
+      <w:start w:val="1"/>
+      <w:numFmt w:val="bullet"/>
+      <w:lvlText w:val="●"/>
+      <w:lvlJc w:val="left"/>
+      <w:pPr>
+        <w:ind w:left="5040" w:hanging="360"/>
+      </w:pPr>
+      <w:rPr>
+        <w:u w:val="none"/>
+      </w:rPr>
+    </w:lvl>
+    <w:lvl w:ilvl="7">
+      <w:start w:val="1"/>
+      <w:numFmt w:val="bullet"/>
+      <w:lvlText w:val="○"/>
+      <w:lvlJc w:val="left"/>
+      <w:pPr>
+        <w:ind w:left="5760" w:hanging="360"/>
+      </w:pPr>
+      <w:rPr>
+        <w:u w:val="none"/>
+      </w:rPr>
+    </w:lvl>
+    <w:lvl w:ilvl="8">
+      <w:start w:val="1"/>
+      <w:numFmt w:val="bullet"/>
+      <w:lvlText w:val="■"/>
+      <w:lvlJc w:val="left"/>
+      <w:pPr>
+        <w:ind w:left="6480" w:hanging="360"/>
+      </w:pPr>
+      <w:rPr>
+        <w:u w:val="none"/>
+      </w:rPr>
+    </w:lvl>
+  </w:abstractNum>
+  <w:abstractNum w:abstractNumId="24">
     <w:lvl w:ilvl="0">
       <w:start w:val="1"/>
       <w:numFmt w:val="bullet"/>
@@ -4317,6 +8322,39 @@
   </w:num>
   <w:num w:numId="13">
     <w:abstractNumId w:val="13"/>
+  </w:num>
+  <w:num w:numId="14">
+    <w:abstractNumId w:val="14"/>
+  </w:num>
+  <w:num w:numId="15">
+    <w:abstractNumId w:val="15"/>
+  </w:num>
+  <w:num w:numId="16">
+    <w:abstractNumId w:val="16"/>
+  </w:num>
+  <w:num w:numId="17">
+    <w:abstractNumId w:val="17"/>
+  </w:num>
+  <w:num w:numId="18">
+    <w:abstractNumId w:val="18"/>
+  </w:num>
+  <w:num w:numId="19">
+    <w:abstractNumId w:val="19"/>
+  </w:num>
+  <w:num w:numId="20">
+    <w:abstractNumId w:val="20"/>
+  </w:num>
+  <w:num w:numId="21">
+    <w:abstractNumId w:val="21"/>
+  </w:num>
+  <w:num w:numId="22">
+    <w:abstractNumId w:val="22"/>
+  </w:num>
+  <w:num w:numId="23">
+    <w:abstractNumId w:val="23"/>
+  </w:num>
+  <w:num w:numId="24">
+    <w:abstractNumId w:val="24"/>
   </w:num>
 </w:numbering>
 </file>
